--- a/03-振荡电路/01-RC振荡器/双T振荡器/双T振荡器.docx
+++ b/03-振荡电路/01-RC振荡器/双T振荡器/双T振荡器.docx
@@ -2922,6 +2922,20 @@
     </w:p>
     <w:bookmarkEnd w:id="26"/>
     <w:bookmarkEnd w:id="27"/>
+    <w:p>
+      <w:pPr>
+        <w:spacing w:before="360"/>
+        <w:jc w:val="center"/>
+      </w:pPr>
+      <w:r>
+        <w:rPr>
+          <w:rFonts w:ascii="Times New Roman" w:hAnsi="Times New Roman"/>
+          <w:color w:val="555555"/>
+          <w:sz w:val="21"/>
+        </w:rPr>
+        <w:t>材料收集者：杜文杰</w:t>
+      </w:r>
+    </w:p>
     <w:sectPr>
       <w:headerReference r:id="rId9" w:type="default"/>
       <w:footerReference r:id="rId10" w:type="default"/>

--- a/03-振荡电路/01-RC振荡器/双T振荡器/双T振荡器.docx
+++ b/03-振荡电路/01-RC振荡器/双T振荡器/双T振荡器.docx
@@ -1,6 +1,6 @@
 
 <file path=word/document.xml><?xml version="1.0" encoding="utf-8"?>
-<w:document xmlns:w="http://schemas.openxmlformats.org/wordprocessingml/2006/main" xmlns:m="http://schemas.openxmlformats.org/officeDocument/2006/math" xmlns:r="http://schemas.openxmlformats.org/officeDocument/2006/relationships" xmlns:o="urn:schemas-microsoft-com:office:office" xmlns:v="urn:schemas-microsoft-com:vml" xmlns:w10="urn:schemas-microsoft-com:office:word" xmlns:a="http://schemas.openxmlformats.org/drawingml/2006/main" xmlns:pic="http://schemas.openxmlformats.org/drawingml/2006/picture" xmlns:wp="http://schemas.openxmlformats.org/drawingml/2006/wordprocessingDrawing">
+<w:document xmlns:m="http://schemas.openxmlformats.org/officeDocument/2006/math" xmlns:r="http://schemas.openxmlformats.org/officeDocument/2006/relationships" xmlns:w="http://schemas.openxmlformats.org/wordprocessingml/2006/main" xmlns:o="urn:schemas-microsoft-com:office:office" xmlns:v="urn:schemas-microsoft-com:vml" xmlns:w10="urn:schemas-microsoft-com:office:word" xmlns:a="http://schemas.openxmlformats.org/drawingml/2006/main" xmlns:pic="http://schemas.openxmlformats.org/drawingml/2006/picture" xmlns:wp="http://schemas.openxmlformats.org/drawingml/2006/wordprocessingDrawing">
   <w:body>
     <w:bookmarkStart w:id="27" w:name="双-t-振荡器"/>
     <w:p>
@@ -9,16 +9,19 @@
       </w:pPr>
       <w:r>
         <w:rPr>
-          <w:rFonts w:hint="eastAsia"/>
+          <w:rFonts w:hint="eastAsia" w:eastAsia="黑体"/>
         </w:rPr>
         <w:t xml:space="preserve">双</w:t>
       </w:r>
       <w:r>
+        <w:rPr>
+          <w:rFonts w:eastAsia="黑体"/>
+        </w:rPr>
         <w:t xml:space="preserve"> T </w:t>
       </w:r>
       <w:r>
         <w:rPr>
-          <w:rFonts w:hint="eastAsia"/>
+          <w:rFonts w:hint="eastAsia" w:eastAsia="黑体"/>
         </w:rPr>
         <w:t xml:space="preserve">振荡器</w:t>
       </w:r>
@@ -30,7 +33,7 @@
       </w:pPr>
       <w:r>
         <w:rPr>
-          <w:rFonts w:hint="eastAsia"/>
+          <w:rFonts w:hint="eastAsia" w:eastAsia="黑体"/>
         </w:rPr>
         <w:t xml:space="preserve">拓扑描述</w:t>
       </w:r>
@@ -41,13 +44,13 @@
       </w:pPr>
       <w:r>
         <w:rPr>
-          <w:rFonts w:hint="eastAsia"/>
+          <w:rFonts w:hint="eastAsia" w:eastAsia="黑体"/>
         </w:rPr>
         <w:t xml:space="preserve">本电路由</w:t>
       </w:r>
       <w:r>
         <w:rPr>
-          <w:rFonts w:hint="eastAsia"/>
+          <w:rFonts w:hint="eastAsia" w:eastAsia="黑体"/>
           <w:b/>
           <w:bCs/>
         </w:rPr>
@@ -55,6 +58,7 @@
       </w:r>
       <w:r>
         <w:rPr>
+          <w:rFonts w:eastAsia="黑体"/>
           <w:b/>
           <w:bCs/>
         </w:rPr>
@@ -75,17 +79,20 @@
         </m:sSub>
       </m:oMath>
       <w:r>
+        <w:rPr>
+          <w:rFonts w:eastAsia="黑体"/>
+        </w:rPr>
         <w:t xml:space="preserve"> </w:t>
       </w:r>
       <w:r>
         <w:rPr>
-          <w:rFonts w:hint="eastAsia"/>
+          <w:rFonts w:hint="eastAsia" w:eastAsia="黑体"/>
         </w:rPr>
         <w:t xml:space="preserve">与</w:t>
       </w:r>
       <w:r>
         <w:rPr>
-          <w:rFonts w:hint="eastAsia"/>
+          <w:rFonts w:hint="eastAsia" w:eastAsia="黑体"/>
           <w:b/>
           <w:bCs/>
         </w:rPr>
@@ -93,6 +100,7 @@
       </w:r>
       <w:r>
         <w:rPr>
+          <w:rFonts w:eastAsia="黑体"/>
           <w:b/>
           <w:bCs/>
         </w:rPr>
@@ -100,7 +108,7 @@
       </w:r>
       <w:r>
         <w:rPr>
-          <w:rFonts w:hint="eastAsia"/>
+          <w:rFonts w:hint="eastAsia" w:eastAsia="黑体"/>
           <w:b/>
           <w:bCs/>
         </w:rPr>
@@ -108,6 +116,7 @@
       </w:r>
       <w:r>
         <w:rPr>
+          <w:rFonts w:eastAsia="黑体"/>
           <w:b/>
           <w:bCs/>
         </w:rPr>
@@ -115,7 +124,7 @@
       </w:r>
       <w:r>
         <w:rPr>
-          <w:rFonts w:hint="eastAsia"/>
+          <w:rFonts w:hint="eastAsia" w:eastAsia="黑体"/>
           <w:b/>
           <w:bCs/>
         </w:rPr>
@@ -123,16 +132,19 @@
       </w:r>
       <w:r>
         <w:rPr>
-          <w:rFonts w:hint="eastAsia"/>
+          <w:rFonts w:hint="eastAsia" w:eastAsia="黑体"/>
         </w:rPr>
         <w:t xml:space="preserve">（两个</w:t>
       </w:r>
       <w:r>
+        <w:rPr>
+          <w:rFonts w:eastAsia="黑体"/>
+        </w:rPr>
         <w:t xml:space="preserve"> T </w:t>
       </w:r>
       <w:r>
         <w:rPr>
-          <w:rFonts w:hint="eastAsia"/>
+          <w:rFonts w:hint="eastAsia" w:eastAsia="黑体"/>
         </w:rPr>
         <w:t xml:space="preserve">形网络并联：</w:t>
       </w:r>
@@ -142,6 +154,9 @@
         </m:r>
       </m:oMath>
       <w:r>
+        <w:rPr>
+          <w:rFonts w:eastAsia="黑体"/>
+        </w:rPr>
         <w:t xml:space="preserve">-</w:t>
       </w:r>
       <m:oMath>
@@ -150,6 +165,9 @@
         </m:r>
       </m:oMath>
       <w:r>
+        <w:rPr>
+          <w:rFonts w:eastAsia="黑体"/>
+        </w:rPr>
         <w:t xml:space="preserve">-</w:t>
       </w:r>
       <m:oMath>
@@ -161,15 +179,21 @@
         </m:r>
       </m:oMath>
       <w:r>
+        <w:rPr>
+          <w:rFonts w:eastAsia="黑体"/>
+        </w:rPr>
         <w:t xml:space="preserve"> </w:t>
       </w:r>
       <w:r>
         <w:rPr>
-          <w:rFonts w:hint="eastAsia"/>
+          <w:rFonts w:hint="eastAsia" w:eastAsia="黑体"/>
         </w:rPr>
         <w:t xml:space="preserve">串臂与</w:t>
       </w:r>
       <w:r>
+        <w:rPr>
+          <w:rFonts w:eastAsia="黑体"/>
+        </w:rPr>
         <w:t xml:space="preserve"> </w:t>
       </w:r>
       <m:oMath>
@@ -178,6 +202,9 @@
         </m:r>
       </m:oMath>
       <w:r>
+        <w:rPr>
+          <w:rFonts w:eastAsia="黑体"/>
+        </w:rPr>
         <w:t xml:space="preserve">-</w:t>
       </w:r>
       <m:oMath>
@@ -186,6 +213,9 @@
         </m:r>
       </m:oMath>
       <w:r>
+        <w:rPr>
+          <w:rFonts w:eastAsia="黑体"/>
+        </w:rPr>
         <w:t xml:space="preserve">-</w:t>
       </w:r>
       <m:oMath>
@@ -203,17 +233,20 @@
         </m:r>
       </m:oMath>
       <w:r>
+        <w:rPr>
+          <w:rFonts w:eastAsia="黑体"/>
+        </w:rPr>
         <w:t xml:space="preserve"> </w:t>
       </w:r>
       <w:r>
         <w:rPr>
-          <w:rFonts w:hint="eastAsia"/>
+          <w:rFonts w:hint="eastAsia" w:eastAsia="黑体"/>
         </w:rPr>
         <w:t xml:space="preserve">并臂）组成，另由</w:t>
       </w:r>
       <w:r>
         <w:rPr>
-          <w:rFonts w:hint="eastAsia"/>
+          <w:rFonts w:hint="eastAsia" w:eastAsia="黑体"/>
           <w:b/>
           <w:bCs/>
         </w:rPr>
@@ -221,6 +254,7 @@
       </w:r>
       <w:r>
         <w:rPr>
+          <w:rFonts w:eastAsia="黑体"/>
           <w:b/>
           <w:bCs/>
         </w:rPr>
@@ -242,6 +276,7 @@
       </m:oMath>
       <w:r>
         <w:rPr>
+          <w:rFonts w:eastAsia="黑体"/>
           <w:b/>
           <w:bCs/>
         </w:rPr>
@@ -262,26 +297,32 @@
         </m:sSub>
       </m:oMath>
       <w:r>
+        <w:rPr>
+          <w:rFonts w:eastAsia="黑体"/>
+        </w:rPr>
         <w:t xml:space="preserve"> </w:t>
       </w:r>
       <w:r>
         <w:rPr>
-          <w:rFonts w:hint="eastAsia"/>
+          <w:rFonts w:hint="eastAsia" w:eastAsia="黑体"/>
         </w:rPr>
         <w:t xml:space="preserve">提供正反馈。电路共有</w:t>
       </w:r>
       <w:r>
+        <w:rPr>
+          <w:rFonts w:eastAsia="黑体"/>
+        </w:rPr>
         <w:t xml:space="preserve"> 6 </w:t>
       </w:r>
       <w:r>
         <w:rPr>
-          <w:rFonts w:hint="eastAsia"/>
+          <w:rFonts w:hint="eastAsia" w:eastAsia="黑体"/>
         </w:rPr>
         <w:t xml:space="preserve">个关键节点：</w:t>
       </w:r>
       <w:r>
         <w:rPr>
-          <w:rFonts w:hint="eastAsia"/>
+          <w:rFonts w:hint="eastAsia" w:eastAsia="黑体"/>
           <w:b/>
           <w:bCs/>
         </w:rPr>
@@ -289,6 +330,7 @@
       </w:r>
       <w:r>
         <w:rPr>
+          <w:rFonts w:eastAsia="黑体"/>
           <w:b/>
           <w:bCs/>
         </w:rPr>
@@ -296,7 +338,7 @@
       </w:r>
       <w:r>
         <w:rPr>
-          <w:rFonts w:hint="eastAsia"/>
+          <w:rFonts w:hint="eastAsia" w:eastAsia="黑体"/>
           <w:b/>
           <w:bCs/>
         </w:rPr>
@@ -304,7 +346,7 @@
       </w:r>
       <w:r>
         <w:rPr>
-          <w:rFonts w:hint="eastAsia"/>
+          <w:rFonts w:hint="eastAsia" w:eastAsia="黑体"/>
         </w:rPr>
         <w:t xml:space="preserve">（</w:t>
       </w:r>
@@ -323,24 +365,33 @@
         </m:sSub>
       </m:oMath>
       <w:r>
+        <w:rPr>
+          <w:rFonts w:eastAsia="黑体"/>
+        </w:rPr>
         <w:t xml:space="preserve"> </w:t>
       </w:r>
       <w:r>
         <w:rPr>
-          <w:rFonts w:hint="eastAsia"/>
+          <w:rFonts w:hint="eastAsia" w:eastAsia="黑体"/>
         </w:rPr>
         <w:t xml:space="preserve">的输出端</w:t>
       </w:r>
       <w:r>
+        <w:rPr>
+          <w:rFonts w:eastAsia="黑体"/>
+        </w:rPr>
         <w:t xml:space="preserve"> OUT </w:t>
       </w:r>
       <w:r>
         <w:rPr>
-          <w:rFonts w:hint="eastAsia"/>
+          <w:rFonts w:hint="eastAsia" w:eastAsia="黑体"/>
         </w:rPr>
         <w:t xml:space="preserve">与</w:t>
       </w:r>
       <w:r>
+        <w:rPr>
+          <w:rFonts w:eastAsia="黑体"/>
+        </w:rPr>
         <w:t xml:space="preserve"> </w:t>
       </w:r>
       <m:oMath>
@@ -358,11 +409,14 @@
         </m:sSub>
       </m:oMath>
       <w:r>
+        <w:rPr>
+          <w:rFonts w:eastAsia="黑体"/>
+        </w:rPr>
         <w:t xml:space="preserve"> </w:t>
       </w:r>
       <w:r>
         <w:rPr>
-          <w:rFonts w:hint="eastAsia"/>
+          <w:rFonts w:hint="eastAsia" w:eastAsia="黑体"/>
         </w:rPr>
         <w:t xml:space="preserve">一端、</w:t>
       </w:r>
@@ -381,11 +435,14 @@
         </m:sSub>
       </m:oMath>
       <w:r>
+        <w:rPr>
+          <w:rFonts w:eastAsia="黑体"/>
+        </w:rPr>
         <w:t xml:space="preserve"> </w:t>
       </w:r>
       <w:r>
         <w:rPr>
-          <w:rFonts w:hint="eastAsia"/>
+          <w:rFonts w:hint="eastAsia" w:eastAsia="黑体"/>
         </w:rPr>
         <w:t xml:space="preserve">一端、</w:t>
       </w:r>
@@ -404,17 +461,20 @@
         </m:sSub>
       </m:oMath>
       <w:r>
+        <w:rPr>
+          <w:rFonts w:eastAsia="黑体"/>
+        </w:rPr>
         <w:t xml:space="preserve"> </w:t>
       </w:r>
       <w:r>
         <w:rPr>
-          <w:rFonts w:hint="eastAsia"/>
+          <w:rFonts w:hint="eastAsia" w:eastAsia="黑体"/>
         </w:rPr>
         <w:t xml:space="preserve">一端相连）；</w:t>
       </w:r>
       <w:r>
         <w:rPr>
-          <w:rFonts w:hint="eastAsia"/>
+          <w:rFonts w:hint="eastAsia" w:eastAsia="黑体"/>
           <w:b/>
           <w:bCs/>
         </w:rPr>
@@ -422,6 +482,7 @@
       </w:r>
       <w:r>
         <w:rPr>
+          <w:rFonts w:eastAsia="黑体"/>
           <w:b/>
           <w:bCs/>
         </w:rPr>
@@ -429,7 +490,7 @@
       </w:r>
       <w:r>
         <w:rPr>
-          <w:rFonts w:hint="eastAsia"/>
+          <w:rFonts w:hint="eastAsia" w:eastAsia="黑体"/>
           <w:b/>
           <w:bCs/>
         </w:rPr>
@@ -437,6 +498,7 @@
       </w:r>
       <w:r>
         <w:rPr>
+          <w:rFonts w:eastAsia="黑体"/>
           <w:b/>
           <w:bCs/>
         </w:rPr>
@@ -444,7 +506,7 @@
       </w:r>
       <w:r>
         <w:rPr>
-          <w:rFonts w:hint="eastAsia"/>
+          <w:rFonts w:hint="eastAsia" w:eastAsia="黑体"/>
           <w:b/>
           <w:bCs/>
         </w:rPr>
@@ -452,7 +514,7 @@
       </w:r>
       <w:r>
         <w:rPr>
-          <w:rFonts w:hint="eastAsia"/>
+          <w:rFonts w:hint="eastAsia" w:eastAsia="黑体"/>
         </w:rPr>
         <w:t xml:space="preserve">（</w:t>
       </w:r>
@@ -471,11 +533,14 @@
         </m:sSub>
       </m:oMath>
       <w:r>
+        <w:rPr>
+          <w:rFonts w:eastAsia="黑体"/>
+        </w:rPr>
         <w:t xml:space="preserve"> </w:t>
       </w:r>
       <w:r>
         <w:rPr>
-          <w:rFonts w:hint="eastAsia"/>
+          <w:rFonts w:hint="eastAsia" w:eastAsia="黑体"/>
         </w:rPr>
         <w:t xml:space="preserve">另一端、</w:t>
       </w:r>
@@ -494,11 +559,14 @@
         </m:sSub>
       </m:oMath>
       <w:r>
+        <w:rPr>
+          <w:rFonts w:eastAsia="黑体"/>
+        </w:rPr>
         <w:t xml:space="preserve"> </w:t>
       </w:r>
       <w:r>
         <w:rPr>
-          <w:rFonts w:hint="eastAsia"/>
+          <w:rFonts w:hint="eastAsia" w:eastAsia="黑体"/>
         </w:rPr>
         <w:t xml:space="preserve">一端、</w:t>
       </w:r>
@@ -511,15 +579,21 @@
         </m:r>
       </m:oMath>
       <w:r>
+        <w:rPr>
+          <w:rFonts w:eastAsia="黑体"/>
+        </w:rPr>
         <w:t xml:space="preserve"> </w:t>
       </w:r>
       <w:r>
         <w:rPr>
-          <w:rFonts w:hint="eastAsia"/>
+          <w:rFonts w:hint="eastAsia" w:eastAsia="黑体"/>
         </w:rPr>
         <w:t xml:space="preserve">电容</w:t>
       </w:r>
       <w:r>
+        <w:rPr>
+          <w:rFonts w:eastAsia="黑体"/>
+        </w:rPr>
         <w:t xml:space="preserve"> </w:t>
       </w:r>
       <m:oMath>
@@ -537,17 +611,20 @@
         </m:sSub>
       </m:oMath>
       <w:r>
+        <w:rPr>
+          <w:rFonts w:eastAsia="黑体"/>
+        </w:rPr>
         <w:t xml:space="preserve"> </w:t>
       </w:r>
       <w:r>
         <w:rPr>
-          <w:rFonts w:hint="eastAsia"/>
+          <w:rFonts w:hint="eastAsia" w:eastAsia="黑体"/>
         </w:rPr>
         <w:t xml:space="preserve">一端相连）；</w:t>
       </w:r>
       <w:r>
         <w:rPr>
-          <w:rFonts w:hint="eastAsia"/>
+          <w:rFonts w:hint="eastAsia" w:eastAsia="黑体"/>
           <w:b/>
           <w:bCs/>
         </w:rPr>
@@ -555,6 +632,7 @@
       </w:r>
       <w:r>
         <w:rPr>
+          <w:rFonts w:eastAsia="黑体"/>
           <w:b/>
           <w:bCs/>
         </w:rPr>
@@ -562,7 +640,7 @@
       </w:r>
       <w:r>
         <w:rPr>
-          <w:rFonts w:hint="eastAsia"/>
+          <w:rFonts w:hint="eastAsia" w:eastAsia="黑体"/>
           <w:b/>
           <w:bCs/>
         </w:rPr>
@@ -570,6 +648,7 @@
       </w:r>
       <w:r>
         <w:rPr>
+          <w:rFonts w:eastAsia="黑体"/>
           <w:b/>
           <w:bCs/>
         </w:rPr>
@@ -577,7 +656,7 @@
       </w:r>
       <w:r>
         <w:rPr>
-          <w:rFonts w:hint="eastAsia"/>
+          <w:rFonts w:hint="eastAsia" w:eastAsia="黑体"/>
           <w:b/>
           <w:bCs/>
         </w:rPr>
@@ -585,7 +664,7 @@
       </w:r>
       <w:r>
         <w:rPr>
-          <w:rFonts w:hint="eastAsia"/>
+          <w:rFonts w:hint="eastAsia" w:eastAsia="黑体"/>
         </w:rPr>
         <w:t xml:space="preserve">（</w:t>
       </w:r>
@@ -604,11 +683,14 @@
         </m:sSub>
       </m:oMath>
       <w:r>
+        <w:rPr>
+          <w:rFonts w:eastAsia="黑体"/>
+        </w:rPr>
         <w:t xml:space="preserve"> </w:t>
       </w:r>
       <w:r>
         <w:rPr>
-          <w:rFonts w:hint="eastAsia"/>
+          <w:rFonts w:hint="eastAsia" w:eastAsia="黑体"/>
         </w:rPr>
         <w:t xml:space="preserve">另一端、</w:t>
       </w:r>
@@ -627,11 +709,14 @@
         </m:sSub>
       </m:oMath>
       <w:r>
+        <w:rPr>
+          <w:rFonts w:eastAsia="黑体"/>
+        </w:rPr>
         <w:t xml:space="preserve"> </w:t>
       </w:r>
       <w:r>
         <w:rPr>
-          <w:rFonts w:hint="eastAsia"/>
+          <w:rFonts w:hint="eastAsia" w:eastAsia="黑体"/>
         </w:rPr>
         <w:t xml:space="preserve">一端、</w:t>
       </w:r>
@@ -650,15 +735,21 @@
         </m:r>
       </m:oMath>
       <w:r>
+        <w:rPr>
+          <w:rFonts w:eastAsia="黑体"/>
+        </w:rPr>
         <w:t xml:space="preserve"> </w:t>
       </w:r>
       <w:r>
         <w:rPr>
-          <w:rFonts w:hint="eastAsia"/>
+          <w:rFonts w:hint="eastAsia" w:eastAsia="黑体"/>
         </w:rPr>
         <w:t xml:space="preserve">电阻</w:t>
       </w:r>
       <w:r>
+        <w:rPr>
+          <w:rFonts w:eastAsia="黑体"/>
+        </w:rPr>
         <w:t xml:space="preserve"> </w:t>
       </w:r>
       <m:oMath>
@@ -676,17 +767,20 @@
         </m:sSub>
       </m:oMath>
       <w:r>
+        <w:rPr>
+          <w:rFonts w:eastAsia="黑体"/>
+        </w:rPr>
         <w:t xml:space="preserve"> </w:t>
       </w:r>
       <w:r>
         <w:rPr>
-          <w:rFonts w:hint="eastAsia"/>
+          <w:rFonts w:hint="eastAsia" w:eastAsia="黑体"/>
         </w:rPr>
         <w:t xml:space="preserve">一端相连）；</w:t>
       </w:r>
       <w:r>
         <w:rPr>
-          <w:rFonts w:hint="eastAsia"/>
+          <w:rFonts w:hint="eastAsia" w:eastAsia="黑体"/>
           <w:b/>
           <w:bCs/>
         </w:rPr>
@@ -694,6 +788,7 @@
       </w:r>
       <w:r>
         <w:rPr>
+          <w:rFonts w:eastAsia="黑体"/>
           <w:b/>
           <w:bCs/>
         </w:rPr>
@@ -701,7 +796,7 @@
       </w:r>
       <w:r>
         <w:rPr>
-          <w:rFonts w:hint="eastAsia"/>
+          <w:rFonts w:hint="eastAsia" w:eastAsia="黑体"/>
           <w:b/>
           <w:bCs/>
         </w:rPr>
@@ -709,6 +804,7 @@
       </w:r>
       <w:r>
         <w:rPr>
+          <w:rFonts w:eastAsia="黑体"/>
           <w:b/>
           <w:bCs/>
         </w:rPr>
@@ -716,7 +812,7 @@
       </w:r>
       <w:r>
         <w:rPr>
-          <w:rFonts w:hint="eastAsia"/>
+          <w:rFonts w:hint="eastAsia" w:eastAsia="黑体"/>
           <w:b/>
           <w:bCs/>
         </w:rPr>
@@ -724,7 +820,7 @@
       </w:r>
       <w:r>
         <w:rPr>
-          <w:rFonts w:hint="eastAsia"/>
+          <w:rFonts w:hint="eastAsia" w:eastAsia="黑体"/>
         </w:rPr>
         <w:t xml:space="preserve">（</w:t>
       </w:r>
@@ -743,11 +839,14 @@
         </m:sSub>
       </m:oMath>
       <w:r>
+        <w:rPr>
+          <w:rFonts w:eastAsia="黑体"/>
+        </w:rPr>
         <w:t xml:space="preserve"> </w:t>
       </w:r>
       <w:r>
         <w:rPr>
-          <w:rFonts w:hint="eastAsia"/>
+          <w:rFonts w:hint="eastAsia" w:eastAsia="黑体"/>
         </w:rPr>
         <w:t xml:space="preserve">另一端、</w:t>
       </w:r>
@@ -766,15 +865,21 @@
         </m:sSub>
       </m:oMath>
       <w:r>
+        <w:rPr>
+          <w:rFonts w:eastAsia="黑体"/>
+        </w:rPr>
         <w:t xml:space="preserve"> </w:t>
       </w:r>
       <w:r>
         <w:rPr>
-          <w:rFonts w:hint="eastAsia"/>
+          <w:rFonts w:hint="eastAsia" w:eastAsia="黑体"/>
         </w:rPr>
         <w:t xml:space="preserve">另一端与</w:t>
       </w:r>
       <w:r>
+        <w:rPr>
+          <w:rFonts w:eastAsia="黑体"/>
+        </w:rPr>
         <w:t xml:space="preserve"> </w:t>
       </w:r>
       <m:oMath>
@@ -792,26 +897,32 @@
         </m:sSub>
       </m:oMath>
       <w:r>
+        <w:rPr>
+          <w:rFonts w:eastAsia="黑体"/>
+        </w:rPr>
         <w:t xml:space="preserve"> </w:t>
       </w:r>
       <w:r>
         <w:rPr>
-          <w:rFonts w:hint="eastAsia"/>
+          <w:rFonts w:hint="eastAsia" w:eastAsia="黑体"/>
         </w:rPr>
         <w:t xml:space="preserve">的反相输入端</w:t>
       </w:r>
       <w:r>
+        <w:rPr>
+          <w:rFonts w:eastAsia="黑体"/>
+        </w:rPr>
         <w:t xml:space="preserve"> IN− </w:t>
       </w:r>
       <w:r>
         <w:rPr>
-          <w:rFonts w:hint="eastAsia"/>
+          <w:rFonts w:hint="eastAsia" w:eastAsia="黑体"/>
         </w:rPr>
         <w:t xml:space="preserve">相连）；</w:t>
       </w:r>
       <w:r>
         <w:rPr>
-          <w:rFonts w:hint="eastAsia"/>
+          <w:rFonts w:hint="eastAsia" w:eastAsia="黑体"/>
           <w:b/>
           <w:bCs/>
         </w:rPr>
@@ -819,6 +930,7 @@
       </w:r>
       <w:r>
         <w:rPr>
+          <w:rFonts w:eastAsia="黑体"/>
           <w:b/>
           <w:bCs/>
         </w:rPr>
@@ -826,7 +938,7 @@
       </w:r>
       <w:r>
         <w:rPr>
-          <w:rFonts w:hint="eastAsia"/>
+          <w:rFonts w:hint="eastAsia" w:eastAsia="黑体"/>
           <w:b/>
           <w:bCs/>
         </w:rPr>
@@ -834,7 +946,7 @@
       </w:r>
       <w:r>
         <w:rPr>
-          <w:rFonts w:hint="eastAsia"/>
+          <w:rFonts w:hint="eastAsia" w:eastAsia="黑体"/>
         </w:rPr>
         <w:t xml:space="preserve">（</w:t>
       </w:r>
@@ -853,24 +965,33 @@
         </m:sSub>
       </m:oMath>
       <w:r>
+        <w:rPr>
+          <w:rFonts w:eastAsia="黑体"/>
+        </w:rPr>
         <w:t xml:space="preserve"> </w:t>
       </w:r>
       <w:r>
         <w:rPr>
-          <w:rFonts w:hint="eastAsia"/>
+          <w:rFonts w:hint="eastAsia" w:eastAsia="黑体"/>
         </w:rPr>
         <w:t xml:space="preserve">的同相输入端</w:t>
       </w:r>
       <w:r>
+        <w:rPr>
+          <w:rFonts w:eastAsia="黑体"/>
+        </w:rPr>
         <w:t xml:space="preserve"> IN+ </w:t>
       </w:r>
       <w:r>
         <w:rPr>
-          <w:rFonts w:hint="eastAsia"/>
+          <w:rFonts w:hint="eastAsia" w:eastAsia="黑体"/>
         </w:rPr>
         <w:t xml:space="preserve">与</w:t>
       </w:r>
       <w:r>
+        <w:rPr>
+          <w:rFonts w:eastAsia="黑体"/>
+        </w:rPr>
         <w:t xml:space="preserve"> </w:t>
       </w:r>
       <m:oMath>
@@ -888,11 +1009,14 @@
         </m:sSub>
       </m:oMath>
       <w:r>
+        <w:rPr>
+          <w:rFonts w:eastAsia="黑体"/>
+        </w:rPr>
         <w:t xml:space="preserve"> </w:t>
       </w:r>
       <w:r>
         <w:rPr>
-          <w:rFonts w:hint="eastAsia"/>
+          <w:rFonts w:hint="eastAsia" w:eastAsia="黑体"/>
         </w:rPr>
         <w:t xml:space="preserve">另一端、</w:t>
       </w:r>
@@ -911,17 +1035,20 @@
         </m:sSub>
       </m:oMath>
       <w:r>
+        <w:rPr>
+          <w:rFonts w:eastAsia="黑体"/>
+        </w:rPr>
         <w:t xml:space="preserve"> </w:t>
       </w:r>
       <w:r>
         <w:rPr>
-          <w:rFonts w:hint="eastAsia"/>
+          <w:rFonts w:hint="eastAsia" w:eastAsia="黑体"/>
         </w:rPr>
         <w:t xml:space="preserve">上端相连）；</w:t>
       </w:r>
       <w:r>
         <w:rPr>
-          <w:rFonts w:hint="eastAsia"/>
+          <w:rFonts w:hint="eastAsia" w:eastAsia="黑体"/>
           <w:b/>
           <w:bCs/>
         </w:rPr>
@@ -929,6 +1056,7 @@
       </w:r>
       <w:r>
         <w:rPr>
+          <w:rFonts w:eastAsia="黑体"/>
           <w:b/>
           <w:bCs/>
         </w:rPr>
@@ -936,7 +1064,7 @@
       </w:r>
       <w:r>
         <w:rPr>
-          <w:rFonts w:hint="eastAsia"/>
+          <w:rFonts w:hint="eastAsia" w:eastAsia="黑体"/>
           <w:b/>
           <w:bCs/>
         </w:rPr>
@@ -944,6 +1072,7 @@
       </w:r>
       <w:r>
         <w:rPr>
+          <w:rFonts w:eastAsia="黑体"/>
           <w:b/>
           <w:bCs/>
         </w:rPr>
@@ -951,7 +1080,7 @@
       </w:r>
       <w:r>
         <w:rPr>
-          <w:rFonts w:hint="eastAsia"/>
+          <w:rFonts w:hint="eastAsia" w:eastAsia="黑体"/>
         </w:rPr>
         <w:t xml:space="preserve">（</w:t>
       </w:r>
@@ -970,11 +1099,14 @@
         </m:sSub>
       </m:oMath>
       <w:r>
+        <w:rPr>
+          <w:rFonts w:eastAsia="黑体"/>
+        </w:rPr>
         <w:t xml:space="preserve"> </w:t>
       </w:r>
       <w:r>
         <w:rPr>
-          <w:rFonts w:hint="eastAsia"/>
+          <w:rFonts w:hint="eastAsia" w:eastAsia="黑体"/>
         </w:rPr>
         <w:t xml:space="preserve">另一端、</w:t>
       </w:r>
@@ -993,11 +1125,14 @@
         </m:sSub>
       </m:oMath>
       <w:r>
+        <w:rPr>
+          <w:rFonts w:eastAsia="黑体"/>
+        </w:rPr>
         <w:t xml:space="preserve"> </w:t>
       </w:r>
       <w:r>
         <w:rPr>
-          <w:rFonts w:hint="eastAsia"/>
+          <w:rFonts w:hint="eastAsia" w:eastAsia="黑体"/>
         </w:rPr>
         <w:t xml:space="preserve">另一端、</w:t>
       </w:r>
@@ -1016,11 +1151,14 @@
         </m:sSub>
       </m:oMath>
       <w:r>
+        <w:rPr>
+          <w:rFonts w:eastAsia="黑体"/>
+        </w:rPr>
         <w:t xml:space="preserve"> </w:t>
       </w:r>
       <w:r>
         <w:rPr>
-          <w:rFonts w:hint="eastAsia"/>
+          <w:rFonts w:hint="eastAsia" w:eastAsia="黑体"/>
         </w:rPr>
         <w:t xml:space="preserve">下端相连）。</w:t>
       </w:r>
@@ -1029,7 +1167,7 @@
       <w:pPr/>
       <w:r>
         <w:rPr>
-          <w:rFonts w:hint="eastAsia"/>
+          <w:rFonts w:hint="eastAsia" w:eastAsia="黑体"/>
         </w:rPr>
         <w:t xml:space="preserve">各元件管脚连接：</w:t>
       </w:r>
@@ -1048,51 +1186,69 @@
         </m:sSub>
       </m:oMath>
       <w:r>
+        <w:rPr>
+          <w:rFonts w:eastAsia="黑体"/>
+        </w:rPr>
         <w:t xml:space="preserve"> </w:t>
       </w:r>
       <w:r>
         <w:rPr>
-          <w:rFonts w:hint="eastAsia"/>
+          <w:rFonts w:hint="eastAsia" w:eastAsia="黑体"/>
         </w:rPr>
         <w:t xml:space="preserve">的反相输入端</w:t>
       </w:r>
       <w:r>
+        <w:rPr>
+          <w:rFonts w:eastAsia="黑体"/>
+        </w:rPr>
         <w:t xml:space="preserve"> IN− </w:t>
       </w:r>
       <w:r>
         <w:rPr>
-          <w:rFonts w:hint="eastAsia"/>
+          <w:rFonts w:hint="eastAsia" w:eastAsia="黑体"/>
         </w:rPr>
         <w:t xml:space="preserve">接反馈节点④、同相输入端</w:t>
       </w:r>
       <w:r>
+        <w:rPr>
+          <w:rFonts w:eastAsia="黑体"/>
+        </w:rPr>
         <w:t xml:space="preserve"> IN+ </w:t>
       </w:r>
       <w:r>
         <w:rPr>
-          <w:rFonts w:hint="eastAsia"/>
+          <w:rFonts w:hint="eastAsia" w:eastAsia="黑体"/>
         </w:rPr>
         <w:t xml:space="preserve">接同相输入节点⑤、OUT</w:t>
       </w:r>
       <w:r>
+        <w:rPr>
+          <w:rFonts w:eastAsia="黑体"/>
+        </w:rPr>
         <w:t xml:space="preserve"> </w:t>
       </w:r>
       <w:r>
         <w:rPr>
-          <w:rFonts w:hint="eastAsia"/>
+          <w:rFonts w:hint="eastAsia" w:eastAsia="黑体"/>
         </w:rPr>
         <w:t xml:space="preserve">接输出节点①、正电源脚</w:t>
       </w:r>
       <w:r>
+        <w:rPr>
+          <w:rFonts w:eastAsia="黑体"/>
+        </w:rPr>
         <w:t xml:space="preserve"> V+ </w:t>
       </w:r>
       <w:r>
         <w:rPr>
-          <w:rFonts w:hint="eastAsia"/>
+          <w:rFonts w:hint="eastAsia" w:eastAsia="黑体"/>
         </w:rPr>
         <w:t xml:space="preserve">接</w:t>
       </w:r>
       <w:r>
+        <w:rPr>
+          <w:rFonts w:eastAsia="黑体"/>
+        </w:rPr>
         <w:t xml:space="preserve"> </w:t>
       </w:r>
       <m:oMath>
@@ -1120,20 +1276,26 @@
       </m:oMath>
       <w:r>
         <w:rPr>
-          <w:rFonts w:hint="eastAsia"/>
+          <w:rFonts w:hint="eastAsia" w:eastAsia="黑体"/>
         </w:rPr>
         <w:t xml:space="preserve">、负电源脚</w:t>
       </w:r>
       <w:r>
+        <w:rPr>
+          <w:rFonts w:eastAsia="黑体"/>
+        </w:rPr>
         <w:t xml:space="preserve"> V− </w:t>
       </w:r>
       <w:r>
         <w:rPr>
-          <w:rFonts w:hint="eastAsia"/>
+          <w:rFonts w:hint="eastAsia" w:eastAsia="黑体"/>
         </w:rPr>
         <w:t xml:space="preserve">接</w:t>
       </w:r>
       <w:r>
+        <w:rPr>
+          <w:rFonts w:eastAsia="黑体"/>
+        </w:rPr>
         <w:t xml:space="preserve"> </w:t>
       </w:r>
       <m:oMath>
@@ -1161,7 +1323,7 @@
       </m:oMath>
       <w:r>
         <w:rPr>
-          <w:rFonts w:hint="eastAsia"/>
+          <w:rFonts w:hint="eastAsia" w:eastAsia="黑体"/>
         </w:rPr>
         <w:t xml:space="preserve">；</w:t>
       </w:r>
@@ -1180,20 +1342,26 @@
         </m:sSub>
       </m:oMath>
       <w:r>
+        <w:rPr>
+          <w:rFonts w:eastAsia="黑体"/>
+        </w:rPr>
         <w:t xml:space="preserve"> </w:t>
       </w:r>
       <w:r>
         <w:rPr>
-          <w:rFonts w:hint="eastAsia"/>
+          <w:rFonts w:hint="eastAsia" w:eastAsia="黑体"/>
         </w:rPr>
         <w:t xml:space="preserve">一端接输出节点①、另一端接网络</w:t>
       </w:r>
       <w:r>
+        <w:rPr>
+          <w:rFonts w:eastAsia="黑体"/>
+        </w:rPr>
         <w:t xml:space="preserve"> A </w:t>
       </w:r>
       <w:r>
         <w:rPr>
-          <w:rFonts w:hint="eastAsia"/>
+          <w:rFonts w:hint="eastAsia" w:eastAsia="黑体"/>
         </w:rPr>
         <w:t xml:space="preserve">中点②；</w:t>
       </w:r>
@@ -1212,20 +1380,26 @@
         </m:sSub>
       </m:oMath>
       <w:r>
+        <w:rPr>
+          <w:rFonts w:eastAsia="黑体"/>
+        </w:rPr>
         <w:t xml:space="preserve"> </w:t>
       </w:r>
       <w:r>
         <w:rPr>
-          <w:rFonts w:hint="eastAsia"/>
+          <w:rFonts w:hint="eastAsia" w:eastAsia="黑体"/>
         </w:rPr>
         <w:t xml:space="preserve">一端接网络</w:t>
       </w:r>
       <w:r>
+        <w:rPr>
+          <w:rFonts w:eastAsia="黑体"/>
+        </w:rPr>
         <w:t xml:space="preserve"> A </w:t>
       </w:r>
       <w:r>
         <w:rPr>
-          <w:rFonts w:hint="eastAsia"/>
+          <w:rFonts w:hint="eastAsia" w:eastAsia="黑体"/>
         </w:rPr>
         <w:t xml:space="preserve">中点②、另一端接反馈节点④；</w:t>
       </w:r>
@@ -1244,20 +1418,26 @@
         </m:sSub>
       </m:oMath>
       <w:r>
+        <w:rPr>
+          <w:rFonts w:eastAsia="黑体"/>
+        </w:rPr>
         <w:t xml:space="preserve"> </w:t>
       </w:r>
       <w:r>
         <w:rPr>
-          <w:rFonts w:hint="eastAsia"/>
+          <w:rFonts w:hint="eastAsia" w:eastAsia="黑体"/>
         </w:rPr>
         <w:t xml:space="preserve">一端接网络</w:t>
       </w:r>
       <w:r>
+        <w:rPr>
+          <w:rFonts w:eastAsia="黑体"/>
+        </w:rPr>
         <w:t xml:space="preserve"> A </w:t>
       </w:r>
       <w:r>
         <w:rPr>
-          <w:rFonts w:hint="eastAsia"/>
+          <w:rFonts w:hint="eastAsia" w:eastAsia="黑体"/>
         </w:rPr>
         <w:t xml:space="preserve">中点②、另一端接地节点⑥；</w:t>
       </w:r>
@@ -1276,20 +1456,26 @@
         </m:sSub>
       </m:oMath>
       <w:r>
+        <w:rPr>
+          <w:rFonts w:eastAsia="黑体"/>
+        </w:rPr>
         <w:t xml:space="preserve"> </w:t>
       </w:r>
       <w:r>
         <w:rPr>
-          <w:rFonts w:hint="eastAsia"/>
+          <w:rFonts w:hint="eastAsia" w:eastAsia="黑体"/>
         </w:rPr>
         <w:t xml:space="preserve">一端接输出节点①、另一端接网络</w:t>
       </w:r>
       <w:r>
+        <w:rPr>
+          <w:rFonts w:eastAsia="黑体"/>
+        </w:rPr>
         <w:t xml:space="preserve"> B </w:t>
       </w:r>
       <w:r>
         <w:rPr>
-          <w:rFonts w:hint="eastAsia"/>
+          <w:rFonts w:hint="eastAsia" w:eastAsia="黑体"/>
         </w:rPr>
         <w:t xml:space="preserve">中点③；</w:t>
       </w:r>
@@ -1308,20 +1494,26 @@
         </m:sSub>
       </m:oMath>
       <w:r>
+        <w:rPr>
+          <w:rFonts w:eastAsia="黑体"/>
+        </w:rPr>
         <w:t xml:space="preserve"> </w:t>
       </w:r>
       <w:r>
         <w:rPr>
-          <w:rFonts w:hint="eastAsia"/>
+          <w:rFonts w:hint="eastAsia" w:eastAsia="黑体"/>
         </w:rPr>
         <w:t xml:space="preserve">一端接网络</w:t>
       </w:r>
       <w:r>
+        <w:rPr>
+          <w:rFonts w:eastAsia="黑体"/>
+        </w:rPr>
         <w:t xml:space="preserve"> B </w:t>
       </w:r>
       <w:r>
         <w:rPr>
-          <w:rFonts w:hint="eastAsia"/>
+          <w:rFonts w:hint="eastAsia" w:eastAsia="黑体"/>
         </w:rPr>
         <w:t xml:space="preserve">中点③、另一端接反馈节点④；</w:t>
       </w:r>
@@ -1340,20 +1532,26 @@
         </m:sSub>
       </m:oMath>
       <w:r>
+        <w:rPr>
+          <w:rFonts w:eastAsia="黑体"/>
+        </w:rPr>
         <w:t xml:space="preserve"> </w:t>
       </w:r>
       <w:r>
         <w:rPr>
-          <w:rFonts w:hint="eastAsia"/>
+          <w:rFonts w:hint="eastAsia" w:eastAsia="黑体"/>
         </w:rPr>
         <w:t xml:space="preserve">一端接网络</w:t>
       </w:r>
       <w:r>
+        <w:rPr>
+          <w:rFonts w:eastAsia="黑体"/>
+        </w:rPr>
         <w:t xml:space="preserve"> B </w:t>
       </w:r>
       <w:r>
         <w:rPr>
-          <w:rFonts w:hint="eastAsia"/>
+          <w:rFonts w:hint="eastAsia" w:eastAsia="黑体"/>
         </w:rPr>
         <w:t xml:space="preserve">中点③、另一端接地节点⑥；</w:t>
       </w:r>
@@ -1372,11 +1570,14 @@
         </m:sSub>
       </m:oMath>
       <w:r>
+        <w:rPr>
+          <w:rFonts w:eastAsia="黑体"/>
+        </w:rPr>
         <w:t xml:space="preserve"> </w:t>
       </w:r>
       <w:r>
         <w:rPr>
-          <w:rFonts w:hint="eastAsia"/>
+          <w:rFonts w:hint="eastAsia" w:eastAsia="黑体"/>
         </w:rPr>
         <w:t xml:space="preserve">一端接输出节点①、另一端接同相输入节点⑤；</w:t>
       </w:r>
@@ -1395,11 +1596,14 @@
         </m:sSub>
       </m:oMath>
       <w:r>
+        <w:rPr>
+          <w:rFonts w:eastAsia="黑体"/>
+        </w:rPr>
         <w:t xml:space="preserve"> </w:t>
       </w:r>
       <w:r>
         <w:rPr>
-          <w:rFonts w:hint="eastAsia"/>
+          <w:rFonts w:hint="eastAsia" w:eastAsia="黑体"/>
         </w:rPr>
         <w:t xml:space="preserve">一端接同相输入节点⑤、另一端接地节点⑥。</w:t>
       </w:r>
@@ -1408,20 +1612,26 @@
       <w:pPr/>
       <w:r>
         <w:rPr>
-          <w:rFonts w:hint="eastAsia"/>
+          <w:rFonts w:hint="eastAsia" w:eastAsia="黑体"/>
         </w:rPr>
         <w:t xml:space="preserve">由此构成”双</w:t>
       </w:r>
       <w:r>
+        <w:rPr>
+          <w:rFonts w:eastAsia="黑体"/>
+        </w:rPr>
         <w:t xml:space="preserve"> T </w:t>
       </w:r>
       <w:r>
         <w:rPr>
-          <w:rFonts w:hint="eastAsia"/>
+          <w:rFonts w:hint="eastAsia" w:eastAsia="黑体"/>
         </w:rPr>
         <w:t xml:space="preserve">网络在陷波频率</w:t>
       </w:r>
       <w:r>
+        <w:rPr>
+          <w:rFonts w:eastAsia="黑体"/>
+        </w:rPr>
         <w:t xml:space="preserve"> </w:t>
       </w:r>
       <m:oMath>
@@ -1439,15 +1649,21 @@
         </m:sSub>
       </m:oMath>
       <w:r>
+        <w:rPr>
+          <w:rFonts w:eastAsia="黑体"/>
+        </w:rPr>
         <w:t xml:space="preserve"> </w:t>
       </w:r>
       <w:r>
         <w:rPr>
-          <w:rFonts w:hint="eastAsia"/>
+          <w:rFonts w:hint="eastAsia" w:eastAsia="黑体"/>
         </w:rPr>
         <w:t xml:space="preserve">处陷波（传输趋零）使负反馈最小、由</w:t>
       </w:r>
       <w:r>
+        <w:rPr>
+          <w:rFonts w:eastAsia="黑体"/>
+        </w:rPr>
         <w:t xml:space="preserve"> </w:t>
       </w:r>
       <m:oMath>
@@ -1465,6 +1681,9 @@
         </m:sSub>
       </m:oMath>
       <w:r>
+        <w:rPr>
+          <w:rFonts w:eastAsia="黑体"/>
+        </w:rPr>
         <w:t xml:space="preserve">/</w:t>
       </w:r>
       <m:oMath>
@@ -1482,15 +1701,21 @@
         </m:sSub>
       </m:oMath>
       <w:r>
+        <w:rPr>
+          <w:rFonts w:eastAsia="黑体"/>
+        </w:rPr>
         <w:t xml:space="preserve"> </w:t>
       </w:r>
       <w:r>
         <w:rPr>
-          <w:rFonts w:hint="eastAsia"/>
+          <w:rFonts w:hint="eastAsia" w:eastAsia="黑体"/>
         </w:rPr>
         <w:t xml:space="preserve">分压提供的正反馈在</w:t>
       </w:r>
       <w:r>
+        <w:rPr>
+          <w:rFonts w:eastAsia="黑体"/>
+        </w:rPr>
         <w:t xml:space="preserve"> </w:t>
       </w:r>
       <m:oMath>
@@ -1508,33 +1733,45 @@
         </m:sSub>
       </m:oMath>
       <w:r>
+        <w:rPr>
+          <w:rFonts w:eastAsia="黑体"/>
+        </w:rPr>
         <w:t xml:space="preserve"> </w:t>
       </w:r>
       <w:r>
         <w:rPr>
-          <w:rFonts w:hint="eastAsia"/>
+          <w:rFonts w:hint="eastAsia" w:eastAsia="黑体"/>
         </w:rPr>
         <w:t xml:space="preserve">附近占优”的并联</w:t>
       </w:r>
       <w:r>
+        <w:rPr>
+          <w:rFonts w:eastAsia="黑体"/>
+        </w:rPr>
         <w:t xml:space="preserve"> </w:t>
       </w:r>
       <w:r>
         <w:rPr>
-          <w:rFonts w:hint="eastAsia"/>
+          <w:rFonts w:hint="eastAsia" w:eastAsia="黑体"/>
         </w:rPr>
         <w:t xml:space="preserve">T（双</w:t>
       </w:r>
       <w:r>
+        <w:rPr>
+          <w:rFonts w:eastAsia="黑体"/>
+        </w:rPr>
         <w:t xml:space="preserve"> </w:t>
       </w:r>
       <w:r>
         <w:rPr>
-          <w:rFonts w:hint="eastAsia"/>
+          <w:rFonts w:hint="eastAsia" w:eastAsia="黑体"/>
         </w:rPr>
         <w:t xml:space="preserve">T）选频振荡组态，在</w:t>
       </w:r>
       <w:r>
+        <w:rPr>
+          <w:rFonts w:eastAsia="黑体"/>
+        </w:rPr>
         <w:t xml:space="preserve"> </w:t>
       </w:r>
       <m:oMath>
@@ -1591,11 +1828,14 @@
         </m:r>
       </m:oMath>
       <w:r>
+        <w:rPr>
+          <w:rFonts w:eastAsia="黑体"/>
+        </w:rPr>
         <w:t xml:space="preserve"> </w:t>
       </w:r>
       <w:r>
         <w:rPr>
-          <w:rFonts w:hint="eastAsia"/>
+          <w:rFonts w:hint="eastAsia" w:eastAsia="黑体"/>
         </w:rPr>
         <w:t xml:space="preserve">处满足幅度与相位条件，输出低失真正弦波。</w:t>
       </w:r>
@@ -1608,7 +1848,7 @@
       </w:pPr>
       <w:r>
         <w:rPr>
-          <w:rFonts w:hint="eastAsia"/>
+          <w:rFonts w:hint="eastAsia" w:eastAsia="黑体"/>
         </w:rPr>
         <w:t xml:space="preserve">工作原理</w:t>
       </w:r>
@@ -1619,34 +1859,43 @@
       </w:pPr>
       <w:r>
         <w:rPr>
-          <w:rFonts w:hint="eastAsia"/>
+          <w:rFonts w:hint="eastAsia" w:eastAsia="黑体"/>
         </w:rPr>
         <w:t xml:space="preserve">双</w:t>
       </w:r>
       <w:r>
+        <w:rPr>
+          <w:rFonts w:eastAsia="黑体"/>
+        </w:rPr>
         <w:t xml:space="preserve"> T </w:t>
       </w:r>
       <w:r>
         <w:rPr>
-          <w:rFonts w:hint="eastAsia"/>
+          <w:rFonts w:hint="eastAsia" w:eastAsia="黑体"/>
         </w:rPr>
         <w:t xml:space="preserve">网络在其中心频率处呈现极大衰减且相移从</w:t>
       </w:r>
       <w:r>
+        <w:rPr>
+          <w:rFonts w:eastAsia="黑体"/>
+        </w:rPr>
         <w:t xml:space="preserve"> +90° </w:t>
       </w:r>
       <w:r>
         <w:rPr>
-          <w:rFonts w:hint="eastAsia"/>
+          <w:rFonts w:hint="eastAsia" w:eastAsia="黑体"/>
         </w:rPr>
         <w:t xml:space="preserve">急剧变为</w:t>
       </w:r>
       <w:r>
+        <w:rPr>
+          <w:rFonts w:eastAsia="黑体"/>
+        </w:rPr>
         <w:t xml:space="preserve"> </w:t>
       </w:r>
       <w:r>
         <w:rPr>
-          <w:rFonts w:hint="eastAsia"/>
+          <w:rFonts w:hint="eastAsia" w:eastAsia="黑体"/>
         </w:rPr>
         <w:t xml:space="preserve">-90°，通过适当反馈接法利用其陡峭相频特性，使环路仅在中心频率附近满足相位与幅度条件，从而在该频率振荡，产出失真很低的准正弦波。</w:t>
       </w:r>
@@ -1659,7 +1908,7 @@
       </w:pPr>
       <w:r>
         <w:rPr>
-          <w:rFonts w:hint="eastAsia"/>
+          <w:rFonts w:hint="eastAsia" w:eastAsia="黑体"/>
         </w:rPr>
         <w:t xml:space="preserve">关键计算公式</w:t>
       </w:r>
@@ -1673,16 +1922,19 @@
       </w:pPr>
       <w:r>
         <w:rPr>
-          <w:rFonts w:hint="eastAsia"/>
+          <w:rFonts w:hint="eastAsia" w:eastAsia="黑体"/>
         </w:rPr>
         <w:t xml:space="preserve">对称双</w:t>
       </w:r>
       <w:r>
+        <w:rPr>
+          <w:rFonts w:eastAsia="黑体"/>
+        </w:rPr>
         <w:t xml:space="preserve"> T </w:t>
       </w:r>
       <w:r>
         <w:rPr>
-          <w:rFonts w:hint="eastAsia"/>
+          <w:rFonts w:hint="eastAsia" w:eastAsia="黑体"/>
         </w:rPr>
         <w:t xml:space="preserve">网络的陷波（振荡）频率：</w:t>
       </w:r>
@@ -1751,7 +2003,7 @@
       </w:pPr>
       <w:r>
         <w:rPr>
-          <w:rFonts w:hint="eastAsia"/>
+          <w:rFonts w:hint="eastAsia" w:eastAsia="黑体"/>
         </w:rPr>
         <w:t xml:space="preserve">陷波深度（理想匹配时）理想为零，失配时残余传输：</w:t>
       </w:r>
@@ -1851,7 +2103,7 @@
       </w:pPr>
       <w:r>
         <w:rPr>
-          <w:rFonts w:hint="eastAsia"/>
+          <w:rFonts w:hint="eastAsia" w:eastAsia="黑体"/>
         </w:rPr>
         <w:t xml:space="preserve">起振所需放大器增益（近似）：</w:t>
       </w:r>
@@ -1963,7 +2215,7 @@
             </w:pPr>
             <w:r>
               <w:rPr>
-                <w:rFonts w:hint="eastAsia"/>
+                <w:rFonts w:hint="eastAsia" w:eastAsia="黑体"/>
               </w:rPr>
               <w:t xml:space="preserve">符号</w:t>
             </w:r>
@@ -1977,7 +2229,7 @@
             </w:pPr>
             <w:r>
               <w:rPr>
-                <w:rFonts w:hint="eastAsia"/>
+                <w:rFonts w:hint="eastAsia" w:eastAsia="黑体"/>
               </w:rPr>
               <w:t xml:space="preserve">含义</w:t>
             </w:r>
@@ -1991,7 +2243,7 @@
             </w:pPr>
             <w:r>
               <w:rPr>
-                <w:rFonts w:hint="eastAsia"/>
+                <w:rFonts w:hint="eastAsia" w:eastAsia="黑体"/>
               </w:rPr>
               <w:t xml:space="preserve">单位</w:t>
             </w:r>
@@ -2011,12 +2263,21 @@
               </m:r>
             </m:oMath>
             <w:r>
+              <w:rPr>
+                <w:rFonts w:eastAsia="黑体"/>
+              </w:rPr>
               <w:t xml:space="preserve"> </w:t>
             </w:r>
             <w:r>
+              <w:rPr>
+                <w:rFonts w:eastAsia="黑体"/>
+              </w:rPr>
               <w:t xml:space="preserve">/</w:t>
             </w:r>
             <w:r>
+              <w:rPr>
+                <w:rFonts w:eastAsia="黑体"/>
+              </w:rPr>
               <w:t xml:space="preserve"> </w:t>
             </w:r>
             <m:oMath>
@@ -2034,25 +2295,31 @@
             </w:pPr>
             <w:r>
               <w:rPr>
-                <w:rFonts w:hint="eastAsia"/>
+                <w:rFonts w:hint="eastAsia" w:eastAsia="黑体"/>
               </w:rPr>
               <w:t xml:space="preserve">双</w:t>
             </w:r>
             <w:r>
+              <w:rPr>
+                <w:rFonts w:eastAsia="黑体"/>
+              </w:rPr>
               <w:t xml:space="preserve"> T </w:t>
             </w:r>
             <w:r>
               <w:rPr>
-                <w:rFonts w:hint="eastAsia"/>
+                <w:rFonts w:hint="eastAsia" w:eastAsia="黑体"/>
               </w:rPr>
               <w:t xml:space="preserve">网络电阻</w:t>
             </w:r>
             <w:r>
+              <w:rPr>
+                <w:rFonts w:eastAsia="黑体"/>
+              </w:rPr>
               <w:t xml:space="preserve"> / </w:t>
             </w:r>
             <w:r>
               <w:rPr>
-                <w:rFonts w:hint="eastAsia"/>
+                <w:rFonts w:hint="eastAsia" w:eastAsia="黑体"/>
               </w:rPr>
               <w:t xml:space="preserve">电容</w:t>
             </w:r>
@@ -2065,6 +2332,9 @@
               <w:pStyle w:val="Compact"/>
             </w:pPr>
             <w:r>
+              <w:rPr>
+                <w:rFonts w:eastAsia="黑体"/>
+              </w:rPr>
               <w:t xml:space="preserve">Ω / F</w:t>
             </w:r>
           </w:p>
@@ -2092,6 +2362,9 @@
               </m:sSub>
             </m:oMath>
             <w:r>
+              <w:rPr>
+                <w:rFonts w:eastAsia="黑体"/>
+              </w:rPr>
               <w:t xml:space="preserve">​</w:t>
             </w:r>
           </w:p>
@@ -2104,7 +2377,7 @@
             </w:pPr>
             <w:r>
               <w:rPr>
-                <w:rFonts w:hint="eastAsia"/>
+                <w:rFonts w:hint="eastAsia" w:eastAsia="黑体"/>
               </w:rPr>
               <w:t xml:space="preserve">陷波（振荡）频率</w:t>
             </w:r>
@@ -2117,6 +2390,9 @@
               <w:pStyle w:val="Compact"/>
             </w:pPr>
             <w:r>
+              <w:rPr>
+                <w:rFonts w:eastAsia="黑体"/>
+              </w:rPr>
               <w:t xml:space="preserve">Hz</w:t>
             </w:r>
           </w:p>
@@ -2150,6 +2426,9 @@
               </m:sSub>
             </m:oMath>
             <w:r>
+              <w:rPr>
+                <w:rFonts w:eastAsia="黑体"/>
+              </w:rPr>
               <w:t xml:space="preserve">​</w:t>
             </w:r>
           </w:p>
@@ -2162,7 +2441,7 @@
             </w:pPr>
             <w:r>
               <w:rPr>
-                <w:rFonts w:hint="eastAsia"/>
+                <w:rFonts w:hint="eastAsia" w:eastAsia="黑体"/>
               </w:rPr>
               <w:t xml:space="preserve">残余传输量</w:t>
             </w:r>
@@ -2176,7 +2455,7 @@
             </w:pPr>
             <w:r>
               <w:rPr>
-                <w:rFonts w:hint="eastAsia"/>
+                <w:rFonts w:hint="eastAsia" w:eastAsia="黑体"/>
               </w:rPr>
               <w:t xml:space="preserve">（无量纲）</w:t>
             </w:r>
@@ -2205,6 +2484,9 @@
               </m:sSub>
             </m:oMath>
             <w:r>
+              <w:rPr>
+                <w:rFonts w:eastAsia="黑体"/>
+              </w:rPr>
               <w:t xml:space="preserve">​</w:t>
             </w:r>
           </w:p>
@@ -2217,7 +2499,7 @@
             </w:pPr>
             <w:r>
               <w:rPr>
-                <w:rFonts w:hint="eastAsia"/>
+                <w:rFonts w:hint="eastAsia" w:eastAsia="黑体"/>
               </w:rPr>
               <w:t xml:space="preserve">放大器增益</w:t>
             </w:r>
@@ -2231,7 +2513,7 @@
             </w:pPr>
             <w:r>
               <w:rPr>
-                <w:rFonts w:hint="eastAsia"/>
+                <w:rFonts w:hint="eastAsia" w:eastAsia="黑体"/>
               </w:rPr>
               <w:t xml:space="preserve">（无量纲）</w:t>
             </w:r>
@@ -2247,7 +2529,7 @@
       </w:pPr>
       <w:r>
         <w:rPr>
-          <w:rFonts w:hint="eastAsia"/>
+          <w:rFonts w:hint="eastAsia" w:eastAsia="黑体"/>
         </w:rPr>
         <w:t xml:space="preserve">元件调整影响</w:t>
       </w:r>
@@ -2267,6 +2549,7 @@
       </m:oMath>
       <w:r>
         <w:rPr>
+          <w:rFonts w:eastAsia="黑体"/>
           <w:b/>
           <w:bCs/>
         </w:rPr>
@@ -2274,7 +2557,7 @@
       </w:r>
       <w:r>
         <w:rPr>
-          <w:rFonts w:hint="eastAsia"/>
+          <w:rFonts w:hint="eastAsia" w:eastAsia="黑体"/>
           <w:b/>
           <w:bCs/>
         </w:rPr>
@@ -2282,6 +2565,7 @@
       </w:r>
       <w:r>
         <w:rPr>
+          <w:rFonts w:eastAsia="黑体"/>
           <w:b/>
           <w:bCs/>
         </w:rPr>
@@ -2294,6 +2578,7 @@
       </m:oMath>
       <w:r>
         <w:rPr>
+          <w:rFonts w:eastAsia="黑体"/>
           <w:b/>
           <w:bCs/>
         </w:rPr>
@@ -2301,19 +2586,28 @@
       </w:r>
       <w:r>
         <w:rPr>
-          <w:rFonts w:hint="eastAsia"/>
+          <w:rFonts w:hint="eastAsia" w:eastAsia="黑体"/>
           <w:b/>
           <w:bCs/>
         </w:rPr>
         <w:t xml:space="preserve">增大</w:t>
       </w:r>
       <w:r>
+        <w:rPr>
+          <w:rFonts w:eastAsia="黑体"/>
+        </w:rPr>
         <w:t xml:space="preserve"> </w:t>
       </w:r>
       <w:r>
+        <w:rPr>
+          <w:rFonts w:eastAsia="黑体"/>
+        </w:rPr>
         <w:t xml:space="preserve">→</w:t>
       </w:r>
       <w:r>
+        <w:rPr>
+          <w:rFonts w:eastAsia="黑体"/>
+        </w:rPr>
         <w:t xml:space="preserve"> </w:t>
       </w:r>
       <m:oMath>
@@ -2331,11 +2625,14 @@
         </m:sSub>
       </m:oMath>
       <w:r>
+        <w:rPr>
+          <w:rFonts w:eastAsia="黑体"/>
+        </w:rPr>
         <w:t xml:space="preserve"> </w:t>
       </w:r>
       <w:r>
         <w:rPr>
-          <w:rFonts w:hint="eastAsia"/>
+          <w:rFonts w:hint="eastAsia" w:eastAsia="黑体"/>
         </w:rPr>
         <w:t xml:space="preserve">下降。</w:t>
       </w:r>
@@ -2350,21 +2647,27 @@
       </w:pPr>
       <w:r>
         <w:rPr>
-          <w:rFonts w:hint="eastAsia"/>
+          <w:rFonts w:hint="eastAsia" w:eastAsia="黑体"/>
           <w:b/>
           <w:bCs/>
         </w:rPr>
         <w:t xml:space="preserve">元件匹配精度提高</w:t>
       </w:r>
       <w:r>
+        <w:rPr>
+          <w:rFonts w:eastAsia="黑体"/>
+        </w:rPr>
         <w:t xml:space="preserve"> </w:t>
       </w:r>
       <w:r>
+        <w:rPr>
+          <w:rFonts w:eastAsia="黑体"/>
+        </w:rPr>
         <w:t xml:space="preserve">→ </w:t>
       </w:r>
       <w:r>
         <w:rPr>
-          <w:rFonts w:hint="eastAsia"/>
+          <w:rFonts w:hint="eastAsia" w:eastAsia="黑体"/>
         </w:rPr>
         <w:t xml:space="preserve">陷波更深、选频更尖锐、正弦波失真更低。</w:t>
       </w:r>
@@ -2379,21 +2682,27 @@
       </w:pPr>
       <w:r>
         <w:rPr>
-          <w:rFonts w:hint="eastAsia"/>
+          <w:rFonts w:hint="eastAsia" w:eastAsia="黑体"/>
           <w:b/>
           <w:bCs/>
         </w:rPr>
         <w:t xml:space="preserve">放大器增益增大</w:t>
       </w:r>
       <w:r>
+        <w:rPr>
+          <w:rFonts w:eastAsia="黑体"/>
+        </w:rPr>
         <w:t xml:space="preserve"> </w:t>
       </w:r>
       <w:r>
+        <w:rPr>
+          <w:rFonts w:eastAsia="黑体"/>
+        </w:rPr>
         <w:t xml:space="preserve">→ </w:t>
       </w:r>
       <w:r>
         <w:rPr>
-          <w:rFonts w:hint="eastAsia"/>
+          <w:rFonts w:hint="eastAsia" w:eastAsia="黑体"/>
         </w:rPr>
         <w:t xml:space="preserve">起振裕量增大，但易失真或停振边缘不稳。</w:t>
       </w:r>
@@ -2408,7 +2717,7 @@
       </w:pPr>
       <w:r>
         <w:rPr>
-          <w:rFonts w:hint="eastAsia"/>
+          <w:rFonts w:hint="eastAsia" w:eastAsia="黑体"/>
           <w:b/>
           <w:bCs/>
         </w:rPr>
@@ -2416,6 +2725,7 @@
       </w:r>
       <w:r>
         <w:rPr>
+          <w:rFonts w:eastAsia="黑体"/>
           <w:b/>
           <w:bCs/>
         </w:rPr>
@@ -2423,21 +2733,27 @@
       </w:r>
       <w:r>
         <w:rPr>
-          <w:rFonts w:hint="eastAsia"/>
+          <w:rFonts w:hint="eastAsia" w:eastAsia="黑体"/>
           <w:b/>
           <w:bCs/>
         </w:rPr>
         <w:t xml:space="preserve">网络元件失配</w:t>
       </w:r>
       <w:r>
+        <w:rPr>
+          <w:rFonts w:eastAsia="黑体"/>
+        </w:rPr>
         <w:t xml:space="preserve"> </w:t>
       </w:r>
       <w:r>
+        <w:rPr>
+          <w:rFonts w:eastAsia="黑体"/>
+        </w:rPr>
         <w:t xml:space="preserve">→ </w:t>
       </w:r>
       <w:r>
         <w:rPr>
-          <w:rFonts w:hint="eastAsia"/>
+          <w:rFonts w:hint="eastAsia" w:eastAsia="黑体"/>
         </w:rPr>
         <w:t xml:space="preserve">陷波点漂移、选择性下降。</w:t>
       </w:r>
@@ -2450,7 +2766,7 @@
       </w:pPr>
       <w:r>
         <w:rPr>
-          <w:rFonts w:hint="eastAsia"/>
+          <w:rFonts w:hint="eastAsia" w:eastAsia="黑体"/>
         </w:rPr>
         <w:t xml:space="preserve">典型参数示例</w:t>
       </w:r>
@@ -2465,11 +2781,14 @@
       </w:pPr>
       <w:r>
         <w:rPr>
-          <w:rFonts w:hint="eastAsia"/>
+          <w:rFonts w:hint="eastAsia" w:eastAsia="黑体"/>
         </w:rPr>
         <w:t xml:space="preserve">取</w:t>
       </w:r>
       <w:r>
+        <w:rPr>
+          <w:rFonts w:eastAsia="黑体"/>
+        </w:rPr>
         <w:t xml:space="preserve"> </w:t>
       </w:r>
       <m:oMath>
@@ -2497,6 +2816,9 @@
         </m:r>
       </m:oMath>
       <w:r>
+        <w:rPr>
+          <w:rFonts w:eastAsia="黑体"/>
+        </w:rPr>
         <w:t xml:space="preserve">、</w:t>
       </w:r>
       <m:oMath>
@@ -2525,7 +2847,7 @@
       </m:oMath>
       <w:r>
         <w:rPr>
-          <w:rFonts w:hint="eastAsia"/>
+          <w:rFonts w:hint="eastAsia" w:eastAsia="黑体"/>
         </w:rPr>
         <w:t xml:space="preserve">：</w:t>
       </w:r>
@@ -2629,6 +2951,9 @@
         </m:r>
       </m:oMath>
       <w:r>
+        <w:rPr>
+          <w:rFonts w:eastAsia="黑体"/>
+        </w:rPr>
         <w:t xml:space="preserve">。</w:t>
       </w:r>
     </w:p>
@@ -2642,20 +2967,26 @@
       </w:pPr>
       <w:r>
         <w:rPr>
-          <w:rFonts w:hint="eastAsia"/>
+          <w:rFonts w:hint="eastAsia" w:eastAsia="黑体"/>
         </w:rPr>
         <w:t xml:space="preserve">双</w:t>
       </w:r>
       <w:r>
+        <w:rPr>
+          <w:rFonts w:eastAsia="黑体"/>
+        </w:rPr>
         <w:t xml:space="preserve"> T </w:t>
       </w:r>
       <w:r>
         <w:rPr>
-          <w:rFonts w:hint="eastAsia"/>
+          <w:rFonts w:hint="eastAsia" w:eastAsia="黑体"/>
         </w:rPr>
         <w:t xml:space="preserve">网络需</w:t>
       </w:r>
       <w:r>
+        <w:rPr>
+          <w:rFonts w:eastAsia="黑体"/>
+        </w:rPr>
         <w:t xml:space="preserve"> </w:t>
       </w:r>
       <m:oMath>
@@ -2674,20 +3005,26 @@
       </m:oMath>
       <w:r>
         <w:rPr>
-          <w:rFonts w:hint="eastAsia"/>
+          <w:rFonts w:hint="eastAsia" w:eastAsia="黑体"/>
         </w:rPr>
         <w:t xml:space="preserve">（即</w:t>
       </w:r>
       <w:r>
+        <w:rPr>
+          <w:rFonts w:eastAsia="黑体"/>
+        </w:rPr>
         <w:t xml:space="preserve"> 2C </w:t>
       </w:r>
       <w:r>
         <w:rPr>
-          <w:rFonts w:hint="eastAsia"/>
+          <w:rFonts w:hint="eastAsia" w:eastAsia="黑体"/>
         </w:rPr>
         <w:t xml:space="preserve">对应</w:t>
       </w:r>
       <w:r>
+        <w:rPr>
+          <w:rFonts w:eastAsia="黑体"/>
+        </w:rPr>
         <w:t xml:space="preserve"> </w:t>
       </w:r>
       <m:oMath>
@@ -2705,15 +3042,21 @@
         </m:r>
       </m:oMath>
       <w:r>
+        <w:rPr>
+          <w:rFonts w:eastAsia="黑体"/>
+        </w:rPr>
         <w:t xml:space="preserve">=5 </w:t>
       </w:r>
       <w:r>
         <w:rPr>
-          <w:rFonts w:hint="eastAsia"/>
+          <w:rFonts w:hint="eastAsia" w:eastAsia="黑体"/>
         </w:rPr>
         <w:t xml:space="preserve">kΩ）与</w:t>
       </w:r>
       <w:r>
+        <w:rPr>
+          <w:rFonts w:eastAsia="黑体"/>
+        </w:rPr>
         <w:t xml:space="preserve"> </w:t>
       </w:r>
       <m:oMath>
@@ -2726,16 +3069,19 @@
       </m:oMath>
       <w:r>
         <w:rPr>
-          <w:rFonts w:hint="eastAsia"/>
+          <w:rFonts w:hint="eastAsia" w:eastAsia="黑体"/>
         </w:rPr>
         <w:t xml:space="preserve">（20</w:t>
       </w:r>
       <w:r>
+        <w:rPr>
+          <w:rFonts w:eastAsia="黑体"/>
+        </w:rPr>
         <w:t xml:space="preserve"> </w:t>
       </w:r>
       <w:r>
         <w:rPr>
-          <w:rFonts w:hint="eastAsia"/>
+          <w:rFonts w:hint="eastAsia" w:eastAsia="黑体"/>
         </w:rPr>
         <w:t xml:space="preserve">nF）精确配对。</w:t>
       </w:r>
@@ -2748,7 +3094,7 @@
       </w:pPr>
       <w:r>
         <w:rPr>
-          <w:rFonts w:hint="eastAsia"/>
+          <w:rFonts w:hint="eastAsia" w:eastAsia="黑体"/>
         </w:rPr>
         <w:t xml:space="preserve">常见器件型号</w:t>
       </w:r>
@@ -2763,16 +3109,19 @@
       </w:pPr>
       <w:r>
         <w:rPr>
-          <w:rFonts w:hint="eastAsia"/>
+          <w:rFonts w:hint="eastAsia" w:eastAsia="黑体"/>
         </w:rPr>
         <w:t xml:space="preserve">运放：TL072、NE5532、OPA2134；电阻电容采用</w:t>
       </w:r>
       <w:r>
+        <w:rPr>
+          <w:rFonts w:eastAsia="黑体"/>
+        </w:rPr>
         <w:t xml:space="preserve"> 1% / C0G </w:t>
       </w:r>
       <w:r>
         <w:rPr>
-          <w:rFonts w:hint="eastAsia"/>
+          <w:rFonts w:hint="eastAsia" w:eastAsia="黑体"/>
         </w:rPr>
         <w:t xml:space="preserve">精密件。</w:t>
       </w:r>
@@ -2785,7 +3134,7 @@
       </w:pPr>
       <w:r>
         <w:rPr>
-          <w:rFonts w:hint="eastAsia"/>
+          <w:rFonts w:hint="eastAsia" w:eastAsia="黑体"/>
         </w:rPr>
         <w:t xml:space="preserve">注意事项</w:t>
       </w:r>
@@ -2800,16 +3149,19 @@
       </w:pPr>
       <w:r>
         <w:rPr>
-          <w:rFonts w:hint="eastAsia"/>
+          <w:rFonts w:hint="eastAsia" w:eastAsia="黑体"/>
         </w:rPr>
         <w:t xml:space="preserve">双</w:t>
       </w:r>
       <w:r>
+        <w:rPr>
+          <w:rFonts w:eastAsia="黑体"/>
+        </w:rPr>
         <w:t xml:space="preserve"> T </w:t>
       </w:r>
       <w:r>
         <w:rPr>
-          <w:rFonts w:hint="eastAsia"/>
+          <w:rFonts w:hint="eastAsia" w:eastAsia="黑体"/>
         </w:rPr>
         <w:t xml:space="preserve">网络元件需严格配对（R/2、2C），否则频率漂移、波形变差。</w:t>
       </w:r>
@@ -2824,7 +3176,7 @@
       </w:pPr>
       <w:r>
         <w:rPr>
-          <w:rFonts w:hint="eastAsia"/>
+          <w:rFonts w:hint="eastAsia" w:eastAsia="黑体"/>
         </w:rPr>
         <w:t xml:space="preserve">该振荡器频率调节不便，主要适用于固定频率。</w:t>
       </w:r>
@@ -2839,16 +3191,19 @@
       </w:pPr>
       <w:r>
         <w:rPr>
-          <w:rFonts w:hint="eastAsia"/>
+          <w:rFonts w:hint="eastAsia" w:eastAsia="黑体"/>
         </w:rPr>
         <w:t xml:space="preserve">需要稳幅电路（如</w:t>
       </w:r>
       <w:r>
+        <w:rPr>
+          <w:rFonts w:eastAsia="黑体"/>
+        </w:rPr>
         <w:t xml:space="preserve"> </w:t>
       </w:r>
       <w:r>
         <w:rPr>
-          <w:rFonts w:hint="eastAsia"/>
+          <w:rFonts w:hint="eastAsia" w:eastAsia="黑体"/>
         </w:rPr>
         <w:t xml:space="preserve">AGC、二极管限幅）以控制幅度与失真。</w:t>
       </w:r>
@@ -2861,7 +3216,7 @@
       </w:pPr>
       <w:r>
         <w:rPr>
-          <w:rFonts w:hint="eastAsia"/>
+          <w:rFonts w:hint="eastAsia" w:eastAsia="黑体"/>
         </w:rPr>
         <w:t xml:space="preserve">参考资料</w:t>
       </w:r>
@@ -2875,6 +3230,9 @@
         </w:numPr>
       </w:pPr>
       <w:r>
+        <w:rPr>
+          <w:rFonts w:eastAsia="黑体"/>
+        </w:rPr>
         <w:t xml:space="preserve">Wikipedia: Twin-T oscillator。</w:t>
       </w:r>
     </w:p>
@@ -2888,7 +3246,7 @@
       </w:pPr>
       <w:r>
         <w:rPr>
-          <w:rFonts w:hint="eastAsia"/>
+          <w:rFonts w:hint="eastAsia" w:eastAsia="黑体"/>
         </w:rPr>
         <w:t xml:space="preserve">《模拟电子技术基础》（童诗白、华成英）。</w:t>
       </w:r>
@@ -2902,20 +3260,26 @@
         </w:numPr>
       </w:pPr>
       <w:r>
+        <w:rPr>
+          <w:rFonts w:eastAsia="黑体"/>
+        </w:rPr>
         <w:t xml:space="preserve">TI </w:t>
       </w:r>
       <w:r>
         <w:rPr>
-          <w:rFonts w:hint="eastAsia"/>
+          <w:rFonts w:hint="eastAsia" w:eastAsia="黑体"/>
         </w:rPr>
         <w:t xml:space="preserve">应用笔记（Twin-T</w:t>
       </w:r>
       <w:r>
+        <w:rPr>
+          <w:rFonts w:eastAsia="黑体"/>
+        </w:rPr>
         <w:t xml:space="preserve"> </w:t>
       </w:r>
       <w:r>
         <w:rPr>
-          <w:rFonts w:hint="eastAsia"/>
+          <w:rFonts w:hint="eastAsia" w:eastAsia="黑体"/>
         </w:rPr>
         <w:t xml:space="preserve">振荡器）。</w:t>
       </w:r>
@@ -2929,11 +3293,11 @@
       </w:pPr>
       <w:r>
         <w:rPr>
-          <w:rFonts w:ascii="Times New Roman" w:hAnsi="Times New Roman"/>
+          <w:rFonts w:ascii="Times New Roman" w:hAnsi="Times New Roman" w:eastAsia="黑体"/>
           <w:color w:val="555555"/>
           <w:sz w:val="21"/>
         </w:rPr>
-        <w:t>材料收集者：杜文杰</w:t>
+        <w:t>材料收集者：杜文杰，WX手机：19519196569，QQ:3478827729</w:t>
       </w:r>
     </w:p>
     <w:sectPr>
@@ -2953,7 +3317,7 @@
 </file>
 
 <file path=word/footer1.xml><?xml version="1.0" encoding="utf-8"?>
-<w:ftr xmlns:m="http://schemas.openxmlformats.org/officeDocument/2006/math" xmlns:mc="http://schemas.openxmlformats.org/markup-compatibility/2006" xmlns:mo="http://schemas.microsoft.com/office/mac/office/2008/main" xmlns:mv="urn:schemas-microsoft-com:mac:vml" xmlns:o="urn:schemas-microsoft-com:office:office" xmlns:r="http://schemas.openxmlformats.org/officeDocument/2006/relationships" xmlns:v="urn:schemas-microsoft-com:vml" xmlns:w10="urn:schemas-microsoft-com:office:word" xmlns:w14="http://schemas.microsoft.com/office/word/2010/wordml" xmlns:w="http://schemas.openxmlformats.org/wordprocessingml/2006/main" xmlns:wne="http://schemas.microsoft.com/office/word/2006/wordml" xmlns:wp14="http://schemas.microsoft.com/office/word/2010/wordprocessingDrawing" xmlns:wp="http://schemas.openxmlformats.org/drawingml/2006/wordprocessingDrawing" xmlns:wpc="http://schemas.microsoft.com/office/word/2010/wordprocessingCanvas" xmlns:wpg="http://schemas.microsoft.com/office/word/2010/wordprocessingGroup" xmlns:wpi="http://schemas.microsoft.com/office/word/2010/wordprocessingInk" xmlns:wps="http://schemas.microsoft.com/office/word/2010/wordprocessingShape" mc:Ignorable="w14 wp14">
+<w:ftr xmlns:mc="http://schemas.openxmlformats.org/markup-compatibility/2006" xmlns:w="http://schemas.openxmlformats.org/wordprocessingml/2006/main" xmlns:m="http://schemas.openxmlformats.org/officeDocument/2006/math" xmlns:mo="http://schemas.microsoft.com/office/mac/office/2008/main" xmlns:mv="urn:schemas-microsoft-com:mac:vml" xmlns:o="urn:schemas-microsoft-com:office:office" xmlns:r="http://schemas.openxmlformats.org/officeDocument/2006/relationships" xmlns:v="urn:schemas-microsoft-com:vml" xmlns:w10="urn:schemas-microsoft-com:office:word" xmlns:w14="http://schemas.microsoft.com/office/word/2010/wordml" xmlns:wne="http://schemas.microsoft.com/office/word/2006/wordml" xmlns:wp14="http://schemas.microsoft.com/office/word/2010/wordprocessingDrawing" xmlns:wp="http://schemas.openxmlformats.org/drawingml/2006/wordprocessingDrawing" xmlns:wpc="http://schemas.microsoft.com/office/word/2010/wordprocessingCanvas" xmlns:wpg="http://schemas.microsoft.com/office/word/2010/wordprocessingGroup" xmlns:wpi="http://schemas.microsoft.com/office/word/2010/wordprocessingInk" xmlns:wps="http://schemas.microsoft.com/office/word/2010/wordprocessingShape" mc:Ignorable="w14 wp14">
   <w:p>
     <w:pPr>
       <w:pStyle w:val="Footer"/>
@@ -2961,12 +3325,14 @@
     </w:pPr>
     <w:r>
       <w:rPr>
+        <w:rFonts w:eastAsia="黑体"/>
         <w:sz w:val="18"/>
       </w:rPr>
       <w:t xml:space="preserve">第 </w:t>
     </w:r>
     <w:r>
       <w:rPr>
+        <w:rFonts w:eastAsia="黑体"/>
         <w:sz w:val="18"/>
       </w:rPr>
       <w:fldChar w:fldCharType="begin"/>
@@ -2975,6 +3341,7 @@
     </w:r>
     <w:r>
       <w:rPr>
+        <w:rFonts w:eastAsia="黑体"/>
         <w:sz w:val="18"/>
       </w:rPr>
       <w:t xml:space="preserve"> 页</w:t>
@@ -2988,6 +3355,9 @@
   <w:footnote w:type="continuationSeparator" w:id="0">
     <w:p>
       <w:r>
+        <w:rPr>
+          <w:rFonts w:eastAsia="黑体"/>
+        </w:rPr>
         <w:continuationSeparator/>
       </w:r>
     </w:p>
@@ -2995,6 +3365,9 @@
   <w:footnote w:type="separator" w:id="-1">
     <w:p>
       <w:r>
+        <w:rPr>
+          <w:rFonts w:eastAsia="黑体"/>
+        </w:rPr>
         <w:separator/>
       </w:r>
     </w:p>
@@ -3003,7 +3376,7 @@
 </file>
 
 <file path=word/header1.xml><?xml version="1.0" encoding="utf-8"?>
-<w:hdr xmlns:m="http://schemas.openxmlformats.org/officeDocument/2006/math" xmlns:mc="http://schemas.openxmlformats.org/markup-compatibility/2006" xmlns:mo="http://schemas.microsoft.com/office/mac/office/2008/main" xmlns:mv="urn:schemas-microsoft-com:mac:vml" xmlns:o="urn:schemas-microsoft-com:office:office" xmlns:r="http://schemas.openxmlformats.org/officeDocument/2006/relationships" xmlns:v="urn:schemas-microsoft-com:vml" xmlns:w10="urn:schemas-microsoft-com:office:word" xmlns:w14="http://schemas.microsoft.com/office/word/2010/wordml" xmlns:w="http://schemas.openxmlformats.org/wordprocessingml/2006/main" xmlns:wne="http://schemas.microsoft.com/office/word/2006/wordml" xmlns:wp14="http://schemas.microsoft.com/office/word/2010/wordprocessingDrawing" xmlns:wp="http://schemas.openxmlformats.org/drawingml/2006/wordprocessingDrawing" xmlns:wpc="http://schemas.microsoft.com/office/word/2010/wordprocessingCanvas" xmlns:wpg="http://schemas.microsoft.com/office/word/2010/wordprocessingGroup" xmlns:wpi="http://schemas.microsoft.com/office/word/2010/wordprocessingInk" xmlns:wps="http://schemas.microsoft.com/office/word/2010/wordprocessingShape" mc:Ignorable="w14 wp14">
+<w:hdr xmlns:mc="http://schemas.openxmlformats.org/markup-compatibility/2006" xmlns:w="http://schemas.openxmlformats.org/wordprocessingml/2006/main" xmlns:m="http://schemas.openxmlformats.org/officeDocument/2006/math" xmlns:mo="http://schemas.microsoft.com/office/mac/office/2008/main" xmlns:mv="urn:schemas-microsoft-com:mac:vml" xmlns:o="urn:schemas-microsoft-com:office:office" xmlns:r="http://schemas.openxmlformats.org/officeDocument/2006/relationships" xmlns:v="urn:schemas-microsoft-com:vml" xmlns:w10="urn:schemas-microsoft-com:office:word" xmlns:w14="http://schemas.microsoft.com/office/word/2010/wordml" xmlns:wne="http://schemas.microsoft.com/office/word/2006/wordml" xmlns:wp14="http://schemas.microsoft.com/office/word/2010/wordprocessingDrawing" xmlns:wp="http://schemas.openxmlformats.org/drawingml/2006/wordprocessingDrawing" xmlns:wpc="http://schemas.microsoft.com/office/word/2010/wordprocessingCanvas" xmlns:wpg="http://schemas.microsoft.com/office/word/2010/wordprocessingGroup" xmlns:wpi="http://schemas.microsoft.com/office/word/2010/wordprocessingInk" xmlns:wps="http://schemas.microsoft.com/office/word/2010/wordprocessingShape" mc:Ignorable="w14 wp14">
   <w:p>
     <w:pPr>
       <w:pStyle w:val="Header"/>
@@ -3011,7 +3384,7 @@
     </w:pPr>
     <w:r>
       <w:rPr>
-        <w:rFonts w:ascii="Times New Roman" w:hAnsi="Times New Roman"/>
+        <w:rFonts w:ascii="Times New Roman" w:hAnsi="Times New Roman" w:eastAsia="黑体"/>
         <w:sz w:val="18"/>
         <w:rFonts w:eastAsia="黑体"/>
         <w:rFonts w:eastAsia="黑体"/>
@@ -3023,7 +3396,7 @@
 </file>
 
 <file path=word/numbering.xml><?xml version="1.0" encoding="utf-8"?>
-<w:numbering xmlns:m="http://schemas.openxmlformats.org/officeDocument/2006/math" xmlns:mc="http://schemas.openxmlformats.org/markup-compatibility/2006" xmlns:mo="http://schemas.microsoft.com/office/mac/office/2008/main" xmlns:mv="urn:schemas-microsoft-com:mac:vml" xmlns:o="urn:schemas-microsoft-com:office:office" xmlns:r="http://schemas.openxmlformats.org/officeDocument/2006/relationships" xmlns:v="urn:schemas-microsoft-com:vml" xmlns:w="http://schemas.openxmlformats.org/wordprocessingml/2006/main" xmlns:w10="urn:schemas-microsoft-com:office:word" xmlns:w14="http://schemas.microsoft.com/office/word/2010/wordml" xmlns:wne="http://schemas.microsoft.com/office/word/2006/wordml" xmlns:wp="http://schemas.openxmlformats.org/drawingml/2006/wordprocessingDrawing" xmlns:wp14="http://schemas.microsoft.com/office/word/2010/wordprocessingDrawing" xmlns:wpc="http://schemas.microsoft.com/office/word/2010/wordprocessingCanvas" xmlns:wpg="http://schemas.microsoft.com/office/word/2010/wordprocessingGroup" xmlns:wpi="http://schemas.microsoft.com/office/word/2010/wordprocessingInk" xmlns:wps="http://schemas.microsoft.com/office/word/2010/wordprocessingShape" mc:Ignorable="w14 wp14">
+<w:numbering xmlns:mc="http://schemas.openxmlformats.org/markup-compatibility/2006" xmlns:w="http://schemas.openxmlformats.org/wordprocessingml/2006/main" xmlns:m="http://schemas.openxmlformats.org/officeDocument/2006/math" xmlns:mo="http://schemas.microsoft.com/office/mac/office/2008/main" xmlns:mv="urn:schemas-microsoft-com:mac:vml" xmlns:o="urn:schemas-microsoft-com:office:office" xmlns:r="http://schemas.openxmlformats.org/officeDocument/2006/relationships" xmlns:v="urn:schemas-microsoft-com:vml" xmlns:w10="urn:schemas-microsoft-com:office:word" xmlns:w14="http://schemas.microsoft.com/office/word/2010/wordml" xmlns:wne="http://schemas.microsoft.com/office/word/2006/wordml" xmlns:wp="http://schemas.openxmlformats.org/drawingml/2006/wordprocessingDrawing" xmlns:wp14="http://schemas.microsoft.com/office/word/2010/wordprocessingDrawing" xmlns:wpc="http://schemas.microsoft.com/office/word/2010/wordprocessingCanvas" xmlns:wpg="http://schemas.microsoft.com/office/word/2010/wordprocessingGroup" xmlns:wpi="http://schemas.microsoft.com/office/word/2010/wordprocessingInk" xmlns:wps="http://schemas.microsoft.com/office/word/2010/wordprocessingShape" mc:Ignorable="w14 wp14">
   <w:abstractNum w:abstractNumId="0">
     <w:nsid w:val="FFFFFF7C"/>
     <w:multiLevelType w:val="singleLevel"/>
@@ -3110,7 +3483,7 @@
         <w:ind w:hanging="360" w:left="1440"/>
       </w:pPr>
       <w:rPr>
-        <w:rFonts w:ascii="Symbol" w:hAnsi="Symbol" w:hint="default"/>
+        <w:rFonts w:ascii="Symbol" w:hAnsi="Symbol" w:hint="default" w:eastAsia="黑体"/>
       </w:rPr>
     </w:lvl>
   </w:abstractNum>
@@ -3131,7 +3504,7 @@
         <w:ind w:hanging="360" w:left="1080"/>
       </w:pPr>
       <w:rPr>
-        <w:rFonts w:ascii="Symbol" w:hAnsi="Symbol" w:hint="default"/>
+        <w:rFonts w:ascii="Symbol" w:hAnsi="Symbol" w:hint="default" w:eastAsia="黑体"/>
       </w:rPr>
     </w:lvl>
   </w:abstractNum>
@@ -3152,7 +3525,7 @@
         <w:ind w:hanging="360" w:left="720"/>
       </w:pPr>
       <w:rPr>
-        <w:rFonts w:ascii="Symbol" w:hAnsi="Symbol" w:hint="default"/>
+        <w:rFonts w:ascii="Symbol" w:hAnsi="Symbol" w:hint="default" w:eastAsia="黑体"/>
       </w:rPr>
     </w:lvl>
   </w:abstractNum>
@@ -3191,7 +3564,7 @@
         <w:ind w:hanging="360" w:left="360"/>
       </w:pPr>
       <w:rPr>
-        <w:rFonts w:ascii="Symbol" w:hAnsi="Symbol" w:hint="default"/>
+        <w:rFonts w:ascii="Symbol" w:hAnsi="Symbol" w:hint="default" w:eastAsia="黑体"/>
       </w:rPr>
     </w:lvl>
   </w:abstractNum>
@@ -3282,7 +3655,7 @@
         <w:ind w:left="720" w:hanging="360"/>
       </w:pPr>
       <w:rPr>
-        <w:rFonts w:ascii="Symbol" w:hAnsi="Symbol" w:cs="Symbol" w:hint="default"/>
+        <w:rFonts w:ascii="Symbol" w:hAnsi="Symbol" w:cs="Symbol" w:hint="default" w:eastAsia="黑体"/>
       </w:rPr>
     </w:lvl>
     <w:lvl w:ilvl="1">
@@ -3293,7 +3666,7 @@
         <w:ind w:left="1440" w:hanging="360"/>
       </w:pPr>
       <w:rPr>
-        <w:rFonts w:ascii="Courier New" w:hAnsi="Courier New" w:cs="Courier New" w:hint="default"/>
+        <w:rFonts w:ascii="Courier New" w:hAnsi="Courier New" w:cs="Courier New" w:hint="default" w:eastAsia="黑体"/>
       </w:rPr>
     </w:lvl>
     <w:lvl w:ilvl="2">
@@ -3304,7 +3677,7 @@
         <w:ind w:left="2160" w:hanging="360"/>
       </w:pPr>
       <w:rPr>
-        <w:rFonts w:ascii="Wingdings" w:hAnsi="Wingdings" w:cs="Wingdings" w:hint="default"/>
+        <w:rFonts w:ascii="Wingdings" w:hAnsi="Wingdings" w:cs="Wingdings" w:hint="default" w:eastAsia="黑体"/>
       </w:rPr>
     </w:lvl>
     <w:lvl w:ilvl="3">
@@ -3315,7 +3688,7 @@
         <w:ind w:left="2880" w:hanging="360"/>
       </w:pPr>
       <w:rPr>
-        <w:rFonts w:ascii="Symbol" w:hAnsi="Symbol" w:cs="Symbol" w:hint="default"/>
+        <w:rFonts w:ascii="Symbol" w:hAnsi="Symbol" w:cs="Symbol" w:hint="default" w:eastAsia="黑体"/>
       </w:rPr>
     </w:lvl>
     <w:lvl w:ilvl="4">
@@ -3326,7 +3699,7 @@
         <w:ind w:left="3600" w:hanging="360"/>
       </w:pPr>
       <w:rPr>
-        <w:rFonts w:ascii="Courier New" w:hAnsi="Courier New" w:cs="Courier New" w:hint="default"/>
+        <w:rFonts w:ascii="Courier New" w:hAnsi="Courier New" w:cs="Courier New" w:hint="default" w:eastAsia="黑体"/>
       </w:rPr>
     </w:lvl>
     <w:lvl w:ilvl="5">
@@ -3337,7 +3710,7 @@
         <w:ind w:left="4320" w:hanging="360"/>
       </w:pPr>
       <w:rPr>
-        <w:rFonts w:ascii="Wingdings" w:hAnsi="Wingdings" w:cs="Wingdings" w:hint="default"/>
+        <w:rFonts w:ascii="Wingdings" w:hAnsi="Wingdings" w:cs="Wingdings" w:hint="default" w:eastAsia="黑体"/>
       </w:rPr>
     </w:lvl>
     <w:lvl w:ilvl="6">
@@ -3348,7 +3721,7 @@
         <w:ind w:left="5040" w:hanging="360"/>
       </w:pPr>
       <w:rPr>
-        <w:rFonts w:ascii="Symbol" w:hAnsi="Symbol" w:cs="Symbol" w:hint="default"/>
+        <w:rFonts w:ascii="Symbol" w:hAnsi="Symbol" w:cs="Symbol" w:hint="default" w:eastAsia="黑体"/>
       </w:rPr>
     </w:lvl>
     <w:lvl w:ilvl="7">
@@ -3359,7 +3732,7 @@
         <w:ind w:left="5760" w:hanging="360"/>
       </w:pPr>
       <w:rPr>
-        <w:rFonts w:ascii="Courier New" w:hAnsi="Courier New" w:cs="Courier New" w:hint="default"/>
+        <w:rFonts w:ascii="Courier New" w:hAnsi="Courier New" w:cs="Courier New" w:hint="default" w:eastAsia="黑体"/>
       </w:rPr>
     </w:lvl>
     <w:lvl w:ilvl="8">
@@ -3370,7 +3743,7 @@
         <w:ind w:left="6480" w:hanging="360"/>
       </w:pPr>
       <w:rPr>
-        <w:rFonts w:ascii="Wingdings" w:hAnsi="Wingdings" w:cs="Wingdings" w:hint="default"/>
+        <w:rFonts w:ascii="Wingdings" w:hAnsi="Wingdings" w:cs="Wingdings" w:hint="default" w:eastAsia="黑体"/>
       </w:rPr>
     </w:lvl>
   </w:abstractNum>
@@ -3426,11 +3799,11 @@
 </file>
 
 <file path=word/styles.xml><?xml version="1.0" encoding="utf-8"?>
-<w:styles xmlns:mc="http://schemas.openxmlformats.org/markup-compatibility/2006" xmlns:r="http://schemas.openxmlformats.org/officeDocument/2006/relationships" xmlns:w="http://schemas.openxmlformats.org/wordprocessingml/2006/main" xmlns:w14="http://schemas.microsoft.com/office/word/2010/wordml" mc:Ignorable="w14">
+<w:styles xmlns:mc="http://schemas.openxmlformats.org/markup-compatibility/2006" xmlns:w="http://schemas.openxmlformats.org/wordprocessingml/2006/main" xmlns:r="http://schemas.openxmlformats.org/officeDocument/2006/relationships" xmlns:w14="http://schemas.microsoft.com/office/word/2010/wordml" mc:Ignorable="w14">
   <w:docDefaults>
     <w:rPrDefault>
       <w:rPr>
-        <w:rFonts w:asciiTheme="minorHAnsi" w:cstheme="minorBidi" w:eastAsiaTheme="minorEastAsia" w:hAnsiTheme="minorHAnsi"/>
+        <w:rFonts w:asciiTheme="minorHAnsi" w:cstheme="minorBidi" w:hAnsiTheme="minorHAnsi" w:eastAsia="黑体"/>
         <w:sz w:val="22"/>
         <w:szCs w:val="22"/>
         <w:lang w:bidi="ar-SA" w:eastAsia="en-US" w:val="en-US"/>
@@ -3652,7 +4025,7 @@
       <w:outlineLvl w:val="0"/>
     </w:pPr>
     <w:rPr>
-      <w:rFonts w:ascii="Times New Roman" w:asciiTheme="majorHAnsi" w:cstheme="majorBidi" w:eastAsia="黑体" w:eastAsiaTheme="majorEastAsia" w:hAnsi="Times New Roman" w:hAnsiTheme="majorHAnsi"/>
+      <w:rFonts w:ascii="Times New Roman" w:asciiTheme="majorHAnsi" w:cstheme="majorBidi" w:eastAsia="黑体" w:hAnsi="Times New Roman" w:hAnsiTheme="majorHAnsi"/>
       <w:b/>
       <w:bCs/>
       <w:color w:val="1F3864"/>
@@ -3676,7 +4049,7 @@
       <w:outlineLvl w:val="1"/>
     </w:pPr>
     <w:rPr>
-      <w:rFonts w:ascii="Times New Roman" w:asciiTheme="majorHAnsi" w:cstheme="majorBidi" w:eastAsia="黑体" w:eastAsiaTheme="majorEastAsia" w:hAnsi="Times New Roman" w:hAnsiTheme="majorHAnsi"/>
+      <w:rFonts w:ascii="Times New Roman" w:asciiTheme="majorHAnsi" w:cstheme="majorBidi" w:eastAsia="黑体" w:hAnsi="Times New Roman" w:hAnsiTheme="majorHAnsi"/>
       <w:b/>
       <w:bCs/>
       <w:color w:val="2E4E7E"/>
@@ -3700,7 +4073,7 @@
       <w:outlineLvl w:val="2"/>
     </w:pPr>
     <w:rPr>
-      <w:rFonts w:ascii="Times New Roman" w:asciiTheme="majorHAnsi" w:cstheme="majorBidi" w:eastAsia="黑体" w:eastAsiaTheme="majorEastAsia" w:hAnsi="Times New Roman" w:hAnsiTheme="majorHAnsi"/>
+      <w:rFonts w:ascii="Times New Roman" w:asciiTheme="majorHAnsi" w:cstheme="majorBidi" w:eastAsia="黑体" w:hAnsi="Times New Roman" w:hAnsiTheme="majorHAnsi"/>
       <w:b/>
       <w:bCs/>
       <w:color w:val="2E4E7E"/>
@@ -3724,7 +4097,7 @@
       <w:outlineLvl w:val="3"/>
     </w:pPr>
     <w:rPr>
-      <w:rFonts w:ascii="Times New Roman" w:asciiTheme="majorHAnsi" w:cstheme="majorBidi" w:eastAsia="黑体" w:eastAsiaTheme="majorEastAsia" w:hAnsi="Times New Roman" w:hAnsiTheme="majorHAnsi"/>
+      <w:rFonts w:ascii="Times New Roman" w:asciiTheme="majorHAnsi" w:cstheme="majorBidi" w:eastAsia="黑体" w:hAnsi="Times New Roman" w:hAnsiTheme="majorHAnsi"/>
       <w:b/>
       <w:bCs/>
       <w:i/>
@@ -3750,7 +4123,7 @@
       <w:outlineLvl w:val="4"/>
     </w:pPr>
     <w:rPr>
-      <w:rFonts w:ascii="Times New Roman" w:asciiTheme="majorHAnsi" w:cstheme="majorBidi" w:eastAsia="黑体" w:eastAsiaTheme="majorEastAsia" w:hAnsi="Times New Roman" w:hAnsiTheme="majorHAnsi"/>
+      <w:rFonts w:ascii="Times New Roman" w:asciiTheme="majorHAnsi" w:cstheme="majorBidi" w:eastAsia="黑体" w:hAnsi="Times New Roman" w:hAnsiTheme="majorHAnsi"/>
       <w:b/>
       <w:color w:val="333333"/>
       <w:sz w:val="22"/>
@@ -3773,7 +4146,7 @@
       <w:outlineLvl w:val="5"/>
     </w:pPr>
     <w:rPr>
-      <w:rFonts w:asciiTheme="majorHAnsi" w:cstheme="majorBidi" w:eastAsiaTheme="majorEastAsia" w:hAnsiTheme="majorHAnsi"/>
+      <w:rFonts w:asciiTheme="majorHAnsi" w:cstheme="majorBidi" w:hAnsiTheme="majorHAnsi" w:eastAsia="黑体"/>
       <w:i/>
       <w:iCs/>
       <w:color w:themeColor="accent1" w:themeShade="7F" w:val="243F60"/>
@@ -3796,7 +4169,7 @@
       <w:outlineLvl w:val="6"/>
     </w:pPr>
     <w:rPr>
-      <w:rFonts w:asciiTheme="majorHAnsi" w:cstheme="majorBidi" w:eastAsiaTheme="majorEastAsia" w:hAnsiTheme="majorHAnsi"/>
+      <w:rFonts w:asciiTheme="majorHAnsi" w:cstheme="majorBidi" w:hAnsiTheme="majorHAnsi" w:eastAsia="黑体"/>
       <w:i/>
       <w:iCs/>
       <w:color w:themeColor="text1" w:themeTint="BF" w:val="404040"/>
@@ -3819,7 +4192,7 @@
       <w:outlineLvl w:val="7"/>
     </w:pPr>
     <w:rPr>
-      <w:rFonts w:asciiTheme="majorHAnsi" w:cstheme="majorBidi" w:eastAsiaTheme="majorEastAsia" w:hAnsiTheme="majorHAnsi"/>
+      <w:rFonts w:asciiTheme="majorHAnsi" w:cstheme="majorBidi" w:hAnsiTheme="majorHAnsi" w:eastAsia="黑体"/>
       <w:color w:themeColor="accent1" w:val="4F81BD"/>
       <w:sz w:val="20"/>
       <w:szCs w:val="20"/>
@@ -3842,7 +4215,7 @@
       <w:outlineLvl w:val="8"/>
     </w:pPr>
     <w:rPr>
-      <w:rFonts w:asciiTheme="majorHAnsi" w:cstheme="majorBidi" w:eastAsiaTheme="majorEastAsia" w:hAnsiTheme="majorHAnsi"/>
+      <w:rFonts w:asciiTheme="majorHAnsi" w:cstheme="majorBidi" w:hAnsiTheme="majorHAnsi" w:eastAsia="黑体"/>
       <w:i/>
       <w:iCs/>
       <w:color w:themeColor="text1" w:themeTint="BF" w:val="404040"/>
@@ -3893,7 +4266,7 @@
     <w:uiPriority w:val="9"/>
     <w:rsid w:val="00FC693F"/>
     <w:rPr>
-      <w:rFonts w:asciiTheme="majorHAnsi" w:cstheme="majorBidi" w:eastAsiaTheme="majorEastAsia" w:hAnsiTheme="majorHAnsi"/>
+      <w:rFonts w:asciiTheme="majorHAnsi" w:cstheme="majorBidi" w:hAnsiTheme="majorHAnsi" w:eastAsia="黑体"/>
       <w:b/>
       <w:bCs/>
       <w:color w:themeColor="accent1" w:themeShade="BF" w:val="365F91"/>
@@ -3908,7 +4281,7 @@
     <w:uiPriority w:val="9"/>
     <w:rsid w:val="00FC693F"/>
     <w:rPr>
-      <w:rFonts w:asciiTheme="majorHAnsi" w:cstheme="majorBidi" w:eastAsiaTheme="majorEastAsia" w:hAnsiTheme="majorHAnsi"/>
+      <w:rFonts w:asciiTheme="majorHAnsi" w:cstheme="majorBidi" w:hAnsiTheme="majorHAnsi" w:eastAsia="黑体"/>
       <w:b/>
       <w:bCs/>
       <w:color w:themeColor="accent1" w:val="4F81BD"/>
@@ -3923,7 +4296,7 @@
     <w:uiPriority w:val="9"/>
     <w:rsid w:val="00FC693F"/>
     <w:rPr>
-      <w:rFonts w:asciiTheme="majorHAnsi" w:cstheme="majorBidi" w:eastAsiaTheme="majorEastAsia" w:hAnsiTheme="majorHAnsi"/>
+      <w:rFonts w:asciiTheme="majorHAnsi" w:cstheme="majorBidi" w:hAnsiTheme="majorHAnsi" w:eastAsia="黑体"/>
       <w:b/>
       <w:bCs/>
       <w:color w:themeColor="accent1" w:val="4F81BD"/>
@@ -3946,7 +4319,7 @@
       <w:contextualSpacing/>
     </w:pPr>
     <w:rPr>
-      <w:rFonts w:ascii="Times New Roman" w:asciiTheme="majorHAnsi" w:cstheme="majorBidi" w:eastAsia="黑体" w:eastAsiaTheme="majorEastAsia" w:hAnsi="Times New Roman" w:hAnsiTheme="majorHAnsi"/>
+      <w:rFonts w:ascii="Times New Roman" w:asciiTheme="majorHAnsi" w:cstheme="majorBidi" w:eastAsia="黑体" w:hAnsi="Times New Roman" w:hAnsiTheme="majorHAnsi"/>
       <w:b/>
       <w:color w:val="1F3864"/>
       <w:spacing w:val="5"/>
@@ -3962,7 +4335,7 @@
     <w:uiPriority w:val="10"/>
     <w:rsid w:val="00FC693F"/>
     <w:rPr>
-      <w:rFonts w:asciiTheme="majorHAnsi" w:cstheme="majorBidi" w:eastAsiaTheme="majorEastAsia" w:hAnsiTheme="majorHAnsi"/>
+      <w:rFonts w:asciiTheme="majorHAnsi" w:cstheme="majorBidi" w:hAnsiTheme="majorHAnsi" w:eastAsia="黑体"/>
       <w:color w:themeColor="text2" w:themeShade="BF" w:val="17365D"/>
       <w:spacing w:val="5"/>
       <w:kern w:val="28"/>
@@ -3984,7 +4357,7 @@
       </w:numPr>
     </w:pPr>
     <w:rPr>
-      <w:rFonts w:asciiTheme="majorHAnsi" w:cstheme="majorBidi" w:eastAsiaTheme="majorEastAsia" w:hAnsiTheme="majorHAnsi"/>
+      <w:rFonts w:asciiTheme="majorHAnsi" w:cstheme="majorBidi" w:hAnsiTheme="majorHAnsi" w:eastAsia="黑体"/>
       <w:i/>
       <w:iCs/>
       <w:color w:themeColor="accent1" w:val="4F81BD"/>
@@ -4000,7 +4373,7 @@
     <w:uiPriority w:val="11"/>
     <w:rsid w:val="00FC693F"/>
     <w:rPr>
-      <w:rFonts w:asciiTheme="majorHAnsi" w:cstheme="majorBidi" w:eastAsiaTheme="majorEastAsia" w:hAnsiTheme="majorHAnsi"/>
+      <w:rFonts w:asciiTheme="majorHAnsi" w:cstheme="majorBidi" w:hAnsiTheme="majorHAnsi" w:eastAsia="黑体"/>
       <w:i/>
       <w:iCs/>
       <w:color w:themeColor="accent1" w:val="4F81BD"/>
@@ -4067,6 +4440,7 @@
       <w:spacing w:after="120"/>
     </w:pPr>
     <w:rPr>
+      <w:rFonts w:eastAsia="黑体"/>
       <w:sz w:val="16"/>
       <w:szCs w:val="16"/>
     </w:rPr>
@@ -4078,6 +4452,7 @@
     <w:uiPriority w:val="99"/>
     <w:rsid w:val="00AA1D8D"/>
     <w:rPr>
+      <w:rFonts w:eastAsia="黑体"/>
       <w:sz w:val="16"/>
       <w:szCs w:val="16"/>
     </w:rPr>
@@ -4247,7 +4622,7 @@
       </w:tabs>
     </w:pPr>
     <w:rPr>
-      <w:rFonts w:ascii="Courier" w:hAnsi="Courier"/>
+      <w:rFonts w:ascii="Courier" w:hAnsi="Courier" w:eastAsia="黑体"/>
       <w:sz w:val="20"/>
       <w:szCs w:val="20"/>
     </w:rPr>
@@ -4259,7 +4634,7 @@
     <w:uiPriority w:val="99"/>
     <w:rsid w:val="0029639D"/>
     <w:rPr>
-      <w:rFonts w:ascii="Courier" w:hAnsi="Courier"/>
+      <w:rFonts w:ascii="Courier" w:hAnsi="Courier" w:eastAsia="黑体"/>
       <w:sz w:val="20"/>
       <w:szCs w:val="20"/>
     </w:rPr>
@@ -4295,6 +4670,7 @@
     <w:uiPriority w:val="29"/>
     <w:rsid w:val="00FC693F"/>
     <w:rPr>
+      <w:rFonts w:eastAsia="黑体"/>
       <w:i/>
       <w:iCs/>
       <w:color w:themeColor="text1" w:val="000000"/>
@@ -4308,7 +4684,7 @@
     <w:semiHidden/>
     <w:rsid w:val="00FC693F"/>
     <w:rPr>
-      <w:rFonts w:asciiTheme="majorHAnsi" w:cstheme="majorBidi" w:eastAsiaTheme="majorEastAsia" w:hAnsiTheme="majorHAnsi"/>
+      <w:rFonts w:asciiTheme="majorHAnsi" w:cstheme="majorBidi" w:hAnsiTheme="majorHAnsi" w:eastAsia="黑体"/>
       <w:b/>
       <w:bCs/>
       <w:i/>
@@ -4324,7 +4700,7 @@
     <w:semiHidden/>
     <w:rsid w:val="00FC693F"/>
     <w:rPr>
-      <w:rFonts w:asciiTheme="majorHAnsi" w:cstheme="majorBidi" w:eastAsiaTheme="majorEastAsia" w:hAnsiTheme="majorHAnsi"/>
+      <w:rFonts w:asciiTheme="majorHAnsi" w:cstheme="majorBidi" w:hAnsiTheme="majorHAnsi" w:eastAsia="黑体"/>
       <w:color w:themeColor="accent1" w:themeShade="7F" w:val="243F60"/>
     </w:rPr>
   </w:style>
@@ -4336,7 +4712,7 @@
     <w:semiHidden/>
     <w:rsid w:val="00FC693F"/>
     <w:rPr>
-      <w:rFonts w:asciiTheme="majorHAnsi" w:cstheme="majorBidi" w:eastAsiaTheme="majorEastAsia" w:hAnsiTheme="majorHAnsi"/>
+      <w:rFonts w:asciiTheme="majorHAnsi" w:cstheme="majorBidi" w:hAnsiTheme="majorHAnsi" w:eastAsia="黑体"/>
       <w:i/>
       <w:iCs/>
       <w:color w:themeColor="accent1" w:themeShade="7F" w:val="243F60"/>
@@ -4350,7 +4726,7 @@
     <w:semiHidden/>
     <w:rsid w:val="00FC693F"/>
     <w:rPr>
-      <w:rFonts w:asciiTheme="majorHAnsi" w:cstheme="majorBidi" w:eastAsiaTheme="majorEastAsia" w:hAnsiTheme="majorHAnsi"/>
+      <w:rFonts w:asciiTheme="majorHAnsi" w:cstheme="majorBidi" w:hAnsiTheme="majorHAnsi" w:eastAsia="黑体"/>
       <w:i/>
       <w:iCs/>
       <w:color w:themeColor="text1" w:themeTint="BF" w:val="404040"/>
@@ -4364,7 +4740,7 @@
     <w:semiHidden/>
     <w:rsid w:val="00FC693F"/>
     <w:rPr>
-      <w:rFonts w:asciiTheme="majorHAnsi" w:cstheme="majorBidi" w:eastAsiaTheme="majorEastAsia" w:hAnsiTheme="majorHAnsi"/>
+      <w:rFonts w:asciiTheme="majorHAnsi" w:cstheme="majorBidi" w:hAnsiTheme="majorHAnsi" w:eastAsia="黑体"/>
       <w:color w:themeColor="accent1" w:val="4F81BD"/>
       <w:sz w:val="20"/>
       <w:szCs w:val="20"/>
@@ -4378,7 +4754,7 @@
     <w:semiHidden/>
     <w:rsid w:val="00FC693F"/>
     <w:rPr>
-      <w:rFonts w:asciiTheme="majorHAnsi" w:cstheme="majorBidi" w:eastAsiaTheme="majorEastAsia" w:hAnsiTheme="majorHAnsi"/>
+      <w:rFonts w:asciiTheme="majorHAnsi" w:cstheme="majorBidi" w:hAnsiTheme="majorHAnsi" w:eastAsia="黑体"/>
       <w:i/>
       <w:iCs/>
       <w:color w:themeColor="text1" w:themeTint="BF" w:val="404040"/>
@@ -4399,6 +4775,7 @@
       <w:spacing w:line="240" w:lineRule="auto"/>
     </w:pPr>
     <w:rPr>
+      <w:rFonts w:eastAsia="黑体"/>
       <w:b/>
       <w:bCs/>
       <w:color w:themeColor="accent1" w:val="4F81BD"/>
@@ -4413,6 +4790,7 @@
     <w:qFormat/>
     <w:rsid w:val="00FC693F"/>
     <w:rPr>
+      <w:rFonts w:eastAsia="黑体"/>
       <w:b/>
       <w:bCs/>
     </w:rPr>
@@ -4424,6 +4802,7 @@
     <w:qFormat/>
     <w:rsid w:val="00FC693F"/>
     <w:rPr>
+      <w:rFonts w:eastAsia="黑体"/>
       <w:i/>
       <w:iCs/>
     </w:rPr>
@@ -4444,6 +4823,7 @@
       <w:ind w:left="936" w:right="936"/>
     </w:pPr>
     <w:rPr>
+      <w:rFonts w:eastAsia="黑体"/>
       <w:b/>
       <w:bCs/>
       <w:i/>
@@ -4458,6 +4838,7 @@
     <w:uiPriority w:val="30"/>
     <w:rsid w:val="00FC693F"/>
     <w:rPr>
+      <w:rFonts w:eastAsia="黑体"/>
       <w:b/>
       <w:bCs/>
       <w:i/>
@@ -4472,6 +4853,7 @@
     <w:qFormat/>
     <w:rsid w:val="00FC693F"/>
     <w:rPr>
+      <w:rFonts w:eastAsia="黑体"/>
       <w:i/>
       <w:iCs/>
       <w:color w:themeColor="text1" w:themeTint="7F" w:val="808080"/>
@@ -4484,6 +4866,7 @@
     <w:qFormat/>
     <w:rsid w:val="00FC693F"/>
     <w:rPr>
+      <w:rFonts w:eastAsia="黑体"/>
       <w:b/>
       <w:bCs/>
       <w:i/>
@@ -4498,6 +4881,7 @@
     <w:qFormat/>
     <w:rsid w:val="00FC693F"/>
     <w:rPr>
+      <w:rFonts w:eastAsia="黑体"/>
       <w:smallCaps/>
       <w:color w:themeColor="accent2" w:val="C0504D"/>
       <w:u w:val="single"/>
@@ -4510,6 +4894,7 @@
     <w:qFormat/>
     <w:rsid w:val="00FC693F"/>
     <w:rPr>
+      <w:rFonts w:eastAsia="黑体"/>
       <w:b/>
       <w:bCs/>
       <w:smallCaps/>
@@ -4525,6 +4910,7 @@
     <w:qFormat/>
     <w:rsid w:val="00FC693F"/>
     <w:rPr>
+      <w:rFonts w:eastAsia="黑体"/>
       <w:b/>
       <w:bCs/>
       <w:smallCaps/>
@@ -4579,6 +4965,7 @@
       <w:spacing w:after="0" w:line="240" w:lineRule="auto"/>
     </w:pPr>
     <w:rPr>
+      <w:rFonts w:eastAsia="黑体"/>
       <w:color w:themeColor="text1" w:themeShade="BF" w:val="000000"/>
     </w:rPr>
     <w:tblPr>
@@ -4601,6 +4988,7 @@
         <w:spacing w:after="0" w:before="0" w:line="240" w:lineRule="auto"/>
       </w:pPr>
       <w:rPr>
+        <w:rFonts w:eastAsia="黑体"/>
         <w:b/>
         <w:bCs/>
       </w:rPr>
@@ -4621,6 +5009,7 @@
         <w:spacing w:after="0" w:before="0" w:line="240" w:lineRule="auto"/>
       </w:pPr>
       <w:rPr>
+        <w:rFonts w:eastAsia="黑体"/>
         <w:b/>
         <w:bCs/>
       </w:rPr>
@@ -4638,12 +5027,14 @@
     </w:tblStylePr>
     <w:tblStylePr w:type="firstCol">
       <w:rPr>
+        <w:rFonts w:eastAsia="黑体"/>
         <w:b/>
         <w:bCs/>
       </w:rPr>
     </w:tblStylePr>
     <w:tblStylePr w:type="lastCol">
       <w:rPr>
+        <w:rFonts w:eastAsia="黑体"/>
         <w:b/>
         <w:bCs/>
       </w:rPr>
@@ -4682,6 +5073,7 @@
       <w:spacing w:after="0" w:line="240" w:lineRule="auto"/>
     </w:pPr>
     <w:rPr>
+      <w:rFonts w:eastAsia="黑体"/>
       <w:color w:themeColor="accent1" w:themeShade="BF" w:val="365F91"/>
     </w:rPr>
     <w:tblPr>
@@ -4704,6 +5096,7 @@
         <w:spacing w:after="0" w:before="0" w:line="240" w:lineRule="auto"/>
       </w:pPr>
       <w:rPr>
+        <w:rFonts w:eastAsia="黑体"/>
         <w:b/>
         <w:bCs/>
       </w:rPr>
@@ -4724,6 +5117,7 @@
         <w:spacing w:after="0" w:before="0" w:line="240" w:lineRule="auto"/>
       </w:pPr>
       <w:rPr>
+        <w:rFonts w:eastAsia="黑体"/>
         <w:b/>
         <w:bCs/>
       </w:rPr>
@@ -4741,12 +5135,14 @@
     </w:tblStylePr>
     <w:tblStylePr w:type="firstCol">
       <w:rPr>
+        <w:rFonts w:eastAsia="黑体"/>
         <w:b/>
         <w:bCs/>
       </w:rPr>
     </w:tblStylePr>
     <w:tblStylePr w:type="lastCol">
       <w:rPr>
+        <w:rFonts w:eastAsia="黑体"/>
         <w:b/>
         <w:bCs/>
       </w:rPr>
@@ -4785,6 +5181,7 @@
       <w:spacing w:after="0" w:line="240" w:lineRule="auto"/>
     </w:pPr>
     <w:rPr>
+      <w:rFonts w:eastAsia="黑体"/>
       <w:color w:themeColor="accent2" w:themeShade="BF" w:val="943634"/>
     </w:rPr>
     <w:tblPr>
@@ -4807,6 +5204,7 @@
         <w:spacing w:after="0" w:before="0" w:line="240" w:lineRule="auto"/>
       </w:pPr>
       <w:rPr>
+        <w:rFonts w:eastAsia="黑体"/>
         <w:b/>
         <w:bCs/>
       </w:rPr>
@@ -4827,6 +5225,7 @@
         <w:spacing w:after="0" w:before="0" w:line="240" w:lineRule="auto"/>
       </w:pPr>
       <w:rPr>
+        <w:rFonts w:eastAsia="黑体"/>
         <w:b/>
         <w:bCs/>
       </w:rPr>
@@ -4844,12 +5243,14 @@
     </w:tblStylePr>
     <w:tblStylePr w:type="firstCol">
       <w:rPr>
+        <w:rFonts w:eastAsia="黑体"/>
         <w:b/>
         <w:bCs/>
       </w:rPr>
     </w:tblStylePr>
     <w:tblStylePr w:type="lastCol">
       <w:rPr>
+        <w:rFonts w:eastAsia="黑体"/>
         <w:b/>
         <w:bCs/>
       </w:rPr>
@@ -4888,6 +5289,7 @@
       <w:spacing w:after="0" w:line="240" w:lineRule="auto"/>
     </w:pPr>
     <w:rPr>
+      <w:rFonts w:eastAsia="黑体"/>
       <w:color w:themeColor="accent3" w:themeShade="BF" w:val="76923C"/>
     </w:rPr>
     <w:tblPr>
@@ -4910,6 +5312,7 @@
         <w:spacing w:after="0" w:before="0" w:line="240" w:lineRule="auto"/>
       </w:pPr>
       <w:rPr>
+        <w:rFonts w:eastAsia="黑体"/>
         <w:b/>
         <w:bCs/>
       </w:rPr>
@@ -4930,6 +5333,7 @@
         <w:spacing w:after="0" w:before="0" w:line="240" w:lineRule="auto"/>
       </w:pPr>
       <w:rPr>
+        <w:rFonts w:eastAsia="黑体"/>
         <w:b/>
         <w:bCs/>
       </w:rPr>
@@ -4947,12 +5351,14 @@
     </w:tblStylePr>
     <w:tblStylePr w:type="firstCol">
       <w:rPr>
+        <w:rFonts w:eastAsia="黑体"/>
         <w:b/>
         <w:bCs/>
       </w:rPr>
     </w:tblStylePr>
     <w:tblStylePr w:type="lastCol">
       <w:rPr>
+        <w:rFonts w:eastAsia="黑体"/>
         <w:b/>
         <w:bCs/>
       </w:rPr>
@@ -4991,6 +5397,7 @@
       <w:spacing w:after="0" w:line="240" w:lineRule="auto"/>
     </w:pPr>
     <w:rPr>
+      <w:rFonts w:eastAsia="黑体"/>
       <w:color w:themeColor="accent4" w:themeShade="BF" w:val="5F497A"/>
     </w:rPr>
     <w:tblPr>
@@ -5013,6 +5420,7 @@
         <w:spacing w:after="0" w:before="0" w:line="240" w:lineRule="auto"/>
       </w:pPr>
       <w:rPr>
+        <w:rFonts w:eastAsia="黑体"/>
         <w:b/>
         <w:bCs/>
       </w:rPr>
@@ -5033,6 +5441,7 @@
         <w:spacing w:after="0" w:before="0" w:line="240" w:lineRule="auto"/>
       </w:pPr>
       <w:rPr>
+        <w:rFonts w:eastAsia="黑体"/>
         <w:b/>
         <w:bCs/>
       </w:rPr>
@@ -5050,12 +5459,14 @@
     </w:tblStylePr>
     <w:tblStylePr w:type="firstCol">
       <w:rPr>
+        <w:rFonts w:eastAsia="黑体"/>
         <w:b/>
         <w:bCs/>
       </w:rPr>
     </w:tblStylePr>
     <w:tblStylePr w:type="lastCol">
       <w:rPr>
+        <w:rFonts w:eastAsia="黑体"/>
         <w:b/>
         <w:bCs/>
       </w:rPr>
@@ -5094,6 +5505,7 @@
       <w:spacing w:after="0" w:line="240" w:lineRule="auto"/>
     </w:pPr>
     <w:rPr>
+      <w:rFonts w:eastAsia="黑体"/>
       <w:color w:themeColor="accent5" w:themeShade="BF" w:val="31849B"/>
     </w:rPr>
     <w:tblPr>
@@ -5116,6 +5528,7 @@
         <w:spacing w:after="0" w:before="0" w:line="240" w:lineRule="auto"/>
       </w:pPr>
       <w:rPr>
+        <w:rFonts w:eastAsia="黑体"/>
         <w:b/>
         <w:bCs/>
       </w:rPr>
@@ -5136,6 +5549,7 @@
         <w:spacing w:after="0" w:before="0" w:line="240" w:lineRule="auto"/>
       </w:pPr>
       <w:rPr>
+        <w:rFonts w:eastAsia="黑体"/>
         <w:b/>
         <w:bCs/>
       </w:rPr>
@@ -5153,12 +5567,14 @@
     </w:tblStylePr>
     <w:tblStylePr w:type="firstCol">
       <w:rPr>
+        <w:rFonts w:eastAsia="黑体"/>
         <w:b/>
         <w:bCs/>
       </w:rPr>
     </w:tblStylePr>
     <w:tblStylePr w:type="lastCol">
       <w:rPr>
+        <w:rFonts w:eastAsia="黑体"/>
         <w:b/>
         <w:bCs/>
       </w:rPr>
@@ -5197,6 +5613,7 @@
       <w:spacing w:after="0" w:line="240" w:lineRule="auto"/>
     </w:pPr>
     <w:rPr>
+      <w:rFonts w:eastAsia="黑体"/>
       <w:color w:themeColor="accent6" w:themeShade="BF" w:val="E36C0A"/>
     </w:rPr>
     <w:tblPr>
@@ -5219,6 +5636,7 @@
         <w:spacing w:after="0" w:before="0" w:line="240" w:lineRule="auto"/>
       </w:pPr>
       <w:rPr>
+        <w:rFonts w:eastAsia="黑体"/>
         <w:b/>
         <w:bCs/>
       </w:rPr>
@@ -5239,6 +5657,7 @@
         <w:spacing w:after="0" w:before="0" w:line="240" w:lineRule="auto"/>
       </w:pPr>
       <w:rPr>
+        <w:rFonts w:eastAsia="黑体"/>
         <w:b/>
         <w:bCs/>
       </w:rPr>
@@ -5256,12 +5675,14 @@
     </w:tblStylePr>
     <w:tblStylePr w:type="firstCol">
       <w:rPr>
+        <w:rFonts w:eastAsia="黑体"/>
         <w:b/>
         <w:bCs/>
       </w:rPr>
     </w:tblStylePr>
     <w:tblStylePr w:type="lastCol">
       <w:rPr>
+        <w:rFonts w:eastAsia="黑体"/>
         <w:b/>
         <w:bCs/>
       </w:rPr>
@@ -5321,6 +5742,7 @@
         <w:spacing w:after="0" w:before="0" w:line="240" w:lineRule="auto"/>
       </w:pPr>
       <w:rPr>
+        <w:rFonts w:eastAsia="黑体"/>
         <w:b/>
         <w:bCs/>
         <w:color w:themeColor="background1" w:val="FFFFFF"/>
@@ -5335,6 +5757,7 @@
         <w:spacing w:after="0" w:before="0" w:line="240" w:lineRule="auto"/>
       </w:pPr>
       <w:rPr>
+        <w:rFonts w:eastAsia="黑体"/>
         <w:b/>
         <w:bCs/>
       </w:rPr>
@@ -5350,12 +5773,14 @@
     </w:tblStylePr>
     <w:tblStylePr w:type="firstCol">
       <w:rPr>
+        <w:rFonts w:eastAsia="黑体"/>
         <w:b/>
         <w:bCs/>
       </w:rPr>
     </w:tblStylePr>
     <w:tblStylePr w:type="lastCol">
       <w:rPr>
+        <w:rFonts w:eastAsia="黑体"/>
         <w:b/>
         <w:bCs/>
       </w:rPr>
@@ -5413,6 +5838,7 @@
         <w:spacing w:after="0" w:before="0" w:line="240" w:lineRule="auto"/>
       </w:pPr>
       <w:rPr>
+        <w:rFonts w:eastAsia="黑体"/>
         <w:b/>
         <w:bCs/>
         <w:color w:themeColor="background1" w:val="FFFFFF"/>
@@ -5427,6 +5853,7 @@
         <w:spacing w:after="0" w:before="0" w:line="240" w:lineRule="auto"/>
       </w:pPr>
       <w:rPr>
+        <w:rFonts w:eastAsia="黑体"/>
         <w:b/>
         <w:bCs/>
       </w:rPr>
@@ -5442,12 +5869,14 @@
     </w:tblStylePr>
     <w:tblStylePr w:type="firstCol">
       <w:rPr>
+        <w:rFonts w:eastAsia="黑体"/>
         <w:b/>
         <w:bCs/>
       </w:rPr>
     </w:tblStylePr>
     <w:tblStylePr w:type="lastCol">
       <w:rPr>
+        <w:rFonts w:eastAsia="黑体"/>
         <w:b/>
         <w:bCs/>
       </w:rPr>
@@ -5505,6 +5934,7 @@
         <w:spacing w:after="0" w:before="0" w:line="240" w:lineRule="auto"/>
       </w:pPr>
       <w:rPr>
+        <w:rFonts w:eastAsia="黑体"/>
         <w:b/>
         <w:bCs/>
         <w:color w:themeColor="background1" w:val="FFFFFF"/>
@@ -5519,6 +5949,7 @@
         <w:spacing w:after="0" w:before="0" w:line="240" w:lineRule="auto"/>
       </w:pPr>
       <w:rPr>
+        <w:rFonts w:eastAsia="黑体"/>
         <w:b/>
         <w:bCs/>
       </w:rPr>
@@ -5534,12 +5965,14 @@
     </w:tblStylePr>
     <w:tblStylePr w:type="firstCol">
       <w:rPr>
+        <w:rFonts w:eastAsia="黑体"/>
         <w:b/>
         <w:bCs/>
       </w:rPr>
     </w:tblStylePr>
     <w:tblStylePr w:type="lastCol">
       <w:rPr>
+        <w:rFonts w:eastAsia="黑体"/>
         <w:b/>
         <w:bCs/>
       </w:rPr>
@@ -5597,6 +6030,7 @@
         <w:spacing w:after="0" w:before="0" w:line="240" w:lineRule="auto"/>
       </w:pPr>
       <w:rPr>
+        <w:rFonts w:eastAsia="黑体"/>
         <w:b/>
         <w:bCs/>
         <w:color w:themeColor="background1" w:val="FFFFFF"/>
@@ -5611,6 +6045,7 @@
         <w:spacing w:after="0" w:before="0" w:line="240" w:lineRule="auto"/>
       </w:pPr>
       <w:rPr>
+        <w:rFonts w:eastAsia="黑体"/>
         <w:b/>
         <w:bCs/>
       </w:rPr>
@@ -5626,12 +6061,14 @@
     </w:tblStylePr>
     <w:tblStylePr w:type="firstCol">
       <w:rPr>
+        <w:rFonts w:eastAsia="黑体"/>
         <w:b/>
         <w:bCs/>
       </w:rPr>
     </w:tblStylePr>
     <w:tblStylePr w:type="lastCol">
       <w:rPr>
+        <w:rFonts w:eastAsia="黑体"/>
         <w:b/>
         <w:bCs/>
       </w:rPr>
@@ -5689,6 +6126,7 @@
         <w:spacing w:after="0" w:before="0" w:line="240" w:lineRule="auto"/>
       </w:pPr>
       <w:rPr>
+        <w:rFonts w:eastAsia="黑体"/>
         <w:b/>
         <w:bCs/>
         <w:color w:themeColor="background1" w:val="FFFFFF"/>
@@ -5703,6 +6141,7 @@
         <w:spacing w:after="0" w:before="0" w:line="240" w:lineRule="auto"/>
       </w:pPr>
       <w:rPr>
+        <w:rFonts w:eastAsia="黑体"/>
         <w:b/>
         <w:bCs/>
       </w:rPr>
@@ -5718,12 +6157,14 @@
     </w:tblStylePr>
     <w:tblStylePr w:type="firstCol">
       <w:rPr>
+        <w:rFonts w:eastAsia="黑体"/>
         <w:b/>
         <w:bCs/>
       </w:rPr>
     </w:tblStylePr>
     <w:tblStylePr w:type="lastCol">
       <w:rPr>
+        <w:rFonts w:eastAsia="黑体"/>
         <w:b/>
         <w:bCs/>
       </w:rPr>
@@ -5781,6 +6222,7 @@
         <w:spacing w:after="0" w:before="0" w:line="240" w:lineRule="auto"/>
       </w:pPr>
       <w:rPr>
+        <w:rFonts w:eastAsia="黑体"/>
         <w:b/>
         <w:bCs/>
         <w:color w:themeColor="background1" w:val="FFFFFF"/>
@@ -5795,6 +6237,7 @@
         <w:spacing w:after="0" w:before="0" w:line="240" w:lineRule="auto"/>
       </w:pPr>
       <w:rPr>
+        <w:rFonts w:eastAsia="黑体"/>
         <w:b/>
         <w:bCs/>
       </w:rPr>
@@ -5810,12 +6253,14 @@
     </w:tblStylePr>
     <w:tblStylePr w:type="firstCol">
       <w:rPr>
+        <w:rFonts w:eastAsia="黑体"/>
         <w:b/>
         <w:bCs/>
       </w:rPr>
     </w:tblStylePr>
     <w:tblStylePr w:type="lastCol">
       <w:rPr>
+        <w:rFonts w:eastAsia="黑体"/>
         <w:b/>
         <w:bCs/>
       </w:rPr>
@@ -5873,6 +6318,7 @@
         <w:spacing w:after="0" w:before="0" w:line="240" w:lineRule="auto"/>
       </w:pPr>
       <w:rPr>
+        <w:rFonts w:eastAsia="黑体"/>
         <w:b/>
         <w:bCs/>
         <w:color w:themeColor="background1" w:val="FFFFFF"/>
@@ -5887,6 +6333,7 @@
         <w:spacing w:after="0" w:before="0" w:line="240" w:lineRule="auto"/>
       </w:pPr>
       <w:rPr>
+        <w:rFonts w:eastAsia="黑体"/>
         <w:b/>
         <w:bCs/>
       </w:rPr>
@@ -5902,12 +6349,14 @@
     </w:tblStylePr>
     <w:tblStylePr w:type="firstCol">
       <w:rPr>
+        <w:rFonts w:eastAsia="黑体"/>
         <w:b/>
         <w:bCs/>
       </w:rPr>
     </w:tblStylePr>
     <w:tblStylePr w:type="lastCol">
       <w:rPr>
+        <w:rFonts w:eastAsia="黑体"/>
         <w:b/>
         <w:bCs/>
       </w:rPr>
@@ -5967,7 +6416,7 @@
         <w:spacing w:after="0" w:before="0" w:line="240" w:lineRule="auto"/>
       </w:pPr>
       <w:rPr>
-        <w:rFonts w:asciiTheme="majorHAnsi" w:cstheme="majorBidi" w:eastAsiaTheme="majorEastAsia" w:hAnsiTheme="majorHAnsi"/>
+        <w:rFonts w:asciiTheme="majorHAnsi" w:cstheme="majorBidi" w:hAnsiTheme="majorHAnsi" w:eastAsia="黑体"/>
         <w:b/>
         <w:bCs/>
       </w:rPr>
@@ -5988,7 +6437,7 @@
         <w:spacing w:after="0" w:before="0" w:line="240" w:lineRule="auto"/>
       </w:pPr>
       <w:rPr>
-        <w:rFonts w:asciiTheme="majorHAnsi" w:cstheme="majorBidi" w:eastAsiaTheme="majorEastAsia" w:hAnsiTheme="majorHAnsi"/>
+        <w:rFonts w:asciiTheme="majorHAnsi" w:cstheme="majorBidi" w:hAnsiTheme="majorHAnsi" w:eastAsia="黑体"/>
         <w:b/>
         <w:bCs/>
       </w:rPr>
@@ -6006,14 +6455,14 @@
     </w:tblStylePr>
     <w:tblStylePr w:type="firstCol">
       <w:rPr>
-        <w:rFonts w:asciiTheme="majorHAnsi" w:cstheme="majorBidi" w:eastAsiaTheme="majorEastAsia" w:hAnsiTheme="majorHAnsi"/>
+        <w:rFonts w:asciiTheme="majorHAnsi" w:cstheme="majorBidi" w:hAnsiTheme="majorHAnsi" w:eastAsia="黑体"/>
         <w:b/>
         <w:bCs/>
       </w:rPr>
     </w:tblStylePr>
     <w:tblStylePr w:type="lastCol">
       <w:rPr>
-        <w:rFonts w:asciiTheme="majorHAnsi" w:cstheme="majorBidi" w:eastAsiaTheme="majorEastAsia" w:hAnsiTheme="majorHAnsi"/>
+        <w:rFonts w:asciiTheme="majorHAnsi" w:cstheme="majorBidi" w:hAnsiTheme="majorHAnsi" w:eastAsia="黑体"/>
         <w:b/>
         <w:bCs/>
       </w:rPr>
@@ -6097,7 +6546,7 @@
         <w:spacing w:after="0" w:before="0" w:line="240" w:lineRule="auto"/>
       </w:pPr>
       <w:rPr>
-        <w:rFonts w:asciiTheme="majorHAnsi" w:cstheme="majorBidi" w:eastAsiaTheme="majorEastAsia" w:hAnsiTheme="majorHAnsi"/>
+        <w:rFonts w:asciiTheme="majorHAnsi" w:cstheme="majorBidi" w:hAnsiTheme="majorHAnsi" w:eastAsia="黑体"/>
         <w:b/>
         <w:bCs/>
       </w:rPr>
@@ -6118,7 +6567,7 @@
         <w:spacing w:after="0" w:before="0" w:line="240" w:lineRule="auto"/>
       </w:pPr>
       <w:rPr>
-        <w:rFonts w:asciiTheme="majorHAnsi" w:cstheme="majorBidi" w:eastAsiaTheme="majorEastAsia" w:hAnsiTheme="majorHAnsi"/>
+        <w:rFonts w:asciiTheme="majorHAnsi" w:cstheme="majorBidi" w:hAnsiTheme="majorHAnsi" w:eastAsia="黑体"/>
         <w:b/>
         <w:bCs/>
       </w:rPr>
@@ -6136,14 +6585,14 @@
     </w:tblStylePr>
     <w:tblStylePr w:type="firstCol">
       <w:rPr>
-        <w:rFonts w:asciiTheme="majorHAnsi" w:cstheme="majorBidi" w:eastAsiaTheme="majorEastAsia" w:hAnsiTheme="majorHAnsi"/>
+        <w:rFonts w:asciiTheme="majorHAnsi" w:cstheme="majorBidi" w:hAnsiTheme="majorHAnsi" w:eastAsia="黑体"/>
         <w:b/>
         <w:bCs/>
       </w:rPr>
     </w:tblStylePr>
     <w:tblStylePr w:type="lastCol">
       <w:rPr>
-        <w:rFonts w:asciiTheme="majorHAnsi" w:cstheme="majorBidi" w:eastAsiaTheme="majorEastAsia" w:hAnsiTheme="majorHAnsi"/>
+        <w:rFonts w:asciiTheme="majorHAnsi" w:cstheme="majorBidi" w:hAnsiTheme="majorHAnsi" w:eastAsia="黑体"/>
         <w:b/>
         <w:bCs/>
       </w:rPr>
@@ -6227,7 +6676,7 @@
         <w:spacing w:after="0" w:before="0" w:line="240" w:lineRule="auto"/>
       </w:pPr>
       <w:rPr>
-        <w:rFonts w:asciiTheme="majorHAnsi" w:cstheme="majorBidi" w:eastAsiaTheme="majorEastAsia" w:hAnsiTheme="majorHAnsi"/>
+        <w:rFonts w:asciiTheme="majorHAnsi" w:cstheme="majorBidi" w:hAnsiTheme="majorHAnsi" w:eastAsia="黑体"/>
         <w:b/>
         <w:bCs/>
       </w:rPr>
@@ -6248,7 +6697,7 @@
         <w:spacing w:after="0" w:before="0" w:line="240" w:lineRule="auto"/>
       </w:pPr>
       <w:rPr>
-        <w:rFonts w:asciiTheme="majorHAnsi" w:cstheme="majorBidi" w:eastAsiaTheme="majorEastAsia" w:hAnsiTheme="majorHAnsi"/>
+        <w:rFonts w:asciiTheme="majorHAnsi" w:cstheme="majorBidi" w:hAnsiTheme="majorHAnsi" w:eastAsia="黑体"/>
         <w:b/>
         <w:bCs/>
       </w:rPr>
@@ -6266,14 +6715,14 @@
     </w:tblStylePr>
     <w:tblStylePr w:type="firstCol">
       <w:rPr>
-        <w:rFonts w:asciiTheme="majorHAnsi" w:cstheme="majorBidi" w:eastAsiaTheme="majorEastAsia" w:hAnsiTheme="majorHAnsi"/>
+        <w:rFonts w:asciiTheme="majorHAnsi" w:cstheme="majorBidi" w:hAnsiTheme="majorHAnsi" w:eastAsia="黑体"/>
         <w:b/>
         <w:bCs/>
       </w:rPr>
     </w:tblStylePr>
     <w:tblStylePr w:type="lastCol">
       <w:rPr>
-        <w:rFonts w:asciiTheme="majorHAnsi" w:cstheme="majorBidi" w:eastAsiaTheme="majorEastAsia" w:hAnsiTheme="majorHAnsi"/>
+        <w:rFonts w:asciiTheme="majorHAnsi" w:cstheme="majorBidi" w:hAnsiTheme="majorHAnsi" w:eastAsia="黑体"/>
         <w:b/>
         <w:bCs/>
       </w:rPr>
@@ -6357,7 +6806,7 @@
         <w:spacing w:after="0" w:before="0" w:line="240" w:lineRule="auto"/>
       </w:pPr>
       <w:rPr>
-        <w:rFonts w:asciiTheme="majorHAnsi" w:cstheme="majorBidi" w:eastAsiaTheme="majorEastAsia" w:hAnsiTheme="majorHAnsi"/>
+        <w:rFonts w:asciiTheme="majorHAnsi" w:cstheme="majorBidi" w:hAnsiTheme="majorHAnsi" w:eastAsia="黑体"/>
         <w:b/>
         <w:bCs/>
       </w:rPr>
@@ -6378,7 +6827,7 @@
         <w:spacing w:after="0" w:before="0" w:line="240" w:lineRule="auto"/>
       </w:pPr>
       <w:rPr>
-        <w:rFonts w:asciiTheme="majorHAnsi" w:cstheme="majorBidi" w:eastAsiaTheme="majorEastAsia" w:hAnsiTheme="majorHAnsi"/>
+        <w:rFonts w:asciiTheme="majorHAnsi" w:cstheme="majorBidi" w:hAnsiTheme="majorHAnsi" w:eastAsia="黑体"/>
         <w:b/>
         <w:bCs/>
       </w:rPr>
@@ -6396,14 +6845,14 @@
     </w:tblStylePr>
     <w:tblStylePr w:type="firstCol">
       <w:rPr>
-        <w:rFonts w:asciiTheme="majorHAnsi" w:cstheme="majorBidi" w:eastAsiaTheme="majorEastAsia" w:hAnsiTheme="majorHAnsi"/>
+        <w:rFonts w:asciiTheme="majorHAnsi" w:cstheme="majorBidi" w:hAnsiTheme="majorHAnsi" w:eastAsia="黑体"/>
         <w:b/>
         <w:bCs/>
       </w:rPr>
     </w:tblStylePr>
     <w:tblStylePr w:type="lastCol">
       <w:rPr>
-        <w:rFonts w:asciiTheme="majorHAnsi" w:cstheme="majorBidi" w:eastAsiaTheme="majorEastAsia" w:hAnsiTheme="majorHAnsi"/>
+        <w:rFonts w:asciiTheme="majorHAnsi" w:cstheme="majorBidi" w:hAnsiTheme="majorHAnsi" w:eastAsia="黑体"/>
         <w:b/>
         <w:bCs/>
       </w:rPr>
@@ -6487,7 +6936,7 @@
         <w:spacing w:after="0" w:before="0" w:line="240" w:lineRule="auto"/>
       </w:pPr>
       <w:rPr>
-        <w:rFonts w:asciiTheme="majorHAnsi" w:cstheme="majorBidi" w:eastAsiaTheme="majorEastAsia" w:hAnsiTheme="majorHAnsi"/>
+        <w:rFonts w:asciiTheme="majorHAnsi" w:cstheme="majorBidi" w:hAnsiTheme="majorHAnsi" w:eastAsia="黑体"/>
         <w:b/>
         <w:bCs/>
       </w:rPr>
@@ -6508,7 +6957,7 @@
         <w:spacing w:after="0" w:before="0" w:line="240" w:lineRule="auto"/>
       </w:pPr>
       <w:rPr>
-        <w:rFonts w:asciiTheme="majorHAnsi" w:cstheme="majorBidi" w:eastAsiaTheme="majorEastAsia" w:hAnsiTheme="majorHAnsi"/>
+        <w:rFonts w:asciiTheme="majorHAnsi" w:cstheme="majorBidi" w:hAnsiTheme="majorHAnsi" w:eastAsia="黑体"/>
         <w:b/>
         <w:bCs/>
       </w:rPr>
@@ -6526,14 +6975,14 @@
     </w:tblStylePr>
     <w:tblStylePr w:type="firstCol">
       <w:rPr>
-        <w:rFonts w:asciiTheme="majorHAnsi" w:cstheme="majorBidi" w:eastAsiaTheme="majorEastAsia" w:hAnsiTheme="majorHAnsi"/>
+        <w:rFonts w:asciiTheme="majorHAnsi" w:cstheme="majorBidi" w:hAnsiTheme="majorHAnsi" w:eastAsia="黑体"/>
         <w:b/>
         <w:bCs/>
       </w:rPr>
     </w:tblStylePr>
     <w:tblStylePr w:type="lastCol">
       <w:rPr>
-        <w:rFonts w:asciiTheme="majorHAnsi" w:cstheme="majorBidi" w:eastAsiaTheme="majorEastAsia" w:hAnsiTheme="majorHAnsi"/>
+        <w:rFonts w:asciiTheme="majorHAnsi" w:cstheme="majorBidi" w:hAnsiTheme="majorHAnsi" w:eastAsia="黑体"/>
         <w:b/>
         <w:bCs/>
       </w:rPr>
@@ -6617,7 +7066,7 @@
         <w:spacing w:after="0" w:before="0" w:line="240" w:lineRule="auto"/>
       </w:pPr>
       <w:rPr>
-        <w:rFonts w:asciiTheme="majorHAnsi" w:cstheme="majorBidi" w:eastAsiaTheme="majorEastAsia" w:hAnsiTheme="majorHAnsi"/>
+        <w:rFonts w:asciiTheme="majorHAnsi" w:cstheme="majorBidi" w:hAnsiTheme="majorHAnsi" w:eastAsia="黑体"/>
         <w:b/>
         <w:bCs/>
       </w:rPr>
@@ -6638,7 +7087,7 @@
         <w:spacing w:after="0" w:before="0" w:line="240" w:lineRule="auto"/>
       </w:pPr>
       <w:rPr>
-        <w:rFonts w:asciiTheme="majorHAnsi" w:cstheme="majorBidi" w:eastAsiaTheme="majorEastAsia" w:hAnsiTheme="majorHAnsi"/>
+        <w:rFonts w:asciiTheme="majorHAnsi" w:cstheme="majorBidi" w:hAnsiTheme="majorHAnsi" w:eastAsia="黑体"/>
         <w:b/>
         <w:bCs/>
       </w:rPr>
@@ -6656,14 +7105,14 @@
     </w:tblStylePr>
     <w:tblStylePr w:type="firstCol">
       <w:rPr>
-        <w:rFonts w:asciiTheme="majorHAnsi" w:cstheme="majorBidi" w:eastAsiaTheme="majorEastAsia" w:hAnsiTheme="majorHAnsi"/>
+        <w:rFonts w:asciiTheme="majorHAnsi" w:cstheme="majorBidi" w:hAnsiTheme="majorHAnsi" w:eastAsia="黑体"/>
         <w:b/>
         <w:bCs/>
       </w:rPr>
     </w:tblStylePr>
     <w:tblStylePr w:type="lastCol">
       <w:rPr>
-        <w:rFonts w:asciiTheme="majorHAnsi" w:cstheme="majorBidi" w:eastAsiaTheme="majorEastAsia" w:hAnsiTheme="majorHAnsi"/>
+        <w:rFonts w:asciiTheme="majorHAnsi" w:cstheme="majorBidi" w:hAnsiTheme="majorHAnsi" w:eastAsia="黑体"/>
         <w:b/>
         <w:bCs/>
       </w:rPr>
@@ -6747,7 +7196,7 @@
         <w:spacing w:after="0" w:before="0" w:line="240" w:lineRule="auto"/>
       </w:pPr>
       <w:rPr>
-        <w:rFonts w:asciiTheme="majorHAnsi" w:cstheme="majorBidi" w:eastAsiaTheme="majorEastAsia" w:hAnsiTheme="majorHAnsi"/>
+        <w:rFonts w:asciiTheme="majorHAnsi" w:cstheme="majorBidi" w:hAnsiTheme="majorHAnsi" w:eastAsia="黑体"/>
         <w:b/>
         <w:bCs/>
       </w:rPr>
@@ -6768,7 +7217,7 @@
         <w:spacing w:after="0" w:before="0" w:line="240" w:lineRule="auto"/>
       </w:pPr>
       <w:rPr>
-        <w:rFonts w:asciiTheme="majorHAnsi" w:cstheme="majorBidi" w:eastAsiaTheme="majorEastAsia" w:hAnsiTheme="majorHAnsi"/>
+        <w:rFonts w:asciiTheme="majorHAnsi" w:cstheme="majorBidi" w:hAnsiTheme="majorHAnsi" w:eastAsia="黑体"/>
         <w:b/>
         <w:bCs/>
       </w:rPr>
@@ -6786,14 +7235,14 @@
     </w:tblStylePr>
     <w:tblStylePr w:type="firstCol">
       <w:rPr>
-        <w:rFonts w:asciiTheme="majorHAnsi" w:cstheme="majorBidi" w:eastAsiaTheme="majorEastAsia" w:hAnsiTheme="majorHAnsi"/>
+        <w:rFonts w:asciiTheme="majorHAnsi" w:cstheme="majorBidi" w:hAnsiTheme="majorHAnsi" w:eastAsia="黑体"/>
         <w:b/>
         <w:bCs/>
       </w:rPr>
     </w:tblStylePr>
     <w:tblStylePr w:type="lastCol">
       <w:rPr>
-        <w:rFonts w:asciiTheme="majorHAnsi" w:cstheme="majorBidi" w:eastAsiaTheme="majorEastAsia" w:hAnsiTheme="majorHAnsi"/>
+        <w:rFonts w:asciiTheme="majorHAnsi" w:cstheme="majorBidi" w:hAnsiTheme="majorHAnsi" w:eastAsia="黑体"/>
         <w:b/>
         <w:bCs/>
       </w:rPr>
@@ -6876,6 +7325,7 @@
         <w:spacing w:after="0" w:before="0" w:line="240" w:lineRule="auto"/>
       </w:pPr>
       <w:rPr>
+        <w:rFonts w:eastAsia="黑体"/>
         <w:b/>
         <w:bCs/>
         <w:color w:themeColor="background1" w:val="FFFFFF"/>
@@ -6898,6 +7348,7 @@
         <w:spacing w:after="0" w:before="0" w:line="240" w:lineRule="auto"/>
       </w:pPr>
       <w:rPr>
+        <w:rFonts w:eastAsia="黑体"/>
         <w:b/>
         <w:bCs/>
       </w:rPr>
@@ -6915,12 +7366,14 @@
     </w:tblStylePr>
     <w:tblStylePr w:type="firstCol">
       <w:rPr>
+        <w:rFonts w:eastAsia="黑体"/>
         <w:b/>
         <w:bCs/>
       </w:rPr>
     </w:tblStylePr>
     <w:tblStylePr w:type="lastCol">
       <w:rPr>
+        <w:rFonts w:eastAsia="黑体"/>
         <w:b/>
         <w:bCs/>
       </w:rPr>
@@ -6982,6 +7435,7 @@
         <w:spacing w:after="0" w:before="0" w:line="240" w:lineRule="auto"/>
       </w:pPr>
       <w:rPr>
+        <w:rFonts w:eastAsia="黑体"/>
         <w:b/>
         <w:bCs/>
         <w:color w:themeColor="background1" w:val="FFFFFF"/>
@@ -7004,6 +7458,7 @@
         <w:spacing w:after="0" w:before="0" w:line="240" w:lineRule="auto"/>
       </w:pPr>
       <w:rPr>
+        <w:rFonts w:eastAsia="黑体"/>
         <w:b/>
         <w:bCs/>
       </w:rPr>
@@ -7021,12 +7476,14 @@
     </w:tblStylePr>
     <w:tblStylePr w:type="firstCol">
       <w:rPr>
+        <w:rFonts w:eastAsia="黑体"/>
         <w:b/>
         <w:bCs/>
       </w:rPr>
     </w:tblStylePr>
     <w:tblStylePr w:type="lastCol">
       <w:rPr>
+        <w:rFonts w:eastAsia="黑体"/>
         <w:b/>
         <w:bCs/>
       </w:rPr>
@@ -7088,6 +7545,7 @@
         <w:spacing w:after="0" w:before="0" w:line="240" w:lineRule="auto"/>
       </w:pPr>
       <w:rPr>
+        <w:rFonts w:eastAsia="黑体"/>
         <w:b/>
         <w:bCs/>
         <w:color w:themeColor="background1" w:val="FFFFFF"/>
@@ -7110,6 +7568,7 @@
         <w:spacing w:after="0" w:before="0" w:line="240" w:lineRule="auto"/>
       </w:pPr>
       <w:rPr>
+        <w:rFonts w:eastAsia="黑体"/>
         <w:b/>
         <w:bCs/>
       </w:rPr>
@@ -7127,12 +7586,14 @@
     </w:tblStylePr>
     <w:tblStylePr w:type="firstCol">
       <w:rPr>
+        <w:rFonts w:eastAsia="黑体"/>
         <w:b/>
         <w:bCs/>
       </w:rPr>
     </w:tblStylePr>
     <w:tblStylePr w:type="lastCol">
       <w:rPr>
+        <w:rFonts w:eastAsia="黑体"/>
         <w:b/>
         <w:bCs/>
       </w:rPr>
@@ -7194,6 +7655,7 @@
         <w:spacing w:after="0" w:before="0" w:line="240" w:lineRule="auto"/>
       </w:pPr>
       <w:rPr>
+        <w:rFonts w:eastAsia="黑体"/>
         <w:b/>
         <w:bCs/>
         <w:color w:themeColor="background1" w:val="FFFFFF"/>
@@ -7216,6 +7678,7 @@
         <w:spacing w:after="0" w:before="0" w:line="240" w:lineRule="auto"/>
       </w:pPr>
       <w:rPr>
+        <w:rFonts w:eastAsia="黑体"/>
         <w:b/>
         <w:bCs/>
       </w:rPr>
@@ -7233,12 +7696,14 @@
     </w:tblStylePr>
     <w:tblStylePr w:type="firstCol">
       <w:rPr>
+        <w:rFonts w:eastAsia="黑体"/>
         <w:b/>
         <w:bCs/>
       </w:rPr>
     </w:tblStylePr>
     <w:tblStylePr w:type="lastCol">
       <w:rPr>
+        <w:rFonts w:eastAsia="黑体"/>
         <w:b/>
         <w:bCs/>
       </w:rPr>
@@ -7300,6 +7765,7 @@
         <w:spacing w:after="0" w:before="0" w:line="240" w:lineRule="auto"/>
       </w:pPr>
       <w:rPr>
+        <w:rFonts w:eastAsia="黑体"/>
         <w:b/>
         <w:bCs/>
         <w:color w:themeColor="background1" w:val="FFFFFF"/>
@@ -7322,6 +7788,7 @@
         <w:spacing w:after="0" w:before="0" w:line="240" w:lineRule="auto"/>
       </w:pPr>
       <w:rPr>
+        <w:rFonts w:eastAsia="黑体"/>
         <w:b/>
         <w:bCs/>
       </w:rPr>
@@ -7339,12 +7806,14 @@
     </w:tblStylePr>
     <w:tblStylePr w:type="firstCol">
       <w:rPr>
+        <w:rFonts w:eastAsia="黑体"/>
         <w:b/>
         <w:bCs/>
       </w:rPr>
     </w:tblStylePr>
     <w:tblStylePr w:type="lastCol">
       <w:rPr>
+        <w:rFonts w:eastAsia="黑体"/>
         <w:b/>
         <w:bCs/>
       </w:rPr>
@@ -7406,6 +7875,7 @@
         <w:spacing w:after="0" w:before="0" w:line="240" w:lineRule="auto"/>
       </w:pPr>
       <w:rPr>
+        <w:rFonts w:eastAsia="黑体"/>
         <w:b/>
         <w:bCs/>
         <w:color w:themeColor="background1" w:val="FFFFFF"/>
@@ -7428,6 +7898,7 @@
         <w:spacing w:after="0" w:before="0" w:line="240" w:lineRule="auto"/>
       </w:pPr>
       <w:rPr>
+        <w:rFonts w:eastAsia="黑体"/>
         <w:b/>
         <w:bCs/>
       </w:rPr>
@@ -7445,12 +7916,14 @@
     </w:tblStylePr>
     <w:tblStylePr w:type="firstCol">
       <w:rPr>
+        <w:rFonts w:eastAsia="黑体"/>
         <w:b/>
         <w:bCs/>
       </w:rPr>
     </w:tblStylePr>
     <w:tblStylePr w:type="lastCol">
       <w:rPr>
+        <w:rFonts w:eastAsia="黑体"/>
         <w:b/>
         <w:bCs/>
       </w:rPr>
@@ -7512,6 +7985,7 @@
         <w:spacing w:after="0" w:before="0" w:line="240" w:lineRule="auto"/>
       </w:pPr>
       <w:rPr>
+        <w:rFonts w:eastAsia="黑体"/>
         <w:b/>
         <w:bCs/>
         <w:color w:themeColor="background1" w:val="FFFFFF"/>
@@ -7534,6 +8008,7 @@
         <w:spacing w:after="0" w:before="0" w:line="240" w:lineRule="auto"/>
       </w:pPr>
       <w:rPr>
+        <w:rFonts w:eastAsia="黑体"/>
         <w:b/>
         <w:bCs/>
       </w:rPr>
@@ -7551,12 +8026,14 @@
     </w:tblStylePr>
     <w:tblStylePr w:type="firstCol">
       <w:rPr>
+        <w:rFonts w:eastAsia="黑体"/>
         <w:b/>
         <w:bCs/>
       </w:rPr>
     </w:tblStylePr>
     <w:tblStylePr w:type="lastCol">
       <w:rPr>
+        <w:rFonts w:eastAsia="黑体"/>
         <w:b/>
         <w:bCs/>
       </w:rPr>
@@ -7615,6 +8092,7 @@
         <w:spacing w:after="0" w:before="0" w:line="240" w:lineRule="auto"/>
       </w:pPr>
       <w:rPr>
+        <w:rFonts w:eastAsia="黑体"/>
         <w:b/>
         <w:bCs/>
         <w:color w:themeColor="background1" w:val="FFFFFF"/>
@@ -7637,6 +8115,7 @@
         <w:spacing w:after="0" w:before="0" w:line="240" w:lineRule="auto"/>
       </w:pPr>
       <w:rPr>
+        <w:rFonts w:eastAsia="黑体"/>
         <w:color w:val="auto"/>
       </w:rPr>
       <w:tblPr/>
@@ -7654,6 +8133,7 @@
     </w:tblStylePr>
     <w:tblStylePr w:type="firstCol">
       <w:rPr>
+        <w:rFonts w:eastAsia="黑体"/>
         <w:b/>
         <w:bCs/>
         <w:color w:themeColor="background1" w:val="FFFFFF"/>
@@ -7673,6 +8153,7 @@
     </w:tblStylePr>
     <w:tblStylePr w:type="lastCol">
       <w:rPr>
+        <w:rFonts w:eastAsia="黑体"/>
         <w:b/>
         <w:bCs/>
         <w:color w:themeColor="background1" w:val="FFFFFF"/>
@@ -7721,6 +8202,7 @@
     </w:tblStylePr>
     <w:tblStylePr w:type="nwCell">
       <w:rPr>
+        <w:rFonts w:eastAsia="黑体"/>
         <w:color w:themeColor="background1" w:val="FFFFFF"/>
       </w:rPr>
       <w:tblPr/>
@@ -7764,6 +8246,7 @@
         <w:spacing w:after="0" w:before="0" w:line="240" w:lineRule="auto"/>
       </w:pPr>
       <w:rPr>
+        <w:rFonts w:eastAsia="黑体"/>
         <w:b/>
         <w:bCs/>
         <w:color w:themeColor="background1" w:val="FFFFFF"/>
@@ -7786,6 +8269,7 @@
         <w:spacing w:after="0" w:before="0" w:line="240" w:lineRule="auto"/>
       </w:pPr>
       <w:rPr>
+        <w:rFonts w:eastAsia="黑体"/>
         <w:color w:val="auto"/>
       </w:rPr>
       <w:tblPr/>
@@ -7803,6 +8287,7 @@
     </w:tblStylePr>
     <w:tblStylePr w:type="firstCol">
       <w:rPr>
+        <w:rFonts w:eastAsia="黑体"/>
         <w:b/>
         <w:bCs/>
         <w:color w:themeColor="background1" w:val="FFFFFF"/>
@@ -7822,6 +8307,7 @@
     </w:tblStylePr>
     <w:tblStylePr w:type="lastCol">
       <w:rPr>
+        <w:rFonts w:eastAsia="黑体"/>
         <w:b/>
         <w:bCs/>
         <w:color w:themeColor="background1" w:val="FFFFFF"/>
@@ -7870,6 +8356,7 @@
     </w:tblStylePr>
     <w:tblStylePr w:type="nwCell">
       <w:rPr>
+        <w:rFonts w:eastAsia="黑体"/>
         <w:color w:themeColor="background1" w:val="FFFFFF"/>
       </w:rPr>
       <w:tblPr/>
@@ -7913,6 +8400,7 @@
         <w:spacing w:after="0" w:before="0" w:line="240" w:lineRule="auto"/>
       </w:pPr>
       <w:rPr>
+        <w:rFonts w:eastAsia="黑体"/>
         <w:b/>
         <w:bCs/>
         <w:color w:themeColor="background1" w:val="FFFFFF"/>
@@ -7935,6 +8423,7 @@
         <w:spacing w:after="0" w:before="0" w:line="240" w:lineRule="auto"/>
       </w:pPr>
       <w:rPr>
+        <w:rFonts w:eastAsia="黑体"/>
         <w:color w:val="auto"/>
       </w:rPr>
       <w:tblPr/>
@@ -7952,6 +8441,7 @@
     </w:tblStylePr>
     <w:tblStylePr w:type="firstCol">
       <w:rPr>
+        <w:rFonts w:eastAsia="黑体"/>
         <w:b/>
         <w:bCs/>
         <w:color w:themeColor="background1" w:val="FFFFFF"/>
@@ -7971,6 +8461,7 @@
     </w:tblStylePr>
     <w:tblStylePr w:type="lastCol">
       <w:rPr>
+        <w:rFonts w:eastAsia="黑体"/>
         <w:b/>
         <w:bCs/>
         <w:color w:themeColor="background1" w:val="FFFFFF"/>
@@ -8019,6 +8510,7 @@
     </w:tblStylePr>
     <w:tblStylePr w:type="nwCell">
       <w:rPr>
+        <w:rFonts w:eastAsia="黑体"/>
         <w:color w:themeColor="background1" w:val="FFFFFF"/>
       </w:rPr>
       <w:tblPr/>
@@ -8062,6 +8554,7 @@
         <w:spacing w:after="0" w:before="0" w:line="240" w:lineRule="auto"/>
       </w:pPr>
       <w:rPr>
+        <w:rFonts w:eastAsia="黑体"/>
         <w:b/>
         <w:bCs/>
         <w:color w:themeColor="background1" w:val="FFFFFF"/>
@@ -8084,6 +8577,7 @@
         <w:spacing w:after="0" w:before="0" w:line="240" w:lineRule="auto"/>
       </w:pPr>
       <w:rPr>
+        <w:rFonts w:eastAsia="黑体"/>
         <w:color w:val="auto"/>
       </w:rPr>
       <w:tblPr/>
@@ -8101,6 +8595,7 @@
     </w:tblStylePr>
     <w:tblStylePr w:type="firstCol">
       <w:rPr>
+        <w:rFonts w:eastAsia="黑体"/>
         <w:b/>
         <w:bCs/>
         <w:color w:themeColor="background1" w:val="FFFFFF"/>
@@ -8120,6 +8615,7 @@
     </w:tblStylePr>
     <w:tblStylePr w:type="lastCol">
       <w:rPr>
+        <w:rFonts w:eastAsia="黑体"/>
         <w:b/>
         <w:bCs/>
         <w:color w:themeColor="background1" w:val="FFFFFF"/>
@@ -8168,6 +8664,7 @@
     </w:tblStylePr>
     <w:tblStylePr w:type="nwCell">
       <w:rPr>
+        <w:rFonts w:eastAsia="黑体"/>
         <w:color w:themeColor="background1" w:val="FFFFFF"/>
       </w:rPr>
       <w:tblPr/>
@@ -8211,6 +8708,7 @@
         <w:spacing w:after="0" w:before="0" w:line="240" w:lineRule="auto"/>
       </w:pPr>
       <w:rPr>
+        <w:rFonts w:eastAsia="黑体"/>
         <w:b/>
         <w:bCs/>
         <w:color w:themeColor="background1" w:val="FFFFFF"/>
@@ -8233,6 +8731,7 @@
         <w:spacing w:after="0" w:before="0" w:line="240" w:lineRule="auto"/>
       </w:pPr>
       <w:rPr>
+        <w:rFonts w:eastAsia="黑体"/>
         <w:color w:val="auto"/>
       </w:rPr>
       <w:tblPr/>
@@ -8250,6 +8749,7 @@
     </w:tblStylePr>
     <w:tblStylePr w:type="firstCol">
       <w:rPr>
+        <w:rFonts w:eastAsia="黑体"/>
         <w:b/>
         <w:bCs/>
         <w:color w:themeColor="background1" w:val="FFFFFF"/>
@@ -8269,6 +8769,7 @@
     </w:tblStylePr>
     <w:tblStylePr w:type="lastCol">
       <w:rPr>
+        <w:rFonts w:eastAsia="黑体"/>
         <w:b/>
         <w:bCs/>
         <w:color w:themeColor="background1" w:val="FFFFFF"/>
@@ -8317,6 +8818,7 @@
     </w:tblStylePr>
     <w:tblStylePr w:type="nwCell">
       <w:rPr>
+        <w:rFonts w:eastAsia="黑体"/>
         <w:color w:themeColor="background1" w:val="FFFFFF"/>
       </w:rPr>
       <w:tblPr/>
@@ -8360,6 +8862,7 @@
         <w:spacing w:after="0" w:before="0" w:line="240" w:lineRule="auto"/>
       </w:pPr>
       <w:rPr>
+        <w:rFonts w:eastAsia="黑体"/>
         <w:b/>
         <w:bCs/>
         <w:color w:themeColor="background1" w:val="FFFFFF"/>
@@ -8382,6 +8885,7 @@
         <w:spacing w:after="0" w:before="0" w:line="240" w:lineRule="auto"/>
       </w:pPr>
       <w:rPr>
+        <w:rFonts w:eastAsia="黑体"/>
         <w:color w:val="auto"/>
       </w:rPr>
       <w:tblPr/>
@@ -8399,6 +8903,7 @@
     </w:tblStylePr>
     <w:tblStylePr w:type="firstCol">
       <w:rPr>
+        <w:rFonts w:eastAsia="黑体"/>
         <w:b/>
         <w:bCs/>
         <w:color w:themeColor="background1" w:val="FFFFFF"/>
@@ -8418,6 +8923,7 @@
     </w:tblStylePr>
     <w:tblStylePr w:type="lastCol">
       <w:rPr>
+        <w:rFonts w:eastAsia="黑体"/>
         <w:b/>
         <w:bCs/>
         <w:color w:themeColor="background1" w:val="FFFFFF"/>
@@ -8466,6 +8972,7 @@
     </w:tblStylePr>
     <w:tblStylePr w:type="nwCell">
       <w:rPr>
+        <w:rFonts w:eastAsia="黑体"/>
         <w:color w:themeColor="background1" w:val="FFFFFF"/>
       </w:rPr>
       <w:tblPr/>
@@ -8509,6 +9016,7 @@
         <w:spacing w:after="0" w:before="0" w:line="240" w:lineRule="auto"/>
       </w:pPr>
       <w:rPr>
+        <w:rFonts w:eastAsia="黑体"/>
         <w:b/>
         <w:bCs/>
         <w:color w:themeColor="background1" w:val="FFFFFF"/>
@@ -8531,6 +9039,7 @@
         <w:spacing w:after="0" w:before="0" w:line="240" w:lineRule="auto"/>
       </w:pPr>
       <w:rPr>
+        <w:rFonts w:eastAsia="黑体"/>
         <w:color w:val="auto"/>
       </w:rPr>
       <w:tblPr/>
@@ -8548,6 +9057,7 @@
     </w:tblStylePr>
     <w:tblStylePr w:type="firstCol">
       <w:rPr>
+        <w:rFonts w:eastAsia="黑体"/>
         <w:b/>
         <w:bCs/>
         <w:color w:themeColor="background1" w:val="FFFFFF"/>
@@ -8567,6 +9077,7 @@
     </w:tblStylePr>
     <w:tblStylePr w:type="lastCol">
       <w:rPr>
+        <w:rFonts w:eastAsia="黑体"/>
         <w:b/>
         <w:bCs/>
         <w:color w:themeColor="background1" w:val="FFFFFF"/>
@@ -8615,6 +9126,7 @@
     </w:tblStylePr>
     <w:tblStylePr w:type="nwCell">
       <w:rPr>
+        <w:rFonts w:eastAsia="黑体"/>
         <w:color w:themeColor="background1" w:val="FFFFFF"/>
       </w:rPr>
       <w:tblPr/>
@@ -8639,6 +9151,7 @@
       <w:spacing w:after="0" w:line="240" w:lineRule="auto"/>
     </w:pPr>
     <w:rPr>
+      <w:rFonts w:eastAsia="黑体"/>
       <w:color w:themeColor="text1" w:val="000000"/>
     </w:rPr>
     <w:tblPr>
@@ -8658,7 +9171,7 @@
     </w:tblPr>
     <w:tblStylePr w:type="firstRow">
       <w:rPr>
-        <w:rFonts w:asciiTheme="majorHAnsi" w:cstheme="majorBidi" w:eastAsiaTheme="majorEastAsia" w:hAnsiTheme="majorHAnsi"/>
+        <w:rFonts w:asciiTheme="majorHAnsi" w:cstheme="majorBidi" w:hAnsiTheme="majorHAnsi" w:eastAsia="黑体"/>
       </w:rPr>
       <w:tblPr/>
       <w:tcPr>
@@ -8670,6 +9183,7 @@
     </w:tblStylePr>
     <w:tblStylePr w:type="lastRow">
       <w:rPr>
+        <w:rFonts w:eastAsia="黑体"/>
         <w:b/>
         <w:bCs/>
         <w:color w:themeColor="text2" w:val="1F497D"/>
@@ -8684,12 +9198,14 @@
     </w:tblStylePr>
     <w:tblStylePr w:type="firstCol">
       <w:rPr>
+        <w:rFonts w:eastAsia="黑体"/>
         <w:b/>
         <w:bCs/>
       </w:rPr>
     </w:tblStylePr>
     <w:tblStylePr w:type="lastCol">
       <w:rPr>
+        <w:rFonts w:eastAsia="黑体"/>
         <w:b/>
         <w:bCs/>
       </w:rPr>
@@ -8723,6 +9239,7 @@
       <w:spacing w:after="0" w:line="240" w:lineRule="auto"/>
     </w:pPr>
     <w:rPr>
+      <w:rFonts w:eastAsia="黑体"/>
       <w:color w:themeColor="text1" w:val="000000"/>
     </w:rPr>
     <w:tblPr>
@@ -8742,7 +9259,7 @@
     </w:tblPr>
     <w:tblStylePr w:type="firstRow">
       <w:rPr>
-        <w:rFonts w:asciiTheme="majorHAnsi" w:cstheme="majorBidi" w:eastAsiaTheme="majorEastAsia" w:hAnsiTheme="majorHAnsi"/>
+        <w:rFonts w:asciiTheme="majorHAnsi" w:cstheme="majorBidi" w:hAnsiTheme="majorHAnsi" w:eastAsia="黑体"/>
       </w:rPr>
       <w:tblPr/>
       <w:tcPr>
@@ -8754,6 +9271,7 @@
     </w:tblStylePr>
     <w:tblStylePr w:type="lastRow">
       <w:rPr>
+        <w:rFonts w:eastAsia="黑体"/>
         <w:b/>
         <w:bCs/>
         <w:color w:themeColor="text2" w:val="1F497D"/>
@@ -8768,12 +9286,14 @@
     </w:tblStylePr>
     <w:tblStylePr w:type="firstCol">
       <w:rPr>
+        <w:rFonts w:eastAsia="黑体"/>
         <w:b/>
         <w:bCs/>
       </w:rPr>
     </w:tblStylePr>
     <w:tblStylePr w:type="lastCol">
       <w:rPr>
+        <w:rFonts w:eastAsia="黑体"/>
         <w:b/>
         <w:bCs/>
       </w:rPr>
@@ -8807,6 +9327,7 @@
       <w:spacing w:after="0" w:line="240" w:lineRule="auto"/>
     </w:pPr>
     <w:rPr>
+      <w:rFonts w:eastAsia="黑体"/>
       <w:color w:themeColor="text1" w:val="000000"/>
     </w:rPr>
     <w:tblPr>
@@ -8826,7 +9347,7 @@
     </w:tblPr>
     <w:tblStylePr w:type="firstRow">
       <w:rPr>
-        <w:rFonts w:asciiTheme="majorHAnsi" w:cstheme="majorBidi" w:eastAsiaTheme="majorEastAsia" w:hAnsiTheme="majorHAnsi"/>
+        <w:rFonts w:asciiTheme="majorHAnsi" w:cstheme="majorBidi" w:hAnsiTheme="majorHAnsi" w:eastAsia="黑体"/>
       </w:rPr>
       <w:tblPr/>
       <w:tcPr>
@@ -8838,6 +9359,7 @@
     </w:tblStylePr>
     <w:tblStylePr w:type="lastRow">
       <w:rPr>
+        <w:rFonts w:eastAsia="黑体"/>
         <w:b/>
         <w:bCs/>
         <w:color w:themeColor="text2" w:val="1F497D"/>
@@ -8852,12 +9374,14 @@
     </w:tblStylePr>
     <w:tblStylePr w:type="firstCol">
       <w:rPr>
+        <w:rFonts w:eastAsia="黑体"/>
         <w:b/>
         <w:bCs/>
       </w:rPr>
     </w:tblStylePr>
     <w:tblStylePr w:type="lastCol">
       <w:rPr>
+        <w:rFonts w:eastAsia="黑体"/>
         <w:b/>
         <w:bCs/>
       </w:rPr>
@@ -8891,6 +9415,7 @@
       <w:spacing w:after="0" w:line="240" w:lineRule="auto"/>
     </w:pPr>
     <w:rPr>
+      <w:rFonts w:eastAsia="黑体"/>
       <w:color w:themeColor="text1" w:val="000000"/>
     </w:rPr>
     <w:tblPr>
@@ -8910,7 +9435,7 @@
     </w:tblPr>
     <w:tblStylePr w:type="firstRow">
       <w:rPr>
-        <w:rFonts w:asciiTheme="majorHAnsi" w:cstheme="majorBidi" w:eastAsiaTheme="majorEastAsia" w:hAnsiTheme="majorHAnsi"/>
+        <w:rFonts w:asciiTheme="majorHAnsi" w:cstheme="majorBidi" w:hAnsiTheme="majorHAnsi" w:eastAsia="黑体"/>
       </w:rPr>
       <w:tblPr/>
       <w:tcPr>
@@ -8922,6 +9447,7 @@
     </w:tblStylePr>
     <w:tblStylePr w:type="lastRow">
       <w:rPr>
+        <w:rFonts w:eastAsia="黑体"/>
         <w:b/>
         <w:bCs/>
         <w:color w:themeColor="text2" w:val="1F497D"/>
@@ -8936,12 +9462,14 @@
     </w:tblStylePr>
     <w:tblStylePr w:type="firstCol">
       <w:rPr>
+        <w:rFonts w:eastAsia="黑体"/>
         <w:b/>
         <w:bCs/>
       </w:rPr>
     </w:tblStylePr>
     <w:tblStylePr w:type="lastCol">
       <w:rPr>
+        <w:rFonts w:eastAsia="黑体"/>
         <w:b/>
         <w:bCs/>
       </w:rPr>
@@ -8975,6 +9503,7 @@
       <w:spacing w:after="0" w:line="240" w:lineRule="auto"/>
     </w:pPr>
     <w:rPr>
+      <w:rFonts w:eastAsia="黑体"/>
       <w:color w:themeColor="text1" w:val="000000"/>
     </w:rPr>
     <w:tblPr>
@@ -8994,7 +9523,7 @@
     </w:tblPr>
     <w:tblStylePr w:type="firstRow">
       <w:rPr>
-        <w:rFonts w:asciiTheme="majorHAnsi" w:cstheme="majorBidi" w:eastAsiaTheme="majorEastAsia" w:hAnsiTheme="majorHAnsi"/>
+        <w:rFonts w:asciiTheme="majorHAnsi" w:cstheme="majorBidi" w:hAnsiTheme="majorHAnsi" w:eastAsia="黑体"/>
       </w:rPr>
       <w:tblPr/>
       <w:tcPr>
@@ -9006,6 +9535,7 @@
     </w:tblStylePr>
     <w:tblStylePr w:type="lastRow">
       <w:rPr>
+        <w:rFonts w:eastAsia="黑体"/>
         <w:b/>
         <w:bCs/>
         <w:color w:themeColor="text2" w:val="1F497D"/>
@@ -9020,12 +9550,14 @@
     </w:tblStylePr>
     <w:tblStylePr w:type="firstCol">
       <w:rPr>
+        <w:rFonts w:eastAsia="黑体"/>
         <w:b/>
         <w:bCs/>
       </w:rPr>
     </w:tblStylePr>
     <w:tblStylePr w:type="lastCol">
       <w:rPr>
+        <w:rFonts w:eastAsia="黑体"/>
         <w:b/>
         <w:bCs/>
       </w:rPr>
@@ -9059,6 +9591,7 @@
       <w:spacing w:after="0" w:line="240" w:lineRule="auto"/>
     </w:pPr>
     <w:rPr>
+      <w:rFonts w:eastAsia="黑体"/>
       <w:color w:themeColor="text1" w:val="000000"/>
     </w:rPr>
     <w:tblPr>
@@ -9078,7 +9611,7 @@
     </w:tblPr>
     <w:tblStylePr w:type="firstRow">
       <w:rPr>
-        <w:rFonts w:asciiTheme="majorHAnsi" w:cstheme="majorBidi" w:eastAsiaTheme="majorEastAsia" w:hAnsiTheme="majorHAnsi"/>
+        <w:rFonts w:asciiTheme="majorHAnsi" w:cstheme="majorBidi" w:hAnsiTheme="majorHAnsi" w:eastAsia="黑体"/>
       </w:rPr>
       <w:tblPr/>
       <w:tcPr>
@@ -9090,6 +9623,7 @@
     </w:tblStylePr>
     <w:tblStylePr w:type="lastRow">
       <w:rPr>
+        <w:rFonts w:eastAsia="黑体"/>
         <w:b/>
         <w:bCs/>
         <w:color w:themeColor="text2" w:val="1F497D"/>
@@ -9104,12 +9638,14 @@
     </w:tblStylePr>
     <w:tblStylePr w:type="firstCol">
       <w:rPr>
+        <w:rFonts w:eastAsia="黑体"/>
         <w:b/>
         <w:bCs/>
       </w:rPr>
     </w:tblStylePr>
     <w:tblStylePr w:type="lastCol">
       <w:rPr>
+        <w:rFonts w:eastAsia="黑体"/>
         <w:b/>
         <w:bCs/>
       </w:rPr>
@@ -9143,6 +9679,7 @@
       <w:spacing w:after="0" w:line="240" w:lineRule="auto"/>
     </w:pPr>
     <w:rPr>
+      <w:rFonts w:eastAsia="黑体"/>
       <w:color w:themeColor="text1" w:val="000000"/>
     </w:rPr>
     <w:tblPr>
@@ -9162,7 +9699,7 @@
     </w:tblPr>
     <w:tblStylePr w:type="firstRow">
       <w:rPr>
-        <w:rFonts w:asciiTheme="majorHAnsi" w:cstheme="majorBidi" w:eastAsiaTheme="majorEastAsia" w:hAnsiTheme="majorHAnsi"/>
+        <w:rFonts w:asciiTheme="majorHAnsi" w:cstheme="majorBidi" w:hAnsiTheme="majorHAnsi" w:eastAsia="黑体"/>
       </w:rPr>
       <w:tblPr/>
       <w:tcPr>
@@ -9174,6 +9711,7 @@
     </w:tblStylePr>
     <w:tblStylePr w:type="lastRow">
       <w:rPr>
+        <w:rFonts w:eastAsia="黑体"/>
         <w:b/>
         <w:bCs/>
         <w:color w:themeColor="text2" w:val="1F497D"/>
@@ -9188,12 +9726,14 @@
     </w:tblStylePr>
     <w:tblStylePr w:type="firstCol">
       <w:rPr>
+        <w:rFonts w:eastAsia="黑体"/>
         <w:b/>
         <w:bCs/>
       </w:rPr>
     </w:tblStylePr>
     <w:tblStylePr w:type="lastCol">
       <w:rPr>
+        <w:rFonts w:eastAsia="黑体"/>
         <w:b/>
         <w:bCs/>
       </w:rPr>
@@ -9227,7 +9767,7 @@
       <w:spacing w:after="0" w:line="240" w:lineRule="auto"/>
     </w:pPr>
     <w:rPr>
-      <w:rFonts w:asciiTheme="majorHAnsi" w:cstheme="majorBidi" w:eastAsiaTheme="majorEastAsia" w:hAnsiTheme="majorHAnsi"/>
+      <w:rFonts w:asciiTheme="majorHAnsi" w:cstheme="majorBidi" w:hAnsiTheme="majorHAnsi" w:eastAsia="黑体"/>
       <w:color w:themeColor="text1" w:val="000000"/>
     </w:rPr>
     <w:tblPr>
@@ -9249,6 +9789,7 @@
     </w:tblPr>
     <w:tblStylePr w:type="firstRow">
       <w:rPr>
+        <w:rFonts w:eastAsia="黑体"/>
         <w:sz w:val="24"/>
         <w:szCs w:val="24"/>
       </w:rPr>
@@ -9355,7 +9896,7 @@
       <w:spacing w:after="0" w:line="240" w:lineRule="auto"/>
     </w:pPr>
     <w:rPr>
-      <w:rFonts w:asciiTheme="majorHAnsi" w:cstheme="majorBidi" w:eastAsiaTheme="majorEastAsia" w:hAnsiTheme="majorHAnsi"/>
+      <w:rFonts w:asciiTheme="majorHAnsi" w:cstheme="majorBidi" w:hAnsiTheme="majorHAnsi" w:eastAsia="黑体"/>
       <w:color w:themeColor="text1" w:val="000000"/>
     </w:rPr>
     <w:tblPr>
@@ -9377,6 +9918,7 @@
     </w:tblPr>
     <w:tblStylePr w:type="firstRow">
       <w:rPr>
+        <w:rFonts w:eastAsia="黑体"/>
         <w:sz w:val="24"/>
         <w:szCs w:val="24"/>
       </w:rPr>
@@ -9483,7 +10025,7 @@
       <w:spacing w:after="0" w:line="240" w:lineRule="auto"/>
     </w:pPr>
     <w:rPr>
-      <w:rFonts w:asciiTheme="majorHAnsi" w:cstheme="majorBidi" w:eastAsiaTheme="majorEastAsia" w:hAnsiTheme="majorHAnsi"/>
+      <w:rFonts w:asciiTheme="majorHAnsi" w:cstheme="majorBidi" w:hAnsiTheme="majorHAnsi" w:eastAsia="黑体"/>
       <w:color w:themeColor="text1" w:val="000000"/>
     </w:rPr>
     <w:tblPr>
@@ -9505,6 +10047,7 @@
     </w:tblPr>
     <w:tblStylePr w:type="firstRow">
       <w:rPr>
+        <w:rFonts w:eastAsia="黑体"/>
         <w:sz w:val="24"/>
         <w:szCs w:val="24"/>
       </w:rPr>
@@ -9611,7 +10154,7 @@
       <w:spacing w:after="0" w:line="240" w:lineRule="auto"/>
     </w:pPr>
     <w:rPr>
-      <w:rFonts w:asciiTheme="majorHAnsi" w:cstheme="majorBidi" w:eastAsiaTheme="majorEastAsia" w:hAnsiTheme="majorHAnsi"/>
+      <w:rFonts w:asciiTheme="majorHAnsi" w:cstheme="majorBidi" w:hAnsiTheme="majorHAnsi" w:eastAsia="黑体"/>
       <w:color w:themeColor="text1" w:val="000000"/>
     </w:rPr>
     <w:tblPr>
@@ -9633,6 +10176,7 @@
     </w:tblPr>
     <w:tblStylePr w:type="firstRow">
       <w:rPr>
+        <w:rFonts w:eastAsia="黑体"/>
         <w:sz w:val="24"/>
         <w:szCs w:val="24"/>
       </w:rPr>
@@ -9739,7 +10283,7 @@
       <w:spacing w:after="0" w:line="240" w:lineRule="auto"/>
     </w:pPr>
     <w:rPr>
-      <w:rFonts w:asciiTheme="majorHAnsi" w:cstheme="majorBidi" w:eastAsiaTheme="majorEastAsia" w:hAnsiTheme="majorHAnsi"/>
+      <w:rFonts w:asciiTheme="majorHAnsi" w:cstheme="majorBidi" w:hAnsiTheme="majorHAnsi" w:eastAsia="黑体"/>
       <w:color w:themeColor="text1" w:val="000000"/>
     </w:rPr>
     <w:tblPr>
@@ -9761,6 +10305,7 @@
     </w:tblPr>
     <w:tblStylePr w:type="firstRow">
       <w:rPr>
+        <w:rFonts w:eastAsia="黑体"/>
         <w:sz w:val="24"/>
         <w:szCs w:val="24"/>
       </w:rPr>
@@ -9867,7 +10412,7 @@
       <w:spacing w:after="0" w:line="240" w:lineRule="auto"/>
     </w:pPr>
     <w:rPr>
-      <w:rFonts w:asciiTheme="majorHAnsi" w:cstheme="majorBidi" w:eastAsiaTheme="majorEastAsia" w:hAnsiTheme="majorHAnsi"/>
+      <w:rFonts w:asciiTheme="majorHAnsi" w:cstheme="majorBidi" w:hAnsiTheme="majorHAnsi" w:eastAsia="黑体"/>
       <w:color w:themeColor="text1" w:val="000000"/>
     </w:rPr>
     <w:tblPr>
@@ -9889,6 +10434,7 @@
     </w:tblPr>
     <w:tblStylePr w:type="firstRow">
       <w:rPr>
+        <w:rFonts w:eastAsia="黑体"/>
         <w:sz w:val="24"/>
         <w:szCs w:val="24"/>
       </w:rPr>
@@ -9995,7 +10541,7 @@
       <w:spacing w:after="0" w:line="240" w:lineRule="auto"/>
     </w:pPr>
     <w:rPr>
-      <w:rFonts w:asciiTheme="majorHAnsi" w:cstheme="majorBidi" w:eastAsiaTheme="majorEastAsia" w:hAnsiTheme="majorHAnsi"/>
+      <w:rFonts w:asciiTheme="majorHAnsi" w:cstheme="majorBidi" w:hAnsiTheme="majorHAnsi" w:eastAsia="黑体"/>
       <w:color w:themeColor="text1" w:val="000000"/>
     </w:rPr>
     <w:tblPr>
@@ -10017,6 +10563,7 @@
     </w:tblPr>
     <w:tblStylePr w:type="firstRow">
       <w:rPr>
+        <w:rFonts w:eastAsia="黑体"/>
         <w:sz w:val="24"/>
         <w:szCs w:val="24"/>
       </w:rPr>
@@ -10146,12 +10693,14 @@
     </w:tcPr>
     <w:tblStylePr w:type="firstRow">
       <w:rPr>
+        <w:rFonts w:eastAsia="黑体"/>
         <w:b/>
         <w:bCs/>
       </w:rPr>
     </w:tblStylePr>
     <w:tblStylePr w:type="lastRow">
       <w:rPr>
+        <w:rFonts w:eastAsia="黑体"/>
         <w:b/>
         <w:bCs/>
       </w:rPr>
@@ -10164,12 +10713,14 @@
     </w:tblStylePr>
     <w:tblStylePr w:type="firstCol">
       <w:rPr>
+        <w:rFonts w:eastAsia="黑体"/>
         <w:b/>
         <w:bCs/>
       </w:rPr>
     </w:tblStylePr>
     <w:tblStylePr w:type="lastCol">
       <w:rPr>
+        <w:rFonts w:eastAsia="黑体"/>
         <w:b/>
         <w:bCs/>
       </w:rPr>
@@ -10219,12 +10770,14 @@
     </w:tcPr>
     <w:tblStylePr w:type="firstRow">
       <w:rPr>
+        <w:rFonts w:eastAsia="黑体"/>
         <w:b/>
         <w:bCs/>
       </w:rPr>
     </w:tblStylePr>
     <w:tblStylePr w:type="lastRow">
       <w:rPr>
+        <w:rFonts w:eastAsia="黑体"/>
         <w:b/>
         <w:bCs/>
       </w:rPr>
@@ -10237,12 +10790,14 @@
     </w:tblStylePr>
     <w:tblStylePr w:type="firstCol">
       <w:rPr>
+        <w:rFonts w:eastAsia="黑体"/>
         <w:b/>
         <w:bCs/>
       </w:rPr>
     </w:tblStylePr>
     <w:tblStylePr w:type="lastCol">
       <w:rPr>
+        <w:rFonts w:eastAsia="黑体"/>
         <w:b/>
         <w:bCs/>
       </w:rPr>
@@ -10292,12 +10847,14 @@
     </w:tcPr>
     <w:tblStylePr w:type="firstRow">
       <w:rPr>
+        <w:rFonts w:eastAsia="黑体"/>
         <w:b/>
         <w:bCs/>
       </w:rPr>
     </w:tblStylePr>
     <w:tblStylePr w:type="lastRow">
       <w:rPr>
+        <w:rFonts w:eastAsia="黑体"/>
         <w:b/>
         <w:bCs/>
       </w:rPr>
@@ -10310,12 +10867,14 @@
     </w:tblStylePr>
     <w:tblStylePr w:type="firstCol">
       <w:rPr>
+        <w:rFonts w:eastAsia="黑体"/>
         <w:b/>
         <w:bCs/>
       </w:rPr>
     </w:tblStylePr>
     <w:tblStylePr w:type="lastCol">
       <w:rPr>
+        <w:rFonts w:eastAsia="黑体"/>
         <w:b/>
         <w:bCs/>
       </w:rPr>
@@ -10365,12 +10924,14 @@
     </w:tcPr>
     <w:tblStylePr w:type="firstRow">
       <w:rPr>
+        <w:rFonts w:eastAsia="黑体"/>
         <w:b/>
         <w:bCs/>
       </w:rPr>
     </w:tblStylePr>
     <w:tblStylePr w:type="lastRow">
       <w:rPr>
+        <w:rFonts w:eastAsia="黑体"/>
         <w:b/>
         <w:bCs/>
       </w:rPr>
@@ -10383,12 +10944,14 @@
     </w:tblStylePr>
     <w:tblStylePr w:type="firstCol">
       <w:rPr>
+        <w:rFonts w:eastAsia="黑体"/>
         <w:b/>
         <w:bCs/>
       </w:rPr>
     </w:tblStylePr>
     <w:tblStylePr w:type="lastCol">
       <w:rPr>
+        <w:rFonts w:eastAsia="黑体"/>
         <w:b/>
         <w:bCs/>
       </w:rPr>
@@ -10438,12 +11001,14 @@
     </w:tcPr>
     <w:tblStylePr w:type="firstRow">
       <w:rPr>
+        <w:rFonts w:eastAsia="黑体"/>
         <w:b/>
         <w:bCs/>
       </w:rPr>
     </w:tblStylePr>
     <w:tblStylePr w:type="lastRow">
       <w:rPr>
+        <w:rFonts w:eastAsia="黑体"/>
         <w:b/>
         <w:bCs/>
       </w:rPr>
@@ -10456,12 +11021,14 @@
     </w:tblStylePr>
     <w:tblStylePr w:type="firstCol">
       <w:rPr>
+        <w:rFonts w:eastAsia="黑体"/>
         <w:b/>
         <w:bCs/>
       </w:rPr>
     </w:tblStylePr>
     <w:tblStylePr w:type="lastCol">
       <w:rPr>
+        <w:rFonts w:eastAsia="黑体"/>
         <w:b/>
         <w:bCs/>
       </w:rPr>
@@ -10511,12 +11078,14 @@
     </w:tcPr>
     <w:tblStylePr w:type="firstRow">
       <w:rPr>
+        <w:rFonts w:eastAsia="黑体"/>
         <w:b/>
         <w:bCs/>
       </w:rPr>
     </w:tblStylePr>
     <w:tblStylePr w:type="lastRow">
       <w:rPr>
+        <w:rFonts w:eastAsia="黑体"/>
         <w:b/>
         <w:bCs/>
       </w:rPr>
@@ -10529,12 +11098,14 @@
     </w:tblStylePr>
     <w:tblStylePr w:type="firstCol">
       <w:rPr>
+        <w:rFonts w:eastAsia="黑体"/>
         <w:b/>
         <w:bCs/>
       </w:rPr>
     </w:tblStylePr>
     <w:tblStylePr w:type="lastCol">
       <w:rPr>
+        <w:rFonts w:eastAsia="黑体"/>
         <w:b/>
         <w:bCs/>
       </w:rPr>
@@ -10584,12 +11155,14 @@
     </w:tcPr>
     <w:tblStylePr w:type="firstRow">
       <w:rPr>
+        <w:rFonts w:eastAsia="黑体"/>
         <w:b/>
         <w:bCs/>
       </w:rPr>
     </w:tblStylePr>
     <w:tblStylePr w:type="lastRow">
       <w:rPr>
+        <w:rFonts w:eastAsia="黑体"/>
         <w:b/>
         <w:bCs/>
       </w:rPr>
@@ -10602,12 +11175,14 @@
     </w:tblStylePr>
     <w:tblStylePr w:type="firstCol">
       <w:rPr>
+        <w:rFonts w:eastAsia="黑体"/>
         <w:b/>
         <w:bCs/>
       </w:rPr>
     </w:tblStylePr>
     <w:tblStylePr w:type="lastCol">
       <w:rPr>
+        <w:rFonts w:eastAsia="黑体"/>
         <w:b/>
         <w:bCs/>
       </w:rPr>
@@ -10634,7 +11209,7 @@
       <w:spacing w:after="0" w:line="240" w:lineRule="auto"/>
     </w:pPr>
     <w:rPr>
-      <w:rFonts w:asciiTheme="majorHAnsi" w:cstheme="majorBidi" w:eastAsiaTheme="majorEastAsia" w:hAnsiTheme="majorHAnsi"/>
+      <w:rFonts w:asciiTheme="majorHAnsi" w:cstheme="majorBidi" w:hAnsiTheme="majorHAnsi" w:eastAsia="黑体"/>
       <w:color w:themeColor="text1" w:val="000000"/>
     </w:rPr>
     <w:tblPr>
@@ -10661,6 +11236,7 @@
     </w:tcPr>
     <w:tblStylePr w:type="firstRow">
       <w:rPr>
+        <w:rFonts w:eastAsia="黑体"/>
         <w:b/>
         <w:bCs/>
         <w:color w:themeColor="text1" w:val="000000"/>
@@ -10672,6 +11248,7 @@
     </w:tblStylePr>
     <w:tblStylePr w:type="lastRow">
       <w:rPr>
+        <w:rFonts w:eastAsia="黑体"/>
         <w:b/>
         <w:bCs/>
         <w:color w:themeColor="text1" w:val="000000"/>
@@ -10691,6 +11268,7 @@
     </w:tblStylePr>
     <w:tblStylePr w:type="firstCol">
       <w:rPr>
+        <w:rFonts w:eastAsia="黑体"/>
         <w:b/>
         <w:bCs/>
         <w:color w:themeColor="text1" w:val="000000"/>
@@ -10710,6 +11288,7 @@
     </w:tblStylePr>
     <w:tblStylePr w:type="lastCol">
       <w:rPr>
+        <w:rFonts w:eastAsia="黑体"/>
         <w:b w:val="0"/>
         <w:bCs w:val="0"/>
         <w:color w:themeColor="text1" w:val="000000"/>
@@ -10759,7 +11338,7 @@
       <w:spacing w:after="0" w:line="240" w:lineRule="auto"/>
     </w:pPr>
     <w:rPr>
-      <w:rFonts w:asciiTheme="majorHAnsi" w:cstheme="majorBidi" w:eastAsiaTheme="majorEastAsia" w:hAnsiTheme="majorHAnsi"/>
+      <w:rFonts w:asciiTheme="majorHAnsi" w:cstheme="majorBidi" w:hAnsiTheme="majorHAnsi" w:eastAsia="黑体"/>
       <w:color w:themeColor="text1" w:val="000000"/>
     </w:rPr>
     <w:tblPr>
@@ -10786,6 +11365,7 @@
     </w:tcPr>
     <w:tblStylePr w:type="firstRow">
       <w:rPr>
+        <w:rFonts w:eastAsia="黑体"/>
         <w:b/>
         <w:bCs/>
         <w:color w:themeColor="text1" w:val="000000"/>
@@ -10797,6 +11377,7 @@
     </w:tblStylePr>
     <w:tblStylePr w:type="lastRow">
       <w:rPr>
+        <w:rFonts w:eastAsia="黑体"/>
         <w:b/>
         <w:bCs/>
         <w:color w:themeColor="text1" w:val="000000"/>
@@ -10816,6 +11397,7 @@
     </w:tblStylePr>
     <w:tblStylePr w:type="firstCol">
       <w:rPr>
+        <w:rFonts w:eastAsia="黑体"/>
         <w:b/>
         <w:bCs/>
         <w:color w:themeColor="text1" w:val="000000"/>
@@ -10835,6 +11417,7 @@
     </w:tblStylePr>
     <w:tblStylePr w:type="lastCol">
       <w:rPr>
+        <w:rFonts w:eastAsia="黑体"/>
         <w:b w:val="0"/>
         <w:bCs w:val="0"/>
         <w:color w:themeColor="text1" w:val="000000"/>
@@ -10884,7 +11467,7 @@
       <w:spacing w:after="0" w:line="240" w:lineRule="auto"/>
     </w:pPr>
     <w:rPr>
-      <w:rFonts w:asciiTheme="majorHAnsi" w:cstheme="majorBidi" w:eastAsiaTheme="majorEastAsia" w:hAnsiTheme="majorHAnsi"/>
+      <w:rFonts w:asciiTheme="majorHAnsi" w:cstheme="majorBidi" w:hAnsiTheme="majorHAnsi" w:eastAsia="黑体"/>
       <w:color w:themeColor="text1" w:val="000000"/>
     </w:rPr>
     <w:tblPr>
@@ -10911,6 +11494,7 @@
     </w:tcPr>
     <w:tblStylePr w:type="firstRow">
       <w:rPr>
+        <w:rFonts w:eastAsia="黑体"/>
         <w:b/>
         <w:bCs/>
         <w:color w:themeColor="text1" w:val="000000"/>
@@ -10922,6 +11506,7 @@
     </w:tblStylePr>
     <w:tblStylePr w:type="lastRow">
       <w:rPr>
+        <w:rFonts w:eastAsia="黑体"/>
         <w:b/>
         <w:bCs/>
         <w:color w:themeColor="text1" w:val="000000"/>
@@ -10941,6 +11526,7 @@
     </w:tblStylePr>
     <w:tblStylePr w:type="firstCol">
       <w:rPr>
+        <w:rFonts w:eastAsia="黑体"/>
         <w:b/>
         <w:bCs/>
         <w:color w:themeColor="text1" w:val="000000"/>
@@ -10960,6 +11546,7 @@
     </w:tblStylePr>
     <w:tblStylePr w:type="lastCol">
       <w:rPr>
+        <w:rFonts w:eastAsia="黑体"/>
         <w:b w:val="0"/>
         <w:bCs w:val="0"/>
         <w:color w:themeColor="text1" w:val="000000"/>
@@ -11009,7 +11596,7 @@
       <w:spacing w:after="0" w:line="240" w:lineRule="auto"/>
     </w:pPr>
     <w:rPr>
-      <w:rFonts w:asciiTheme="majorHAnsi" w:cstheme="majorBidi" w:eastAsiaTheme="majorEastAsia" w:hAnsiTheme="majorHAnsi"/>
+      <w:rFonts w:asciiTheme="majorHAnsi" w:cstheme="majorBidi" w:hAnsiTheme="majorHAnsi" w:eastAsia="黑体"/>
       <w:color w:themeColor="text1" w:val="000000"/>
     </w:rPr>
     <w:tblPr>
@@ -11036,6 +11623,7 @@
     </w:tcPr>
     <w:tblStylePr w:type="firstRow">
       <w:rPr>
+        <w:rFonts w:eastAsia="黑体"/>
         <w:b/>
         <w:bCs/>
         <w:color w:themeColor="text1" w:val="000000"/>
@@ -11047,6 +11635,7 @@
     </w:tblStylePr>
     <w:tblStylePr w:type="lastRow">
       <w:rPr>
+        <w:rFonts w:eastAsia="黑体"/>
         <w:b/>
         <w:bCs/>
         <w:color w:themeColor="text1" w:val="000000"/>
@@ -11066,6 +11655,7 @@
     </w:tblStylePr>
     <w:tblStylePr w:type="firstCol">
       <w:rPr>
+        <w:rFonts w:eastAsia="黑体"/>
         <w:b/>
         <w:bCs/>
         <w:color w:themeColor="text1" w:val="000000"/>
@@ -11085,6 +11675,7 @@
     </w:tblStylePr>
     <w:tblStylePr w:type="lastCol">
       <w:rPr>
+        <w:rFonts w:eastAsia="黑体"/>
         <w:b w:val="0"/>
         <w:bCs w:val="0"/>
         <w:color w:themeColor="text1" w:val="000000"/>
@@ -11134,7 +11725,7 @@
       <w:spacing w:after="0" w:line="240" w:lineRule="auto"/>
     </w:pPr>
     <w:rPr>
-      <w:rFonts w:asciiTheme="majorHAnsi" w:cstheme="majorBidi" w:eastAsiaTheme="majorEastAsia" w:hAnsiTheme="majorHAnsi"/>
+      <w:rFonts w:asciiTheme="majorHAnsi" w:cstheme="majorBidi" w:hAnsiTheme="majorHAnsi" w:eastAsia="黑体"/>
       <w:color w:themeColor="text1" w:val="000000"/>
     </w:rPr>
     <w:tblPr>
@@ -11161,6 +11752,7 @@
     </w:tcPr>
     <w:tblStylePr w:type="firstRow">
       <w:rPr>
+        <w:rFonts w:eastAsia="黑体"/>
         <w:b/>
         <w:bCs/>
         <w:color w:themeColor="text1" w:val="000000"/>
@@ -11172,6 +11764,7 @@
     </w:tblStylePr>
     <w:tblStylePr w:type="lastRow">
       <w:rPr>
+        <w:rFonts w:eastAsia="黑体"/>
         <w:b/>
         <w:bCs/>
         <w:color w:themeColor="text1" w:val="000000"/>
@@ -11191,6 +11784,7 @@
     </w:tblStylePr>
     <w:tblStylePr w:type="firstCol">
       <w:rPr>
+        <w:rFonts w:eastAsia="黑体"/>
         <w:b/>
         <w:bCs/>
         <w:color w:themeColor="text1" w:val="000000"/>
@@ -11210,6 +11804,7 @@
     </w:tblStylePr>
     <w:tblStylePr w:type="lastCol">
       <w:rPr>
+        <w:rFonts w:eastAsia="黑体"/>
         <w:b w:val="0"/>
         <w:bCs w:val="0"/>
         <w:color w:themeColor="text1" w:val="000000"/>
@@ -11259,7 +11854,7 @@
       <w:spacing w:after="0" w:line="240" w:lineRule="auto"/>
     </w:pPr>
     <w:rPr>
-      <w:rFonts w:asciiTheme="majorHAnsi" w:cstheme="majorBidi" w:eastAsiaTheme="majorEastAsia" w:hAnsiTheme="majorHAnsi"/>
+      <w:rFonts w:asciiTheme="majorHAnsi" w:cstheme="majorBidi" w:hAnsiTheme="majorHAnsi" w:eastAsia="黑体"/>
       <w:color w:themeColor="text1" w:val="000000"/>
     </w:rPr>
     <w:tblPr>
@@ -11286,6 +11881,7 @@
     </w:tcPr>
     <w:tblStylePr w:type="firstRow">
       <w:rPr>
+        <w:rFonts w:eastAsia="黑体"/>
         <w:b/>
         <w:bCs/>
         <w:color w:themeColor="text1" w:val="000000"/>
@@ -11297,6 +11893,7 @@
     </w:tblStylePr>
     <w:tblStylePr w:type="lastRow">
       <w:rPr>
+        <w:rFonts w:eastAsia="黑体"/>
         <w:b/>
         <w:bCs/>
         <w:color w:themeColor="text1" w:val="000000"/>
@@ -11316,6 +11913,7 @@
     </w:tblStylePr>
     <w:tblStylePr w:type="firstCol">
       <w:rPr>
+        <w:rFonts w:eastAsia="黑体"/>
         <w:b/>
         <w:bCs/>
         <w:color w:themeColor="text1" w:val="000000"/>
@@ -11335,6 +11933,7 @@
     </w:tblStylePr>
     <w:tblStylePr w:type="lastCol">
       <w:rPr>
+        <w:rFonts w:eastAsia="黑体"/>
         <w:b w:val="0"/>
         <w:bCs w:val="0"/>
         <w:color w:themeColor="text1" w:val="000000"/>
@@ -11384,7 +11983,7 @@
       <w:spacing w:after="0" w:line="240" w:lineRule="auto"/>
     </w:pPr>
     <w:rPr>
-      <w:rFonts w:asciiTheme="majorHAnsi" w:cstheme="majorBidi" w:eastAsiaTheme="majorEastAsia" w:hAnsiTheme="majorHAnsi"/>
+      <w:rFonts w:asciiTheme="majorHAnsi" w:cstheme="majorBidi" w:hAnsiTheme="majorHAnsi" w:eastAsia="黑体"/>
       <w:color w:themeColor="text1" w:val="000000"/>
     </w:rPr>
     <w:tblPr>
@@ -11411,6 +12010,7 @@
     </w:tcPr>
     <w:tblStylePr w:type="firstRow">
       <w:rPr>
+        <w:rFonts w:eastAsia="黑体"/>
         <w:b/>
         <w:bCs/>
         <w:color w:themeColor="text1" w:val="000000"/>
@@ -11422,6 +12022,7 @@
     </w:tblStylePr>
     <w:tblStylePr w:type="lastRow">
       <w:rPr>
+        <w:rFonts w:eastAsia="黑体"/>
         <w:b/>
         <w:bCs/>
         <w:color w:themeColor="text1" w:val="000000"/>
@@ -11441,6 +12042,7 @@
     </w:tblStylePr>
     <w:tblStylePr w:type="firstCol">
       <w:rPr>
+        <w:rFonts w:eastAsia="黑体"/>
         <w:b/>
         <w:bCs/>
         <w:color w:themeColor="text1" w:val="000000"/>
@@ -11460,6 +12062,7 @@
     </w:tblStylePr>
     <w:tblStylePr w:type="lastCol">
       <w:rPr>
+        <w:rFonts w:eastAsia="黑体"/>
         <w:b w:val="0"/>
         <w:bCs w:val="0"/>
         <w:color w:themeColor="text1" w:val="000000"/>
@@ -11532,6 +12135,7 @@
     </w:tcPr>
     <w:tblStylePr w:type="firstRow">
       <w:rPr>
+        <w:rFonts w:eastAsia="黑体"/>
         <w:b/>
         <w:bCs/>
         <w:i w:val="0"/>
@@ -11553,6 +12157,7 @@
     </w:tblStylePr>
     <w:tblStylePr w:type="lastRow">
       <w:rPr>
+        <w:rFonts w:eastAsia="黑体"/>
         <w:b/>
         <w:bCs/>
         <w:i w:val="0"/>
@@ -11574,6 +12179,7 @@
     </w:tblStylePr>
     <w:tblStylePr w:type="firstCol">
       <w:rPr>
+        <w:rFonts w:eastAsia="黑体"/>
         <w:b/>
         <w:bCs/>
         <w:i w:val="0"/>
@@ -11593,6 +12199,7 @@
     </w:tblStylePr>
     <w:tblStylePr w:type="lastCol">
       <w:rPr>
+        <w:rFonts w:eastAsia="黑体"/>
         <w:b/>
         <w:bCs/>
         <w:i w:val="0"/>
@@ -11673,6 +12280,7 @@
     </w:tcPr>
     <w:tblStylePr w:type="firstRow">
       <w:rPr>
+        <w:rFonts w:eastAsia="黑体"/>
         <w:b/>
         <w:bCs/>
         <w:i w:val="0"/>
@@ -11694,6 +12302,7 @@
     </w:tblStylePr>
     <w:tblStylePr w:type="lastRow">
       <w:rPr>
+        <w:rFonts w:eastAsia="黑体"/>
         <w:b/>
         <w:bCs/>
         <w:i w:val="0"/>
@@ -11715,6 +12324,7 @@
     </w:tblStylePr>
     <w:tblStylePr w:type="firstCol">
       <w:rPr>
+        <w:rFonts w:eastAsia="黑体"/>
         <w:b/>
         <w:bCs/>
         <w:i w:val="0"/>
@@ -11734,6 +12344,7 @@
     </w:tblStylePr>
     <w:tblStylePr w:type="lastCol">
       <w:rPr>
+        <w:rFonts w:eastAsia="黑体"/>
         <w:b/>
         <w:bCs/>
         <w:i w:val="0"/>
@@ -11814,6 +12425,7 @@
     </w:tcPr>
     <w:tblStylePr w:type="firstRow">
       <w:rPr>
+        <w:rFonts w:eastAsia="黑体"/>
         <w:b/>
         <w:bCs/>
         <w:i w:val="0"/>
@@ -11835,6 +12447,7 @@
     </w:tblStylePr>
     <w:tblStylePr w:type="lastRow">
       <w:rPr>
+        <w:rFonts w:eastAsia="黑体"/>
         <w:b/>
         <w:bCs/>
         <w:i w:val="0"/>
@@ -11856,6 +12469,7 @@
     </w:tblStylePr>
     <w:tblStylePr w:type="firstCol">
       <w:rPr>
+        <w:rFonts w:eastAsia="黑体"/>
         <w:b/>
         <w:bCs/>
         <w:i w:val="0"/>
@@ -11875,6 +12489,7 @@
     </w:tblStylePr>
     <w:tblStylePr w:type="lastCol">
       <w:rPr>
+        <w:rFonts w:eastAsia="黑体"/>
         <w:b/>
         <w:bCs/>
         <w:i w:val="0"/>
@@ -11955,6 +12570,7 @@
     </w:tcPr>
     <w:tblStylePr w:type="firstRow">
       <w:rPr>
+        <w:rFonts w:eastAsia="黑体"/>
         <w:b/>
         <w:bCs/>
         <w:i w:val="0"/>
@@ -11976,6 +12592,7 @@
     </w:tblStylePr>
     <w:tblStylePr w:type="lastRow">
       <w:rPr>
+        <w:rFonts w:eastAsia="黑体"/>
         <w:b/>
         <w:bCs/>
         <w:i w:val="0"/>
@@ -11997,6 +12614,7 @@
     </w:tblStylePr>
     <w:tblStylePr w:type="firstCol">
       <w:rPr>
+        <w:rFonts w:eastAsia="黑体"/>
         <w:b/>
         <w:bCs/>
         <w:i w:val="0"/>
@@ -12016,6 +12634,7 @@
     </w:tblStylePr>
     <w:tblStylePr w:type="lastCol">
       <w:rPr>
+        <w:rFonts w:eastAsia="黑体"/>
         <w:b/>
         <w:bCs/>
         <w:i w:val="0"/>
@@ -12096,6 +12715,7 @@
     </w:tcPr>
     <w:tblStylePr w:type="firstRow">
       <w:rPr>
+        <w:rFonts w:eastAsia="黑体"/>
         <w:b/>
         <w:bCs/>
         <w:i w:val="0"/>
@@ -12117,6 +12737,7 @@
     </w:tblStylePr>
     <w:tblStylePr w:type="lastRow">
       <w:rPr>
+        <w:rFonts w:eastAsia="黑体"/>
         <w:b/>
         <w:bCs/>
         <w:i w:val="0"/>
@@ -12138,6 +12759,7 @@
     </w:tblStylePr>
     <w:tblStylePr w:type="firstCol">
       <w:rPr>
+        <w:rFonts w:eastAsia="黑体"/>
         <w:b/>
         <w:bCs/>
         <w:i w:val="0"/>
@@ -12157,6 +12779,7 @@
     </w:tblStylePr>
     <w:tblStylePr w:type="lastCol">
       <w:rPr>
+        <w:rFonts w:eastAsia="黑体"/>
         <w:b/>
         <w:bCs/>
         <w:i w:val="0"/>
@@ -12237,6 +12860,7 @@
     </w:tcPr>
     <w:tblStylePr w:type="firstRow">
       <w:rPr>
+        <w:rFonts w:eastAsia="黑体"/>
         <w:b/>
         <w:bCs/>
         <w:i w:val="0"/>
@@ -12258,6 +12882,7 @@
     </w:tblStylePr>
     <w:tblStylePr w:type="lastRow">
       <w:rPr>
+        <w:rFonts w:eastAsia="黑体"/>
         <w:b/>
         <w:bCs/>
         <w:i w:val="0"/>
@@ -12279,6 +12904,7 @@
     </w:tblStylePr>
     <w:tblStylePr w:type="firstCol">
       <w:rPr>
+        <w:rFonts w:eastAsia="黑体"/>
         <w:b/>
         <w:bCs/>
         <w:i w:val="0"/>
@@ -12298,6 +12924,7 @@
     </w:tblStylePr>
     <w:tblStylePr w:type="lastCol">
       <w:rPr>
+        <w:rFonts w:eastAsia="黑体"/>
         <w:b/>
         <w:bCs/>
         <w:i w:val="0"/>
@@ -12378,6 +13005,7 @@
     </w:tcPr>
     <w:tblStylePr w:type="firstRow">
       <w:rPr>
+        <w:rFonts w:eastAsia="黑体"/>
         <w:b/>
         <w:bCs/>
         <w:i w:val="0"/>
@@ -12399,6 +13027,7 @@
     </w:tblStylePr>
     <w:tblStylePr w:type="lastRow">
       <w:rPr>
+        <w:rFonts w:eastAsia="黑体"/>
         <w:b/>
         <w:bCs/>
         <w:i w:val="0"/>
@@ -12420,6 +13049,7 @@
     </w:tblStylePr>
     <w:tblStylePr w:type="firstCol">
       <w:rPr>
+        <w:rFonts w:eastAsia="黑体"/>
         <w:b/>
         <w:bCs/>
         <w:i w:val="0"/>
@@ -12439,6 +13069,7 @@
     </w:tblStylePr>
     <w:tblStylePr w:type="lastCol">
       <w:rPr>
+        <w:rFonts w:eastAsia="黑体"/>
         <w:b/>
         <w:bCs/>
         <w:i w:val="0"/>
@@ -12496,6 +13127,7 @@
       <w:spacing w:after="0" w:line="240" w:lineRule="auto"/>
     </w:pPr>
     <w:rPr>
+      <w:rFonts w:eastAsia="黑体"/>
       <w:color w:themeColor="background1" w:val="FFFFFF"/>
     </w:rPr>
     <w:tblPr>
@@ -12514,6 +13146,7 @@
     </w:tcPr>
     <w:tblStylePr w:type="firstRow">
       <w:rPr>
+        <w:rFonts w:eastAsia="黑体"/>
         <w:b/>
         <w:bCs/>
       </w:rPr>
@@ -12610,6 +13243,7 @@
       <w:spacing w:after="0" w:line="240" w:lineRule="auto"/>
     </w:pPr>
     <w:rPr>
+      <w:rFonts w:eastAsia="黑体"/>
       <w:color w:themeColor="background1" w:val="FFFFFF"/>
     </w:rPr>
     <w:tblPr>
@@ -12628,6 +13262,7 @@
     </w:tcPr>
     <w:tblStylePr w:type="firstRow">
       <w:rPr>
+        <w:rFonts w:eastAsia="黑体"/>
         <w:b/>
         <w:bCs/>
       </w:rPr>
@@ -12724,6 +13359,7 @@
       <w:spacing w:after="0" w:line="240" w:lineRule="auto"/>
     </w:pPr>
     <w:rPr>
+      <w:rFonts w:eastAsia="黑体"/>
       <w:color w:themeColor="background1" w:val="FFFFFF"/>
     </w:rPr>
     <w:tblPr>
@@ -12742,6 +13378,7 @@
     </w:tcPr>
     <w:tblStylePr w:type="firstRow">
       <w:rPr>
+        <w:rFonts w:eastAsia="黑体"/>
         <w:b/>
         <w:bCs/>
       </w:rPr>
@@ -12838,6 +13475,7 @@
       <w:spacing w:after="0" w:line="240" w:lineRule="auto"/>
     </w:pPr>
     <w:rPr>
+      <w:rFonts w:eastAsia="黑体"/>
       <w:color w:themeColor="background1" w:val="FFFFFF"/>
     </w:rPr>
     <w:tblPr>
@@ -12856,6 +13494,7 @@
     </w:tcPr>
     <w:tblStylePr w:type="firstRow">
       <w:rPr>
+        <w:rFonts w:eastAsia="黑体"/>
         <w:b/>
         <w:bCs/>
       </w:rPr>
@@ -12952,6 +13591,7 @@
       <w:spacing w:after="0" w:line="240" w:lineRule="auto"/>
     </w:pPr>
     <w:rPr>
+      <w:rFonts w:eastAsia="黑体"/>
       <w:color w:themeColor="background1" w:val="FFFFFF"/>
     </w:rPr>
     <w:tblPr>
@@ -12970,6 +13610,7 @@
     </w:tcPr>
     <w:tblStylePr w:type="firstRow">
       <w:rPr>
+        <w:rFonts w:eastAsia="黑体"/>
         <w:b/>
         <w:bCs/>
       </w:rPr>
@@ -13066,6 +13707,7 @@
       <w:spacing w:after="0" w:line="240" w:lineRule="auto"/>
     </w:pPr>
     <w:rPr>
+      <w:rFonts w:eastAsia="黑体"/>
       <w:color w:themeColor="background1" w:val="FFFFFF"/>
     </w:rPr>
     <w:tblPr>
@@ -13084,6 +13726,7 @@
     </w:tcPr>
     <w:tblStylePr w:type="firstRow">
       <w:rPr>
+        <w:rFonts w:eastAsia="黑体"/>
         <w:b/>
         <w:bCs/>
       </w:rPr>
@@ -13180,6 +13823,7 @@
       <w:spacing w:after="0" w:line="240" w:lineRule="auto"/>
     </w:pPr>
     <w:rPr>
+      <w:rFonts w:eastAsia="黑体"/>
       <w:color w:themeColor="background1" w:val="FFFFFF"/>
     </w:rPr>
     <w:tblPr>
@@ -13198,6 +13842,7 @@
     </w:tcPr>
     <w:tblStylePr w:type="firstRow">
       <w:rPr>
+        <w:rFonts w:eastAsia="黑体"/>
         <w:b/>
         <w:bCs/>
       </w:rPr>
@@ -13294,6 +13939,7 @@
       <w:spacing w:after="0" w:line="240" w:lineRule="auto"/>
     </w:pPr>
     <w:rPr>
+      <w:rFonts w:eastAsia="黑体"/>
       <w:color w:themeColor="text1" w:val="000000"/>
     </w:rPr>
     <w:tblPr>
@@ -13320,6 +13966,7 @@
     </w:tcPr>
     <w:tblStylePr w:type="firstRow">
       <w:rPr>
+        <w:rFonts w:eastAsia="黑体"/>
         <w:b/>
         <w:bCs/>
       </w:rPr>
@@ -13338,6 +13985,7 @@
     </w:tblStylePr>
     <w:tblStylePr w:type="lastRow">
       <w:rPr>
+        <w:rFonts w:eastAsia="黑体"/>
         <w:b/>
         <w:bCs/>
         <w:color w:themeColor="background1" w:val="FFFFFF"/>
@@ -13352,6 +14000,7 @@
     </w:tblStylePr>
     <w:tblStylePr w:type="firstCol">
       <w:rPr>
+        <w:rFonts w:eastAsia="黑体"/>
         <w:color w:themeColor="background1" w:val="FFFFFF"/>
       </w:rPr>
       <w:tblPr/>
@@ -13369,6 +14018,7 @@
     </w:tblStylePr>
     <w:tblStylePr w:type="lastCol">
       <w:rPr>
+        <w:rFonts w:eastAsia="黑体"/>
         <w:color w:themeColor="background1" w:val="FFFFFF"/>
       </w:rPr>
       <w:tblPr/>
@@ -13398,11 +14048,13 @@
     </w:tblStylePr>
     <w:tblStylePr w:type="neCell">
       <w:rPr>
+        <w:rFonts w:eastAsia="黑体"/>
         <w:color w:themeColor="text1" w:val="000000"/>
       </w:rPr>
     </w:tblStylePr>
     <w:tblStylePr w:type="nwCell">
       <w:rPr>
+        <w:rFonts w:eastAsia="黑体"/>
         <w:color w:themeColor="text1" w:val="000000"/>
       </w:rPr>
     </w:tblStylePr>
@@ -13416,6 +14068,7 @@
       <w:spacing w:after="0" w:line="240" w:lineRule="auto"/>
     </w:pPr>
     <w:rPr>
+      <w:rFonts w:eastAsia="黑体"/>
       <w:color w:themeColor="text1" w:val="000000"/>
     </w:rPr>
     <w:tblPr>
@@ -13442,6 +14095,7 @@
     </w:tcPr>
     <w:tblStylePr w:type="firstRow">
       <w:rPr>
+        <w:rFonts w:eastAsia="黑体"/>
         <w:b/>
         <w:bCs/>
       </w:rPr>
@@ -13460,6 +14114,7 @@
     </w:tblStylePr>
     <w:tblStylePr w:type="lastRow">
       <w:rPr>
+        <w:rFonts w:eastAsia="黑体"/>
         <w:b/>
         <w:bCs/>
         <w:color w:themeColor="background1" w:val="FFFFFF"/>
@@ -13474,6 +14129,7 @@
     </w:tblStylePr>
     <w:tblStylePr w:type="firstCol">
       <w:rPr>
+        <w:rFonts w:eastAsia="黑体"/>
         <w:color w:themeColor="background1" w:val="FFFFFF"/>
       </w:rPr>
       <w:tblPr/>
@@ -13491,6 +14147,7 @@
     </w:tblStylePr>
     <w:tblStylePr w:type="lastCol">
       <w:rPr>
+        <w:rFonts w:eastAsia="黑体"/>
         <w:color w:themeColor="background1" w:val="FFFFFF"/>
       </w:rPr>
       <w:tblPr/>
@@ -13520,11 +14177,13 @@
     </w:tblStylePr>
     <w:tblStylePr w:type="neCell">
       <w:rPr>
+        <w:rFonts w:eastAsia="黑体"/>
         <w:color w:themeColor="text1" w:val="000000"/>
       </w:rPr>
     </w:tblStylePr>
     <w:tblStylePr w:type="nwCell">
       <w:rPr>
+        <w:rFonts w:eastAsia="黑体"/>
         <w:color w:themeColor="text1" w:val="000000"/>
       </w:rPr>
     </w:tblStylePr>
@@ -13538,6 +14197,7 @@
       <w:spacing w:after="0" w:line="240" w:lineRule="auto"/>
     </w:pPr>
     <w:rPr>
+      <w:rFonts w:eastAsia="黑体"/>
       <w:color w:themeColor="text1" w:val="000000"/>
     </w:rPr>
     <w:tblPr>
@@ -13564,6 +14224,7 @@
     </w:tcPr>
     <w:tblStylePr w:type="firstRow">
       <w:rPr>
+        <w:rFonts w:eastAsia="黑体"/>
         <w:b/>
         <w:bCs/>
       </w:rPr>
@@ -13582,6 +14243,7 @@
     </w:tblStylePr>
     <w:tblStylePr w:type="lastRow">
       <w:rPr>
+        <w:rFonts w:eastAsia="黑体"/>
         <w:b/>
         <w:bCs/>
         <w:color w:themeColor="background1" w:val="FFFFFF"/>
@@ -13596,6 +14258,7 @@
     </w:tblStylePr>
     <w:tblStylePr w:type="firstCol">
       <w:rPr>
+        <w:rFonts w:eastAsia="黑体"/>
         <w:color w:themeColor="background1" w:val="FFFFFF"/>
       </w:rPr>
       <w:tblPr/>
@@ -13613,6 +14276,7 @@
     </w:tblStylePr>
     <w:tblStylePr w:type="lastCol">
       <w:rPr>
+        <w:rFonts w:eastAsia="黑体"/>
         <w:color w:themeColor="background1" w:val="FFFFFF"/>
       </w:rPr>
       <w:tblPr/>
@@ -13642,11 +14306,13 @@
     </w:tblStylePr>
     <w:tblStylePr w:type="neCell">
       <w:rPr>
+        <w:rFonts w:eastAsia="黑体"/>
         <w:color w:themeColor="text1" w:val="000000"/>
       </w:rPr>
     </w:tblStylePr>
     <w:tblStylePr w:type="nwCell">
       <w:rPr>
+        <w:rFonts w:eastAsia="黑体"/>
         <w:color w:themeColor="text1" w:val="000000"/>
       </w:rPr>
     </w:tblStylePr>
@@ -13660,6 +14326,7 @@
       <w:spacing w:after="0" w:line="240" w:lineRule="auto"/>
     </w:pPr>
     <w:rPr>
+      <w:rFonts w:eastAsia="黑体"/>
       <w:color w:themeColor="text1" w:val="000000"/>
     </w:rPr>
     <w:tblPr>
@@ -13686,6 +14353,7 @@
     </w:tcPr>
     <w:tblStylePr w:type="firstRow">
       <w:rPr>
+        <w:rFonts w:eastAsia="黑体"/>
         <w:b/>
         <w:bCs/>
       </w:rPr>
@@ -13704,6 +14372,7 @@
     </w:tblStylePr>
     <w:tblStylePr w:type="lastRow">
       <w:rPr>
+        <w:rFonts w:eastAsia="黑体"/>
         <w:b/>
         <w:bCs/>
         <w:color w:themeColor="background1" w:val="FFFFFF"/>
@@ -13718,6 +14387,7 @@
     </w:tblStylePr>
     <w:tblStylePr w:type="firstCol">
       <w:rPr>
+        <w:rFonts w:eastAsia="黑体"/>
         <w:color w:themeColor="background1" w:val="FFFFFF"/>
       </w:rPr>
       <w:tblPr/>
@@ -13735,6 +14405,7 @@
     </w:tblStylePr>
     <w:tblStylePr w:type="lastCol">
       <w:rPr>
+        <w:rFonts w:eastAsia="黑体"/>
         <w:color w:themeColor="background1" w:val="FFFFFF"/>
       </w:rPr>
       <w:tblPr/>
@@ -13772,6 +14443,7 @@
       <w:spacing w:after="0" w:line="240" w:lineRule="auto"/>
     </w:pPr>
     <w:rPr>
+      <w:rFonts w:eastAsia="黑体"/>
       <w:color w:themeColor="text1" w:val="000000"/>
     </w:rPr>
     <w:tblPr>
@@ -13798,6 +14470,7 @@
     </w:tcPr>
     <w:tblStylePr w:type="firstRow">
       <w:rPr>
+        <w:rFonts w:eastAsia="黑体"/>
         <w:b/>
         <w:bCs/>
       </w:rPr>
@@ -13816,6 +14489,7 @@
     </w:tblStylePr>
     <w:tblStylePr w:type="lastRow">
       <w:rPr>
+        <w:rFonts w:eastAsia="黑体"/>
         <w:b/>
         <w:bCs/>
         <w:color w:themeColor="background1" w:val="FFFFFF"/>
@@ -13830,6 +14504,7 @@
     </w:tblStylePr>
     <w:tblStylePr w:type="firstCol">
       <w:rPr>
+        <w:rFonts w:eastAsia="黑体"/>
         <w:color w:themeColor="background1" w:val="FFFFFF"/>
       </w:rPr>
       <w:tblPr/>
@@ -13847,6 +14522,7 @@
     </w:tblStylePr>
     <w:tblStylePr w:type="lastCol">
       <w:rPr>
+        <w:rFonts w:eastAsia="黑体"/>
         <w:color w:themeColor="background1" w:val="FFFFFF"/>
       </w:rPr>
       <w:tblPr/>
@@ -13876,11 +14552,13 @@
     </w:tblStylePr>
     <w:tblStylePr w:type="neCell">
       <w:rPr>
+        <w:rFonts w:eastAsia="黑体"/>
         <w:color w:themeColor="text1" w:val="000000"/>
       </w:rPr>
     </w:tblStylePr>
     <w:tblStylePr w:type="nwCell">
       <w:rPr>
+        <w:rFonts w:eastAsia="黑体"/>
         <w:color w:themeColor="text1" w:val="000000"/>
       </w:rPr>
     </w:tblStylePr>
@@ -13894,6 +14572,7 @@
       <w:spacing w:after="0" w:line="240" w:lineRule="auto"/>
     </w:pPr>
     <w:rPr>
+      <w:rFonts w:eastAsia="黑体"/>
       <w:color w:themeColor="text1" w:val="000000"/>
     </w:rPr>
     <w:tblPr>
@@ -13920,6 +14599,7 @@
     </w:tcPr>
     <w:tblStylePr w:type="firstRow">
       <w:rPr>
+        <w:rFonts w:eastAsia="黑体"/>
         <w:b/>
         <w:bCs/>
       </w:rPr>
@@ -13938,6 +14618,7 @@
     </w:tblStylePr>
     <w:tblStylePr w:type="lastRow">
       <w:rPr>
+        <w:rFonts w:eastAsia="黑体"/>
         <w:b/>
         <w:bCs/>
         <w:color w:themeColor="background1" w:val="FFFFFF"/>
@@ -13952,6 +14633,7 @@
     </w:tblStylePr>
     <w:tblStylePr w:type="firstCol">
       <w:rPr>
+        <w:rFonts w:eastAsia="黑体"/>
         <w:color w:themeColor="background1" w:val="FFFFFF"/>
       </w:rPr>
       <w:tblPr/>
@@ -13969,6 +14651,7 @@
     </w:tblStylePr>
     <w:tblStylePr w:type="lastCol">
       <w:rPr>
+        <w:rFonts w:eastAsia="黑体"/>
         <w:color w:themeColor="background1" w:val="FFFFFF"/>
       </w:rPr>
       <w:tblPr/>
@@ -13998,11 +14681,13 @@
     </w:tblStylePr>
     <w:tblStylePr w:type="neCell">
       <w:rPr>
+        <w:rFonts w:eastAsia="黑体"/>
         <w:color w:themeColor="text1" w:val="000000"/>
       </w:rPr>
     </w:tblStylePr>
     <w:tblStylePr w:type="nwCell">
       <w:rPr>
+        <w:rFonts w:eastAsia="黑体"/>
         <w:color w:themeColor="text1" w:val="000000"/>
       </w:rPr>
     </w:tblStylePr>
@@ -14016,6 +14701,7 @@
       <w:spacing w:after="0" w:line="240" w:lineRule="auto"/>
     </w:pPr>
     <w:rPr>
+      <w:rFonts w:eastAsia="黑体"/>
       <w:color w:themeColor="text1" w:val="000000"/>
     </w:rPr>
     <w:tblPr>
@@ -14042,6 +14728,7 @@
     </w:tcPr>
     <w:tblStylePr w:type="firstRow">
       <w:rPr>
+        <w:rFonts w:eastAsia="黑体"/>
         <w:b/>
         <w:bCs/>
       </w:rPr>
@@ -14060,6 +14747,7 @@
     </w:tblStylePr>
     <w:tblStylePr w:type="lastRow">
       <w:rPr>
+        <w:rFonts w:eastAsia="黑体"/>
         <w:b/>
         <w:bCs/>
         <w:color w:themeColor="background1" w:val="FFFFFF"/>
@@ -14074,6 +14762,7 @@
     </w:tblStylePr>
     <w:tblStylePr w:type="firstCol">
       <w:rPr>
+        <w:rFonts w:eastAsia="黑体"/>
         <w:color w:themeColor="background1" w:val="FFFFFF"/>
       </w:rPr>
       <w:tblPr/>
@@ -14091,6 +14780,7 @@
     </w:tblStylePr>
     <w:tblStylePr w:type="lastCol">
       <w:rPr>
+        <w:rFonts w:eastAsia="黑体"/>
         <w:color w:themeColor="background1" w:val="FFFFFF"/>
       </w:rPr>
       <w:tblPr/>
@@ -14120,11 +14810,13 @@
     </w:tblStylePr>
     <w:tblStylePr w:type="neCell">
       <w:rPr>
+        <w:rFonts w:eastAsia="黑体"/>
         <w:color w:themeColor="text1" w:val="000000"/>
       </w:rPr>
     </w:tblStylePr>
     <w:tblStylePr w:type="nwCell">
       <w:rPr>
+        <w:rFonts w:eastAsia="黑体"/>
         <w:color w:themeColor="text1" w:val="000000"/>
       </w:rPr>
     </w:tblStylePr>
@@ -14138,6 +14830,7 @@
       <w:spacing w:after="0" w:line="240" w:lineRule="auto"/>
     </w:pPr>
     <w:rPr>
+      <w:rFonts w:eastAsia="黑体"/>
       <w:color w:themeColor="text1" w:val="000000"/>
     </w:rPr>
     <w:tblPr>
@@ -14156,6 +14849,7 @@
     </w:tcPr>
     <w:tblStylePr w:type="firstRow">
       <w:rPr>
+        <w:rFonts w:eastAsia="黑体"/>
         <w:b/>
         <w:bCs/>
         <w:color w:themeColor="background1" w:val="FFFFFF"/>
@@ -14170,6 +14864,7 @@
     </w:tblStylePr>
     <w:tblStylePr w:type="lastRow">
       <w:rPr>
+        <w:rFonts w:eastAsia="黑体"/>
         <w:b/>
         <w:bCs/>
         <w:color w:themeColor="accent2" w:themeShade="CC" w:val="9E3A38"/>
@@ -14184,12 +14879,14 @@
     </w:tblStylePr>
     <w:tblStylePr w:type="firstCol">
       <w:rPr>
+        <w:rFonts w:eastAsia="黑体"/>
         <w:b/>
         <w:bCs/>
       </w:rPr>
     </w:tblStylePr>
     <w:tblStylePr w:type="lastCol">
       <w:rPr>
+        <w:rFonts w:eastAsia="黑体"/>
         <w:b/>
         <w:bCs/>
       </w:rPr>
@@ -14224,6 +14921,7 @@
       <w:spacing w:after="0" w:line="240" w:lineRule="auto"/>
     </w:pPr>
     <w:rPr>
+      <w:rFonts w:eastAsia="黑体"/>
       <w:color w:themeColor="text1" w:val="000000"/>
     </w:rPr>
     <w:tblPr>
@@ -14242,6 +14940,7 @@
     </w:tcPr>
     <w:tblStylePr w:type="firstRow">
       <w:rPr>
+        <w:rFonts w:eastAsia="黑体"/>
         <w:b/>
         <w:bCs/>
         <w:color w:themeColor="background1" w:val="FFFFFF"/>
@@ -14256,6 +14955,7 @@
     </w:tblStylePr>
     <w:tblStylePr w:type="lastRow">
       <w:rPr>
+        <w:rFonts w:eastAsia="黑体"/>
         <w:b/>
         <w:bCs/>
         <w:color w:themeColor="accent2" w:themeShade="CC" w:val="9E3A38"/>
@@ -14270,12 +14970,14 @@
     </w:tblStylePr>
     <w:tblStylePr w:type="firstCol">
       <w:rPr>
+        <w:rFonts w:eastAsia="黑体"/>
         <w:b/>
         <w:bCs/>
       </w:rPr>
     </w:tblStylePr>
     <w:tblStylePr w:type="lastCol">
       <w:rPr>
+        <w:rFonts w:eastAsia="黑体"/>
         <w:b/>
         <w:bCs/>
       </w:rPr>
@@ -14310,6 +15012,7 @@
       <w:spacing w:after="0" w:line="240" w:lineRule="auto"/>
     </w:pPr>
     <w:rPr>
+      <w:rFonts w:eastAsia="黑体"/>
       <w:color w:themeColor="text1" w:val="000000"/>
     </w:rPr>
     <w:tblPr>
@@ -14328,6 +15031,7 @@
     </w:tcPr>
     <w:tblStylePr w:type="firstRow">
       <w:rPr>
+        <w:rFonts w:eastAsia="黑体"/>
         <w:b/>
         <w:bCs/>
         <w:color w:themeColor="background1" w:val="FFFFFF"/>
@@ -14342,6 +15046,7 @@
     </w:tblStylePr>
     <w:tblStylePr w:type="lastRow">
       <w:rPr>
+        <w:rFonts w:eastAsia="黑体"/>
         <w:b/>
         <w:bCs/>
         <w:color w:themeColor="accent2" w:themeShade="CC" w:val="9E3A38"/>
@@ -14356,12 +15061,14 @@
     </w:tblStylePr>
     <w:tblStylePr w:type="firstCol">
       <w:rPr>
+        <w:rFonts w:eastAsia="黑体"/>
         <w:b/>
         <w:bCs/>
       </w:rPr>
     </w:tblStylePr>
     <w:tblStylePr w:type="lastCol">
       <w:rPr>
+        <w:rFonts w:eastAsia="黑体"/>
         <w:b/>
         <w:bCs/>
       </w:rPr>
@@ -14396,6 +15103,7 @@
       <w:spacing w:after="0" w:line="240" w:lineRule="auto"/>
     </w:pPr>
     <w:rPr>
+      <w:rFonts w:eastAsia="黑体"/>
       <w:color w:themeColor="text1" w:val="000000"/>
     </w:rPr>
     <w:tblPr>
@@ -14414,6 +15122,7 @@
     </w:tcPr>
     <w:tblStylePr w:type="firstRow">
       <w:rPr>
+        <w:rFonts w:eastAsia="黑体"/>
         <w:b/>
         <w:bCs/>
         <w:color w:themeColor="background1" w:val="FFFFFF"/>
@@ -14428,6 +15137,7 @@
     </w:tblStylePr>
     <w:tblStylePr w:type="lastRow">
       <w:rPr>
+        <w:rFonts w:eastAsia="黑体"/>
         <w:b/>
         <w:bCs/>
         <w:color w:themeColor="accent4" w:themeShade="CC" w:val="664E82"/>
@@ -14442,12 +15152,14 @@
     </w:tblStylePr>
     <w:tblStylePr w:type="firstCol">
       <w:rPr>
+        <w:rFonts w:eastAsia="黑体"/>
         <w:b/>
         <w:bCs/>
       </w:rPr>
     </w:tblStylePr>
     <w:tblStylePr w:type="lastCol">
       <w:rPr>
+        <w:rFonts w:eastAsia="黑体"/>
         <w:b/>
         <w:bCs/>
       </w:rPr>
@@ -14482,6 +15194,7 @@
       <w:spacing w:after="0" w:line="240" w:lineRule="auto"/>
     </w:pPr>
     <w:rPr>
+      <w:rFonts w:eastAsia="黑体"/>
       <w:color w:themeColor="text1" w:val="000000"/>
     </w:rPr>
     <w:tblPr>
@@ -14500,6 +15213,7 @@
     </w:tcPr>
     <w:tblStylePr w:type="firstRow">
       <w:rPr>
+        <w:rFonts w:eastAsia="黑体"/>
         <w:b/>
         <w:bCs/>
         <w:color w:themeColor="background1" w:val="FFFFFF"/>
@@ -14514,6 +15228,7 @@
     </w:tblStylePr>
     <w:tblStylePr w:type="lastRow">
       <w:rPr>
+        <w:rFonts w:eastAsia="黑体"/>
         <w:b/>
         <w:bCs/>
         <w:color w:themeColor="accent3" w:themeShade="CC" w:val="7E9C40"/>
@@ -14528,12 +15243,14 @@
     </w:tblStylePr>
     <w:tblStylePr w:type="firstCol">
       <w:rPr>
+        <w:rFonts w:eastAsia="黑体"/>
         <w:b/>
         <w:bCs/>
       </w:rPr>
     </w:tblStylePr>
     <w:tblStylePr w:type="lastCol">
       <w:rPr>
+        <w:rFonts w:eastAsia="黑体"/>
         <w:b/>
         <w:bCs/>
       </w:rPr>
@@ -14568,6 +15285,7 @@
       <w:spacing w:after="0" w:line="240" w:lineRule="auto"/>
     </w:pPr>
     <w:rPr>
+      <w:rFonts w:eastAsia="黑体"/>
       <w:color w:themeColor="text1" w:val="000000"/>
     </w:rPr>
     <w:tblPr>
@@ -14586,6 +15304,7 @@
     </w:tcPr>
     <w:tblStylePr w:type="firstRow">
       <w:rPr>
+        <w:rFonts w:eastAsia="黑体"/>
         <w:b/>
         <w:bCs/>
         <w:color w:themeColor="background1" w:val="FFFFFF"/>
@@ -14600,6 +15319,7 @@
     </w:tblStylePr>
     <w:tblStylePr w:type="lastRow">
       <w:rPr>
+        <w:rFonts w:eastAsia="黑体"/>
         <w:b/>
         <w:bCs/>
         <w:color w:themeColor="accent6" w:themeShade="CC" w:val="F2730A"/>
@@ -14614,12 +15334,14 @@
     </w:tblStylePr>
     <w:tblStylePr w:type="firstCol">
       <w:rPr>
+        <w:rFonts w:eastAsia="黑体"/>
         <w:b/>
         <w:bCs/>
       </w:rPr>
     </w:tblStylePr>
     <w:tblStylePr w:type="lastCol">
       <w:rPr>
+        <w:rFonts w:eastAsia="黑体"/>
         <w:b/>
         <w:bCs/>
       </w:rPr>
@@ -14654,6 +15376,7 @@
       <w:spacing w:after="0" w:line="240" w:lineRule="auto"/>
     </w:pPr>
     <w:rPr>
+      <w:rFonts w:eastAsia="黑体"/>
       <w:color w:themeColor="text1" w:val="000000"/>
     </w:rPr>
     <w:tblPr>
@@ -14672,6 +15395,7 @@
     </w:tcPr>
     <w:tblStylePr w:type="firstRow">
       <w:rPr>
+        <w:rFonts w:eastAsia="黑体"/>
         <w:b/>
         <w:bCs/>
         <w:color w:themeColor="background1" w:val="FFFFFF"/>
@@ -14686,6 +15410,7 @@
     </w:tblStylePr>
     <w:tblStylePr w:type="lastRow">
       <w:rPr>
+        <w:rFonts w:eastAsia="黑体"/>
         <w:b/>
         <w:bCs/>
         <w:color w:themeColor="accent5" w:themeShade="CC" w:val="348DA5"/>
@@ -14700,12 +15425,14 @@
     </w:tblStylePr>
     <w:tblStylePr w:type="firstCol">
       <w:rPr>
+        <w:rFonts w:eastAsia="黑体"/>
         <w:b/>
         <w:bCs/>
       </w:rPr>
     </w:tblStylePr>
     <w:tblStylePr w:type="lastCol">
       <w:rPr>
+        <w:rFonts w:eastAsia="黑体"/>
         <w:b/>
         <w:bCs/>
       </w:rPr>
@@ -14740,6 +15467,7 @@
       <w:spacing w:after="0" w:line="240" w:lineRule="auto"/>
     </w:pPr>
     <w:rPr>
+      <w:rFonts w:eastAsia="黑体"/>
       <w:color w:themeColor="text1" w:val="000000"/>
     </w:rPr>
     <w:tblPr>
@@ -14761,6 +15489,7 @@
     </w:tcPr>
     <w:tblStylePr w:type="firstRow">
       <w:rPr>
+        <w:rFonts w:eastAsia="黑体"/>
         <w:b/>
         <w:bCs/>
       </w:rPr>
@@ -14771,6 +15500,7 @@
     </w:tblStylePr>
     <w:tblStylePr w:type="lastRow">
       <w:rPr>
+        <w:rFonts w:eastAsia="黑体"/>
         <w:b/>
         <w:bCs/>
         <w:color w:themeColor="text1" w:val="000000"/>
@@ -14782,6 +15512,7 @@
     </w:tblStylePr>
     <w:tblStylePr w:type="firstCol">
       <w:rPr>
+        <w:rFonts w:eastAsia="黑体"/>
         <w:color w:themeColor="background1" w:val="FFFFFF"/>
       </w:rPr>
       <w:tblPr/>
@@ -14791,6 +15522,7 @@
     </w:tblStylePr>
     <w:tblStylePr w:type="lastCol">
       <w:rPr>
+        <w:rFonts w:eastAsia="黑体"/>
         <w:color w:themeColor="background1" w:val="FFFFFF"/>
       </w:rPr>
       <w:tblPr/>
@@ -14820,6 +15552,7 @@
       <w:spacing w:after="0" w:line="240" w:lineRule="auto"/>
     </w:pPr>
     <w:rPr>
+      <w:rFonts w:eastAsia="黑体"/>
       <w:color w:themeColor="text1" w:val="000000"/>
     </w:rPr>
     <w:tblPr>
@@ -14841,6 +15574,7 @@
     </w:tcPr>
     <w:tblStylePr w:type="firstRow">
       <w:rPr>
+        <w:rFonts w:eastAsia="黑体"/>
         <w:b/>
         <w:bCs/>
       </w:rPr>
@@ -14851,6 +15585,7 @@
     </w:tblStylePr>
     <w:tblStylePr w:type="lastRow">
       <w:rPr>
+        <w:rFonts w:eastAsia="黑体"/>
         <w:b/>
         <w:bCs/>
         <w:color w:themeColor="text1" w:val="000000"/>
@@ -14862,6 +15597,7 @@
     </w:tblStylePr>
     <w:tblStylePr w:type="firstCol">
       <w:rPr>
+        <w:rFonts w:eastAsia="黑体"/>
         <w:color w:themeColor="background1" w:val="FFFFFF"/>
       </w:rPr>
       <w:tblPr/>
@@ -14871,6 +15607,7 @@
     </w:tblStylePr>
     <w:tblStylePr w:type="lastCol">
       <w:rPr>
+        <w:rFonts w:eastAsia="黑体"/>
         <w:color w:themeColor="background1" w:val="FFFFFF"/>
       </w:rPr>
       <w:tblPr/>
@@ -14900,6 +15637,7 @@
       <w:spacing w:after="0" w:line="240" w:lineRule="auto"/>
     </w:pPr>
     <w:rPr>
+      <w:rFonts w:eastAsia="黑体"/>
       <w:color w:themeColor="text1" w:val="000000"/>
     </w:rPr>
     <w:tblPr>
@@ -14921,6 +15659,7 @@
     </w:tcPr>
     <w:tblStylePr w:type="firstRow">
       <w:rPr>
+        <w:rFonts w:eastAsia="黑体"/>
         <w:b/>
         <w:bCs/>
       </w:rPr>
@@ -14931,6 +15670,7 @@
     </w:tblStylePr>
     <w:tblStylePr w:type="lastRow">
       <w:rPr>
+        <w:rFonts w:eastAsia="黑体"/>
         <w:b/>
         <w:bCs/>
         <w:color w:themeColor="text1" w:val="000000"/>
@@ -14942,6 +15682,7 @@
     </w:tblStylePr>
     <w:tblStylePr w:type="firstCol">
       <w:rPr>
+        <w:rFonts w:eastAsia="黑体"/>
         <w:color w:themeColor="background1" w:val="FFFFFF"/>
       </w:rPr>
       <w:tblPr/>
@@ -14951,6 +15692,7 @@
     </w:tblStylePr>
     <w:tblStylePr w:type="lastCol">
       <w:rPr>
+        <w:rFonts w:eastAsia="黑体"/>
         <w:color w:themeColor="background1" w:val="FFFFFF"/>
       </w:rPr>
       <w:tblPr/>
@@ -14980,6 +15722,7 @@
       <w:spacing w:after="0" w:line="240" w:lineRule="auto"/>
     </w:pPr>
     <w:rPr>
+      <w:rFonts w:eastAsia="黑体"/>
       <w:color w:themeColor="text1" w:val="000000"/>
     </w:rPr>
     <w:tblPr>
@@ -15001,6 +15744,7 @@
     </w:tcPr>
     <w:tblStylePr w:type="firstRow">
       <w:rPr>
+        <w:rFonts w:eastAsia="黑体"/>
         <w:b/>
         <w:bCs/>
       </w:rPr>
@@ -15011,6 +15755,7 @@
     </w:tblStylePr>
     <w:tblStylePr w:type="lastRow">
       <w:rPr>
+        <w:rFonts w:eastAsia="黑体"/>
         <w:b/>
         <w:bCs/>
         <w:color w:themeColor="text1" w:val="000000"/>
@@ -15022,6 +15767,7 @@
     </w:tblStylePr>
     <w:tblStylePr w:type="firstCol">
       <w:rPr>
+        <w:rFonts w:eastAsia="黑体"/>
         <w:color w:themeColor="background1" w:val="FFFFFF"/>
       </w:rPr>
       <w:tblPr/>
@@ -15031,6 +15777,7 @@
     </w:tblStylePr>
     <w:tblStylePr w:type="lastCol">
       <w:rPr>
+        <w:rFonts w:eastAsia="黑体"/>
         <w:color w:themeColor="background1" w:val="FFFFFF"/>
       </w:rPr>
       <w:tblPr/>
@@ -15060,6 +15807,7 @@
       <w:spacing w:after="0" w:line="240" w:lineRule="auto"/>
     </w:pPr>
     <w:rPr>
+      <w:rFonts w:eastAsia="黑体"/>
       <w:color w:themeColor="text1" w:val="000000"/>
     </w:rPr>
     <w:tblPr>
@@ -15081,6 +15829,7 @@
     </w:tcPr>
     <w:tblStylePr w:type="firstRow">
       <w:rPr>
+        <w:rFonts w:eastAsia="黑体"/>
         <w:b/>
         <w:bCs/>
       </w:rPr>
@@ -15091,6 +15840,7 @@
     </w:tblStylePr>
     <w:tblStylePr w:type="lastRow">
       <w:rPr>
+        <w:rFonts w:eastAsia="黑体"/>
         <w:b/>
         <w:bCs/>
         <w:color w:themeColor="text1" w:val="000000"/>
@@ -15102,6 +15852,7 @@
     </w:tblStylePr>
     <w:tblStylePr w:type="firstCol">
       <w:rPr>
+        <w:rFonts w:eastAsia="黑体"/>
         <w:color w:themeColor="background1" w:val="FFFFFF"/>
       </w:rPr>
       <w:tblPr/>
@@ -15111,6 +15862,7 @@
     </w:tblStylePr>
     <w:tblStylePr w:type="lastCol">
       <w:rPr>
+        <w:rFonts w:eastAsia="黑体"/>
         <w:color w:themeColor="background1" w:val="FFFFFF"/>
       </w:rPr>
       <w:tblPr/>
@@ -15140,6 +15892,7 @@
       <w:spacing w:after="0" w:line="240" w:lineRule="auto"/>
     </w:pPr>
     <w:rPr>
+      <w:rFonts w:eastAsia="黑体"/>
       <w:color w:themeColor="text1" w:val="000000"/>
     </w:rPr>
     <w:tblPr>
@@ -15161,6 +15914,7 @@
     </w:tcPr>
     <w:tblStylePr w:type="firstRow">
       <w:rPr>
+        <w:rFonts w:eastAsia="黑体"/>
         <w:b/>
         <w:bCs/>
       </w:rPr>
@@ -15171,6 +15925,7 @@
     </w:tblStylePr>
     <w:tblStylePr w:type="lastRow">
       <w:rPr>
+        <w:rFonts w:eastAsia="黑体"/>
         <w:b/>
         <w:bCs/>
         <w:color w:themeColor="text1" w:val="000000"/>
@@ -15182,6 +15937,7 @@
     </w:tblStylePr>
     <w:tblStylePr w:type="firstCol">
       <w:rPr>
+        <w:rFonts w:eastAsia="黑体"/>
         <w:color w:themeColor="background1" w:val="FFFFFF"/>
       </w:rPr>
       <w:tblPr/>
@@ -15191,6 +15947,7 @@
     </w:tblStylePr>
     <w:tblStylePr w:type="lastCol">
       <w:rPr>
+        <w:rFonts w:eastAsia="黑体"/>
         <w:color w:themeColor="background1" w:val="FFFFFF"/>
       </w:rPr>
       <w:tblPr/>
@@ -15220,6 +15977,7 @@
       <w:spacing w:after="0" w:line="240" w:lineRule="auto"/>
     </w:pPr>
     <w:rPr>
+      <w:rFonts w:eastAsia="黑体"/>
       <w:color w:themeColor="text1" w:val="000000"/>
     </w:rPr>
     <w:tblPr>
@@ -15241,6 +15999,7 @@
     </w:tcPr>
     <w:tblStylePr w:type="firstRow">
       <w:rPr>
+        <w:rFonts w:eastAsia="黑体"/>
         <w:b/>
         <w:bCs/>
       </w:rPr>
@@ -15251,6 +16010,7 @@
     </w:tblStylePr>
     <w:tblStylePr w:type="lastRow">
       <w:rPr>
+        <w:rFonts w:eastAsia="黑体"/>
         <w:b/>
         <w:bCs/>
         <w:color w:themeColor="text1" w:val="000000"/>
@@ -15262,6 +16022,7 @@
     </w:tblStylePr>
     <w:tblStylePr w:type="firstCol">
       <w:rPr>
+        <w:rFonts w:eastAsia="黑体"/>
         <w:color w:themeColor="background1" w:val="FFFFFF"/>
       </w:rPr>
       <w:tblPr/>
@@ -15271,6 +16032,7 @@
     </w:tblStylePr>
     <w:tblStylePr w:type="lastCol">
       <w:rPr>
+        <w:rFonts w:eastAsia="黑体"/>
         <w:color w:themeColor="background1" w:val="FFFFFF"/>
       </w:rPr>
       <w:tblPr/>
@@ -15303,6 +16065,7 @@
     <w:name w:val="KeywordTok"/>
     <w:basedOn w:val="VerbatimChar"/>
     <w:rPr>
+      <w:rFonts w:eastAsia="黑体"/>
       <w:b/>
       <w:color w:val="007020"/>
     </w:rPr>
@@ -15311,6 +16074,7 @@
     <w:name w:val="DataTypeTok"/>
     <w:basedOn w:val="VerbatimChar"/>
     <w:rPr>
+      <w:rFonts w:eastAsia="黑体"/>
       <w:color w:val="902000"/>
     </w:rPr>
   </w:style>
@@ -15318,6 +16082,7 @@
     <w:name w:val="DecValTok"/>
     <w:basedOn w:val="VerbatimChar"/>
     <w:rPr>
+      <w:rFonts w:eastAsia="黑体"/>
       <w:color w:val="40a070"/>
     </w:rPr>
   </w:style>
@@ -15325,6 +16090,7 @@
     <w:name w:val="BaseNTok"/>
     <w:basedOn w:val="VerbatimChar"/>
     <w:rPr>
+      <w:rFonts w:eastAsia="黑体"/>
       <w:color w:val="40a070"/>
     </w:rPr>
   </w:style>
@@ -15332,6 +16098,7 @@
     <w:name w:val="FloatTok"/>
     <w:basedOn w:val="VerbatimChar"/>
     <w:rPr>
+      <w:rFonts w:eastAsia="黑体"/>
       <w:color w:val="40a070"/>
     </w:rPr>
   </w:style>
@@ -15339,6 +16106,7 @@
     <w:name w:val="ConstantTok"/>
     <w:basedOn w:val="VerbatimChar"/>
     <w:rPr>
+      <w:rFonts w:eastAsia="黑体"/>
       <w:color w:val="880000"/>
     </w:rPr>
   </w:style>
@@ -15346,6 +16114,7 @@
     <w:name w:val="CharTok"/>
     <w:basedOn w:val="VerbatimChar"/>
     <w:rPr>
+      <w:rFonts w:eastAsia="黑体"/>
       <w:color w:val="4070a0"/>
     </w:rPr>
   </w:style>
@@ -15353,6 +16122,7 @@
     <w:name w:val="SpecialCharTok"/>
     <w:basedOn w:val="VerbatimChar"/>
     <w:rPr>
+      <w:rFonts w:eastAsia="黑体"/>
       <w:color w:val="4070a0"/>
     </w:rPr>
   </w:style>
@@ -15360,6 +16130,7 @@
     <w:name w:val="StringTok"/>
     <w:basedOn w:val="VerbatimChar"/>
     <w:rPr>
+      <w:rFonts w:eastAsia="黑体"/>
       <w:color w:val="4070a0"/>
     </w:rPr>
   </w:style>
@@ -15367,6 +16138,7 @@
     <w:name w:val="VerbatimStringTok"/>
     <w:basedOn w:val="VerbatimChar"/>
     <w:rPr>
+      <w:rFonts w:eastAsia="黑体"/>
       <w:color w:val="4070a0"/>
     </w:rPr>
   </w:style>
@@ -15374,6 +16146,7 @@
     <w:name w:val="SpecialStringTok"/>
     <w:basedOn w:val="VerbatimChar"/>
     <w:rPr>
+      <w:rFonts w:eastAsia="黑体"/>
       <w:color w:val="bb6688"/>
     </w:rPr>
   </w:style>
@@ -15381,6 +16154,7 @@
     <w:name w:val="ImportTok"/>
     <w:basedOn w:val="VerbatimChar"/>
     <w:rPr>
+      <w:rFonts w:eastAsia="黑体"/>
       <w:b/>
       <w:color w:val="008000"/>
     </w:rPr>
@@ -15389,6 +16163,7 @@
     <w:name w:val="CommentTok"/>
     <w:basedOn w:val="VerbatimChar"/>
     <w:rPr>
+      <w:rFonts w:eastAsia="黑体"/>
       <w:i/>
       <w:color w:val="60a0b0"/>
     </w:rPr>
@@ -15397,6 +16172,7 @@
     <w:name w:val="DocumentationTok"/>
     <w:basedOn w:val="VerbatimChar"/>
     <w:rPr>
+      <w:rFonts w:eastAsia="黑体"/>
       <w:i/>
       <w:color w:val="ba2121"/>
     </w:rPr>
@@ -15405,6 +16181,7 @@
     <w:name w:val="AnnotationTok"/>
     <w:basedOn w:val="VerbatimChar"/>
     <w:rPr>
+      <w:rFonts w:eastAsia="黑体"/>
       <w:b/>
       <w:i/>
       <w:color w:val="60a0b0"/>
@@ -15414,6 +16191,7 @@
     <w:name w:val="CommentVarTok"/>
     <w:basedOn w:val="VerbatimChar"/>
     <w:rPr>
+      <w:rFonts w:eastAsia="黑体"/>
       <w:b/>
       <w:i/>
       <w:color w:val="60a0b0"/>
@@ -15423,6 +16201,7 @@
     <w:name w:val="OtherTok"/>
     <w:basedOn w:val="VerbatimChar"/>
     <w:rPr>
+      <w:rFonts w:eastAsia="黑体"/>
       <w:color w:val="007020"/>
     </w:rPr>
   </w:style>
@@ -15430,6 +16209,7 @@
     <w:name w:val="FunctionTok"/>
     <w:basedOn w:val="VerbatimChar"/>
     <w:rPr>
+      <w:rFonts w:eastAsia="黑体"/>
       <w:color w:val="06287e"/>
     </w:rPr>
   </w:style>
@@ -15437,6 +16217,7 @@
     <w:name w:val="VariableTok"/>
     <w:basedOn w:val="VerbatimChar"/>
     <w:rPr>
+      <w:rFonts w:eastAsia="黑体"/>
       <w:color w:val="19177c"/>
     </w:rPr>
   </w:style>
@@ -15444,6 +16225,7 @@
     <w:name w:val="ControlFlowTok"/>
     <w:basedOn w:val="VerbatimChar"/>
     <w:rPr>
+      <w:rFonts w:eastAsia="黑体"/>
       <w:b/>
       <w:color w:val="007020"/>
     </w:rPr>
@@ -15452,6 +16234,7 @@
     <w:name w:val="OperatorTok"/>
     <w:basedOn w:val="VerbatimChar"/>
     <w:rPr>
+      <w:rFonts w:eastAsia="黑体"/>
       <w:color w:val="666666"/>
     </w:rPr>
   </w:style>
@@ -15459,18 +16242,22 @@
     <w:name w:val="BuiltInTok"/>
     <w:basedOn w:val="VerbatimChar"/>
     <w:rPr>
+      <w:rFonts w:eastAsia="黑体"/>
       <w:color w:val="008000"/>
     </w:rPr>
   </w:style>
   <w:style w:type="character" w:customStyle="1" w:styleId="ExtensionTok">
     <w:name w:val="ExtensionTok"/>
     <w:basedOn w:val="VerbatimChar"/>
-    <w:rPr/>
+    <w:rPr>
+      <w:rFonts w:eastAsia="黑体"/>
+    </w:rPr>
   </w:style>
   <w:style w:type="character" w:customStyle="1" w:styleId="PreprocessorTok">
     <w:name w:val="PreprocessorTok"/>
     <w:basedOn w:val="VerbatimChar"/>
     <w:rPr>
+      <w:rFonts w:eastAsia="黑体"/>
       <w:color w:val="bc7a00"/>
     </w:rPr>
   </w:style>
@@ -15478,18 +16265,22 @@
     <w:name w:val="AttributeTok"/>
     <w:basedOn w:val="VerbatimChar"/>
     <w:rPr>
+      <w:rFonts w:eastAsia="黑体"/>
       <w:color w:val="7d9029"/>
     </w:rPr>
   </w:style>
   <w:style w:type="character" w:customStyle="1" w:styleId="RegionMarkerTok">
     <w:name w:val="RegionMarkerTok"/>
     <w:basedOn w:val="VerbatimChar"/>
-    <w:rPr/>
+    <w:rPr>
+      <w:rFonts w:eastAsia="黑体"/>
+    </w:rPr>
   </w:style>
   <w:style w:type="character" w:customStyle="1" w:styleId="InformationTok">
     <w:name w:val="InformationTok"/>
     <w:basedOn w:val="VerbatimChar"/>
     <w:rPr>
+      <w:rFonts w:eastAsia="黑体"/>
       <w:b/>
       <w:i/>
       <w:color w:val="60a0b0"/>
@@ -15499,6 +16290,7 @@
     <w:name w:val="WarningTok"/>
     <w:basedOn w:val="VerbatimChar"/>
     <w:rPr>
+      <w:rFonts w:eastAsia="黑体"/>
       <w:b/>
       <w:i/>
       <w:color w:val="60a0b0"/>
@@ -15508,6 +16300,7 @@
     <w:name w:val="AlertTok"/>
     <w:basedOn w:val="VerbatimChar"/>
     <w:rPr>
+      <w:rFonts w:eastAsia="黑体"/>
       <w:b/>
       <w:color w:val="ff0000"/>
     </w:rPr>
@@ -15516,6 +16309,7 @@
     <w:name w:val="ErrorTok"/>
     <w:basedOn w:val="VerbatimChar"/>
     <w:rPr>
+      <w:rFonts w:eastAsia="黑体"/>
       <w:b/>
       <w:color w:val="ff0000"/>
     </w:rPr>
@@ -15523,7 +16317,9 @@
   <w:style w:type="character" w:customStyle="1" w:styleId="NormalTok">
     <w:name w:val="NormalTok"/>
     <w:basedOn w:val="VerbatimChar"/>
-    <w:rPr/>
+    <w:rPr>
+      <w:rFonts w:eastAsia="黑体"/>
+    </w:rPr>
   </w:style>
 </w:styles>
 </file>
@@ -15572,12 +16368,12 @@
     <a:fontScheme name="Office">
       <a:majorFont>
         <a:latin typeface="Calibri"/>
-        <a:ea typeface=""/>
+        <a:ea typeface="黑体"/>
         <a:cs typeface=""/>
         <a:font script="Jpan" typeface="ＭＳ ゴシック"/>
         <a:font script="Hang" typeface="맑은 고딕"/>
-        <a:font script="Hans" typeface="宋体"/>
-        <a:font script="Hant" typeface="新細明體"/>
+        <a:font script="Hans" typeface="黑体"/>
+        <a:font script="Hant" typeface="黑体"/>
         <a:font script="Arab" typeface="Times New Roman"/>
         <a:font script="Hebr" typeface="Times New Roman"/>
         <a:font script="Thai" typeface="Angsana New"/>
@@ -15607,12 +16403,12 @@
       </a:majorFont>
       <a:minorFont>
         <a:latin typeface="Cambria"/>
-        <a:ea typeface=""/>
+        <a:ea typeface="黑体"/>
         <a:cs typeface=""/>
         <a:font script="Jpan" typeface="ＭＳ 明朝"/>
         <a:font script="Hang" typeface="맑은 고딕"/>
-        <a:font script="Hans" typeface="宋体"/>
-        <a:font script="Hant" typeface="新細明體"/>
+        <a:font script="Hans" typeface="黑体"/>
+        <a:font script="Hant" typeface="黑体"/>
         <a:font script="Arab" typeface="Arial"/>
         <a:font script="Hebr" typeface="Arial"/>
         <a:font script="Thai" typeface="Cordia New"/>

--- a/03-振荡电路/01-RC振荡器/双T振荡器/双T振荡器.docx
+++ b/03-振荡电路/01-RC振荡器/双T振荡器/双T振荡器.docx
@@ -3297,7 +3297,7 @@
           <w:color w:val="555555"/>
           <w:sz w:val="21"/>
         </w:rPr>
-        <w:t>材料收集者：杜文杰，WX手机：19519196569，QQ:3478827729</w:t>
+        <w:t>材料收集者：杜文杰，微信/手机：19519196569，QQ:3478827729</w:t>
       </w:r>
     </w:p>
     <w:sectPr>
